--- a/examples/real/fixtures/paper.msoffice-resaved.docx
+++ b/examples/real/fixtures/paper.msoffice-resaved.docx
@@ -4,7 +4,7 @@
   <w:body>
     <w:sdt>
       <w:sdtPr>
-        <w:tag w:val="ox:931739e9-5c3e-5a94-a161-c6551cbee3ad"/>
+        <w:tag w:val="mleaf:931739e9-5c3e-5a94-a161-c6551cbee3ad"/>
         <w:id w:val="975576980"/>
       </w:sdtPr>
       <w:sdtContent>
@@ -21,7 +21,7 @@
     </w:sdt>
     <w:sdt>
       <w:sdtPr>
-        <w:tag w:val="ox:93f104c1-e11b-5c2e-9085-76836fbe157e"/>
+        <w:tag w:val="mleaf:93f104c1-e11b-5c2e-9085-76836fbe157e"/>
         <w:id w:val="-846331968"/>
       </w:sdtPr>
       <w:sdtContent>
@@ -135,7 +135,7 @@
     </w:sdt>
     <w:sdt>
       <w:sdtPr>
-        <w:tag w:val="ox:349d1819-808c-56b8-a4d6-30aa5d5e822d"/>
+        <w:tag w:val="mleaf:349d1819-808c-56b8-a4d6-30aa5d5e822d"/>
         <w:id w:val="-947472928"/>
       </w:sdtPr>
       <w:sdtContent>
@@ -148,7 +148,7 @@
     </w:sdt>
     <w:sdt>
       <w:sdtPr>
-        <w:tag w:val="ox:2515be42-36ee-533e-a225-b68d70df89d0"/>
+        <w:tag w:val="mleaf:2515be42-36ee-533e-a225-b68d70df89d0"/>
         <w:id w:val="-1542506533"/>
       </w:sdtPr>
       <w:sdtContent>
@@ -212,7 +212,7 @@
     </w:sdt>
     <w:sdt>
       <w:sdtPr>
-        <w:tag w:val="ox:2e5c33d4-e0b7-56a7-9613-b21b1f1b8c3e"/>
+        <w:tag w:val="mleaf:2e5c33d4-e0b7-56a7-9613-b21b1f1b8c3e"/>
         <w:id w:val="777920858"/>
       </w:sdtPr>
       <w:sdtContent>
@@ -225,7 +225,7 @@
     </w:sdt>
     <w:sdt>
       <w:sdtPr>
-        <w:tag w:val="ox:f371fe31-9ef1-5fe3-8e14-feb5160bcadd"/>
+        <w:tag w:val="mleaf:f371fe31-9ef1-5fe3-8e14-feb5160bcadd"/>
         <w:id w:val="-1078598555"/>
       </w:sdtPr>
       <w:sdtContent>
@@ -271,7 +271,7 @@
     </w:sdt>
     <w:sdt>
       <w:sdtPr>
-        <w:tag w:val="ox:da90334a-88c9-538c-941f-af503b5ebccb"/>
+        <w:tag w:val="mleaf:da90334a-88c9-538c-941f-af503b5ebccb"/>
         <w:id w:val="1741210886"/>
       </w:sdtPr>
       <w:sdtContent>
@@ -316,7 +316,7 @@
           </w:tcPr>
           <w:sdt>
             <w:sdtPr>
-              <w:tag w:val="ox:704e5d29-6f94-5203-8011-7287043ae85c"/>
+              <w:tag w:val="mleaf:704e5d29-6f94-5203-8011-7287043ae85c"/>
               <w:id w:val="-889800393"/>
             </w:sdtPr>
             <w:sdtContent>
@@ -425,7 +425,7 @@
     </w:tbl>
     <w:sdt>
       <w:sdtPr>
-        <w:tag w:val="ox:178aea1e-b753-551b-9eaa-a2eebe02d0b0"/>
+        <w:tag w:val="mleaf:178aea1e-b753-551b-9eaa-a2eebe02d0b0"/>
         <w:id w:val="-611819321"/>
       </w:sdtPr>
       <w:sdtContent>
@@ -445,7 +445,7 @@
     </w:sdt>
     <w:sdt>
       <w:sdtPr>
-        <w:tag w:val="ox:f2cf87aa-168c-5629-9901-4f603de7f800"/>
+        <w:tag w:val="mleaf:f2cf87aa-168c-5629-9901-4f603de7f800"/>
         <w:id w:val="327718409"/>
       </w:sdtPr>
       <w:sdtContent>
@@ -462,7 +462,7 @@
     </w:sdt>
     <w:sdt>
       <w:sdtPr>
-        <w:tag w:val="ox:5d997271-76d5-5b8f-bced-8b6a6a47384d"/>
+        <w:tag w:val="mleaf:5d997271-76d5-5b8f-bced-8b6a6a47384d"/>
         <w:id w:val="868425553"/>
       </w:sdtPr>
       <w:sdtContent>
@@ -505,7 +505,7 @@
     </w:sdt>
     <w:sdt>
       <w:sdtPr>
-        <w:tag w:val="ox:5b310732-ac8a-51ae-8652-1589597533ed"/>
+        <w:tag w:val="mleaf:5b310732-ac8a-51ae-8652-1589597533ed"/>
         <w:id w:val="-1165472923"/>
       </w:sdtPr>
       <w:sdtContent>
@@ -518,7 +518,7 @@
     </w:sdt>
     <w:sdt>
       <w:sdtPr>
-        <w:tag w:val="ox:ccfe9b5b-8ee1-51b5-9797-b4130937f0ae"/>
+        <w:tag w:val="mleaf:ccfe9b5b-8ee1-51b5-9797-b4130937f0ae"/>
         <w:id w:val="-1535193548"/>
       </w:sdtPr>
       <w:sdtContent>
@@ -625,7 +625,7 @@
     </w:sdt>
     <w:sdt>
       <w:sdtPr>
-        <w:tag w:val="ox:11329549-e12c-5d20-8610-b5401034358a"/>
+        <w:tag w:val="mleaf:11329549-e12c-5d20-8610-b5401034358a"/>
         <w:id w:val="-63492048"/>
       </w:sdtPr>
       <w:sdtContent>
@@ -638,7 +638,7 @@
     </w:sdt>
     <w:sdt>
       <w:sdtPr>
-        <w:tag w:val="ox:d257e77b-331d-5ca0-b86e-70242b005d59"/>
+        <w:tag w:val="mleaf:d257e77b-331d-5ca0-b86e-70242b005d59"/>
         <w:id w:val="-1823908"/>
       </w:sdtPr>
       <w:sdtContent>
@@ -655,7 +655,7 @@
     </w:sdt>
     <w:sdt>
       <w:sdtPr>
-        <w:tag w:val="ox:ea4e3afb-1f9b-5023-96e7-0dcb92db9c79"/>
+        <w:tag w:val="mleaf:ea4e3afb-1f9b-5023-96e7-0dcb92db9c79"/>
         <w:id w:val="-1365048897"/>
       </w:sdtPr>
       <w:sdtContent>
@@ -680,7 +680,7 @@
     </w:sdt>
     <w:sdt>
       <w:sdtPr>
-        <w:tag w:val="ox:5e06f096-9dbe-521d-9b73-6c6870c72079"/>
+        <w:tag w:val="mleaf:5e06f096-9dbe-521d-9b73-6c6870c72079"/>
         <w:id w:val="1282083638"/>
       </w:sdtPr>
       <w:sdtContent>
@@ -758,7 +758,7 @@
     </w:sdt>
     <w:sdt>
       <w:sdtPr>
-        <w:tag w:val="ox:2268ae80-fb1b-5f53-b0d3-0c44477e2ef4"/>
+        <w:tag w:val="mleaf:2268ae80-fb1b-5f53-b0d3-0c44477e2ef4"/>
         <w:id w:val="1543631152"/>
       </w:sdtPr>
       <w:sdtContent>
@@ -779,7 +779,7 @@
     </w:sdt>
     <w:sdt>
       <w:sdtPr>
-        <w:tag w:val="ox:8325cd94-e511-59f0-8a85-00d633b98d2c"/>
+        <w:tag w:val="mleaf:8325cd94-e511-59f0-8a85-00d633b98d2c"/>
         <w:id w:val="579259472"/>
       </w:sdtPr>
       <w:sdtContent>
@@ -800,7 +800,7 @@
     </w:sdt>
     <w:sdt>
       <w:sdtPr>
-        <w:tag w:val="ox:1b2c3f3f-4856-58c3-a1f5-8e76346aa35c"/>
+        <w:tag w:val="mleaf:1b2c3f3f-4856-58c3-a1f5-8e76346aa35c"/>
         <w:id w:val="2071455443"/>
       </w:sdtPr>
       <w:sdtContent>
@@ -833,7 +833,7 @@
     </w:sdt>
     <w:sdt>
       <w:sdtPr>
-        <w:tag w:val="ox:588a7aa8-b3f6-57ec-8c56-7fcb044d3fbb"/>
+        <w:tag w:val="mleaf:588a7aa8-b3f6-57ec-8c56-7fcb044d3fbb"/>
         <w:id w:val="-2019683300"/>
       </w:sdtPr>
       <w:sdtContent>
@@ -854,7 +854,7 @@
     </w:sdt>
     <w:sdt>
       <w:sdtPr>
-        <w:tag w:val="ox:d33cd6c1-75fe-5524-8cf1-0372ee819a71"/>
+        <w:tag w:val="mleaf:d33cd6c1-75fe-5524-8cf1-0372ee819a71"/>
         <w:id w:val="-718821135"/>
       </w:sdtPr>
       <w:sdtContent>
@@ -875,7 +875,7 @@
     </w:sdt>
     <w:sdt>
       <w:sdtPr>
-        <w:tag w:val="ox:ddcaa4ad-f5a4-5442-b3b5-f449a4b82461"/>
+        <w:tag w:val="mleaf:ddcaa4ad-f5a4-5442-b3b5-f449a4b82461"/>
         <w:id w:val="-1894958281"/>
       </w:sdtPr>
       <w:sdtContent>
@@ -905,7 +905,7 @@
     </w:sdt>
     <w:sdt>
       <w:sdtPr>
-        <w:tag w:val="ox:b08d3b48-21d7-58a6-856e-dec23987132a"/>
+        <w:tag w:val="mleaf:b08d3b48-21d7-58a6-856e-dec23987132a"/>
         <w:id w:val="105012473"/>
       </w:sdtPr>
       <w:sdtContent>
@@ -920,7 +920,7 @@
     </w:sdt>
     <w:sdt>
       <w:sdtPr>
-        <w:tag w:val="ox:aefc2724-f8da-506e-98ed-49c5f6a61123"/>
+        <w:tag w:val="mleaf:aefc2724-f8da-506e-98ed-49c5f6a61123"/>
         <w:id w:val="384459145"/>
       </w:sdtPr>
       <w:sdtContent>
@@ -936,7 +936,7 @@
     </w:sdt>
     <w:sdt>
       <w:sdtPr>
-        <w:tag w:val="ox:a7ce6bdb-349f-5927-b0d6-b0a47bebb0c2"/>
+        <w:tag w:val="mleaf:a7ce6bdb-349f-5927-b0d6-b0a47bebb0c2"/>
         <w:id w:val="582037002"/>
       </w:sdtPr>
       <w:sdtContent>
@@ -963,7 +963,7 @@
     </w:sdt>
     <w:sdt>
       <w:sdtPr>
-        <w:tag w:val="ox:c7c8df30-b699-5312-a9a0-6ff907f2a73f"/>
+        <w:tag w:val="mleaf:c7c8df30-b699-5312-a9a0-6ff907f2a73f"/>
         <w:id w:val="-1930185399"/>
       </w:sdtPr>
       <w:sdtContent>
@@ -993,7 +993,7 @@
     </w:sdt>
     <w:sdt>
       <w:sdtPr>
-        <w:tag w:val="ox:c804f5f8-a77b-54b6-840b-dc7cca8c6659"/>
+        <w:tag w:val="mleaf:c804f5f8-a77b-54b6-840b-dc7cca8c6659"/>
         <w:id w:val="573861815"/>
       </w:sdtPr>
       <w:sdtContent>
@@ -1010,7 +1010,7 @@
     </w:sdt>
     <w:sdt>
       <w:sdtPr>
-        <w:tag w:val="ox:1c3677f8-c9ec-568d-b160-9bbaafc770ed"/>
+        <w:tag w:val="mleaf:1c3677f8-c9ec-568d-b160-9bbaafc770ed"/>
         <w:id w:val="495543430"/>
       </w:sdtPr>
       <w:sdtContent>
@@ -1124,7 +1124,7 @@
     </w:sdt>
     <w:sdt>
       <w:sdtPr>
-        <w:tag w:val="ox:a66d2def-3c39-57e5-8256-f78ac2d48c33"/>
+        <w:tag w:val="mleaf:a66d2def-3c39-57e5-8256-f78ac2d48c33"/>
         <w:id w:val="-1366211847"/>
       </w:sdtPr>
       <w:sdtContent>
@@ -1137,7 +1137,7 @@
     </w:sdt>
     <w:sdt>
       <w:sdtPr>
-        <w:tag w:val="ox:0598d535-8c31-5886-84ad-b228d1d63eb3"/>
+        <w:tag w:val="mleaf:0598d535-8c31-5886-84ad-b228d1d63eb3"/>
         <w:id w:val="-1681183999"/>
       </w:sdtPr>
       <w:sdtContent>
@@ -1204,7 +1204,7 @@
     </w:sdt>
     <w:sdt>
       <w:sdtPr>
-        <w:tag w:val="ox:fb9e9c93-edb9-5299-a238-9eef47bdf9e7"/>
+        <w:tag w:val="mleaf:fb9e9c93-edb9-5299-a238-9eef47bdf9e7"/>
         <w:id w:val="548109636"/>
       </w:sdtPr>
       <w:sdtContent>
@@ -1228,7 +1228,7 @@
     </w:sdt>
     <w:sdt>
       <w:sdtPr>
-        <w:tag w:val="ox:f0c5f4fd-bc25-5ce3-9181-5bc43d70b490"/>
+        <w:tag w:val="mleaf:f0c5f4fd-bc25-5ce3-9181-5bc43d70b490"/>
         <w:id w:val="-146131161"/>
       </w:sdtPr>
       <w:sdtContent>
@@ -1444,7 +1444,7 @@
     </w:sdt>
     <w:sdt>
       <w:sdtPr>
-        <w:tag w:val="ox:b710c870-2018-5df6-883d-2e6f7cdbbfc8"/>
+        <w:tag w:val="mleaf:b710c870-2018-5df6-883d-2e6f7cdbbfc8"/>
         <w:id w:val="633611520"/>
       </w:sdtPr>
       <w:sdtContent>
@@ -1457,7 +1457,7 @@
     </w:sdt>
     <w:sdt>
       <w:sdtPr>
-        <w:tag w:val="ox:06a79659-6cae-5b7e-b61f-107eb4447734"/>
+        <w:tag w:val="mleaf:06a79659-6cae-5b7e-b61f-107eb4447734"/>
         <w:id w:val="-1357038035"/>
       </w:sdtPr>
       <w:sdtContent>
@@ -1466,7 +1466,7 @@
     </w:sdt>
     <w:sdt>
       <w:sdtPr>
-        <w:tag w:val="ox:a794afa1-3712-5ab7-a093-ed765e63f700"/>
+        <w:tag w:val="mleaf:a794afa1-3712-5ab7-a093-ed765e63f700"/>
         <w:id w:val="-1645119055"/>
       </w:sdtPr>
       <w:sdtContent>
@@ -1526,7 +1526,7 @@
           </w:tcPr>
           <w:sdt>
             <w:sdtPr>
-              <w:tag w:val="ox:24f67ce6-d3c7-5e23-ad6e-8e366f95100b"/>
+              <w:tag w:val="mleaf:24f67ce6-d3c7-5e23-ad6e-8e366f95100b"/>
               <w:id w:val="-658540072"/>
             </w:sdtPr>
             <w:sdtContent>
@@ -1765,7 +1765,7 @@
     </w:tbl>
     <w:sdt>
       <w:sdtPr>
-        <w:tag w:val="ox:a80576a0-cc4d-519f-81db-8812866db805"/>
+        <w:tag w:val="mleaf:a80576a0-cc4d-519f-81db-8812866db805"/>
         <w:id w:val="-1339997976"/>
       </w:sdtPr>
       <w:sdtContent>
@@ -1778,7 +1778,7 @@
     </w:sdt>
     <w:sdt>
       <w:sdtPr>
-        <w:tag w:val="ox:83619c1e-89e0-504c-8332-95ffd374c462"/>
+        <w:tag w:val="mleaf:83619c1e-89e0-504c-8332-95ffd374c462"/>
         <w:id w:val="1358931039"/>
       </w:sdtPr>
       <w:sdtContent>
@@ -1797,7 +1797,7 @@
     </w:sdt>
     <w:sdt>
       <w:sdtPr>
-        <w:tag w:val="ox:a666daf6-61df-5fc3-b500-ebc92f012b42"/>
+        <w:tag w:val="mleaf:a666daf6-61df-5fc3-b500-ebc92f012b42"/>
         <w:id w:val="532998010"/>
       </w:sdtPr>
       <w:sdtContent>
@@ -3308,7 +3308,7 @@
     </w:sdt>
     <w:sdt>
       <w:sdtPr>
-        <w:tag w:val="ox:a64d6073-9561-5fc0-a304-05c53ac0e0cf"/>
+        <w:tag w:val="mleaf:a64d6073-9561-5fc0-a304-05c53ac0e0cf"/>
         <w:id w:val="-1651519949"/>
       </w:sdtPr>
       <w:sdtContent>
@@ -3344,7 +3344,7 @@
     </w:sdt>
     <w:sdt>
       <w:sdtPr>
-        <w:tag w:val="ox:d56d2eb3-9cae-52df-b77f-aed3bf591772"/>
+        <w:tag w:val="mleaf:d56d2eb3-9cae-52df-b77f-aed3bf591772"/>
         <w:id w:val="-768240488"/>
       </w:sdtPr>
       <w:sdtContent>
@@ -3369,7 +3369,7 @@
     </w:sdt>
     <w:sdt>
       <w:sdtPr>
-        <w:tag w:val="ox:849b6760-ec3c-59ed-8881-f0076d9887e9"/>
+        <w:tag w:val="mleaf:849b6760-ec3c-59ed-8881-f0076d9887e9"/>
         <w:id w:val="-257138186"/>
       </w:sdtPr>
       <w:sdtContent>
@@ -3669,7 +3669,7 @@
     </w:sdt>
     <w:sdt>
       <w:sdtPr>
-        <w:tag w:val="ox:c6c20878-03a7-54bf-bd4d-706362ddf47c"/>
+        <w:tag w:val="mleaf:c6c20878-03a7-54bf-bd4d-706362ddf47c"/>
         <w:id w:val="2031604507"/>
       </w:sdtPr>
       <w:sdtContent>
@@ -3682,7 +3682,7 @@
     </w:sdt>
     <w:sdt>
       <w:sdtPr>
-        <w:tag w:val="ox:f300f209-6b4d-55b8-9579-f7cb08916471"/>
+        <w:tag w:val="mleaf:f300f209-6b4d-55b8-9579-f7cb08916471"/>
         <w:id w:val="376358754"/>
       </w:sdtPr>
       <w:sdtContent>
@@ -3701,7 +3701,7 @@
     </w:sdt>
     <w:sdt>
       <w:sdtPr>
-        <w:tag w:val="ox:26f002be-b058-5d03-801c-118319ad896f"/>
+        <w:tag w:val="mleaf:26f002be-b058-5d03-801c-118319ad896f"/>
         <w:id w:val="1880898556"/>
       </w:sdtPr>
       <w:sdtContent>
@@ -3734,7 +3734,7 @@
     </w:sdt>
     <w:sdt>
       <w:sdtPr>
-        <w:tag w:val="ox:89bcfb96-7aaa-51cb-b362-6b58cb5fdfd5"/>
+        <w:tag w:val="mleaf:89bcfb96-7aaa-51cb-b362-6b58cb5fdfd5"/>
         <w:id w:val="1924995089"/>
       </w:sdtPr>
       <w:sdtContent>
@@ -3789,7 +3789,7 @@
     </w:sdt>
     <w:sdt>
       <w:sdtPr>
-        <w:tag w:val="ox:6719c2b1-3be4-5776-a860-8cc3c3a161e1"/>
+        <w:tag w:val="mleaf:6719c2b1-3be4-5776-a860-8cc3c3a161e1"/>
         <w:id w:val="-1727752229"/>
       </w:sdtPr>
       <w:sdtContent>
@@ -3804,7 +3804,7 @@
     </w:sdt>
     <w:sdt>
       <w:sdtPr>
-        <w:tag w:val="ox:875ddead-7c6c-5db9-9672-d19a882a8361"/>
+        <w:tag w:val="mleaf:875ddead-7c6c-5db9-9672-d19a882a8361"/>
         <w:id w:val="190268524"/>
       </w:sdtPr>
       <w:sdtContent>
@@ -3822,7 +3822,7 @@
     </w:sdt>
     <w:sdt>
       <w:sdtPr>
-        <w:tag w:val="ox:2a9b7dcb-47b3-5025-929e-361883ebc5be"/>
+        <w:tag w:val="mleaf:2a9b7dcb-47b3-5025-929e-361883ebc5be"/>
         <w:id w:val="1038560006"/>
       </w:sdtPr>
       <w:sdtContent>
@@ -3847,7 +3847,7 @@
     </w:sdt>
     <w:sdt>
       <w:sdtPr>
-        <w:tag w:val="ox:22f02065-fac2-582e-b895-18bfd272059b"/>
+        <w:tag w:val="mleaf:22f02065-fac2-582e-b895-18bfd272059b"/>
         <w:id w:val="-436142618"/>
       </w:sdtPr>
       <w:sdtContent>
@@ -3860,7 +3860,7 @@
     </w:sdt>
     <w:sdt>
       <w:sdtPr>
-        <w:tag w:val="ox:33fe07fc-2b4b-5630-b3b0-b01e40fd08c1"/>
+        <w:tag w:val="mleaf:33fe07fc-2b4b-5630-b3b0-b01e40fd08c1"/>
         <w:id w:val="-711647800"/>
       </w:sdtPr>
       <w:sdtContent>
@@ -3900,7 +3900,7 @@
     </w:sdt>
     <w:sdt>
       <w:sdtPr>
-        <w:tag w:val="ox:ddd0e620-63ac-51b0-8a2f-67349b712d66"/>
+        <w:tag w:val="mleaf:ddd0e620-63ac-51b0-8a2f-67349b712d66"/>
         <w:id w:val="-637105445"/>
       </w:sdtPr>
       <w:sdtContent>
@@ -3917,7 +3917,7 @@
     </w:sdt>
     <w:sdt>
       <w:sdtPr>
-        <w:tag w:val="ox:be9e0b89-50b9-55c0-bf20-0940c0d1bb5f"/>
+        <w:tag w:val="mleaf:be9e0b89-50b9-55c0-bf20-0940c0d1bb5f"/>
         <w:id w:val="1387221371"/>
       </w:sdtPr>
       <w:sdtContent>
@@ -3977,7 +3977,7 @@
     </w:sdt>
     <w:sdt>
       <w:sdtPr>
-        <w:tag w:val="ox:17bf0031-834a-50f5-bfbb-cb10821dc5e8"/>
+        <w:tag w:val="mleaf:17bf0031-834a-50f5-bfbb-cb10821dc5e8"/>
         <w:id w:val="1104070897"/>
       </w:sdtPr>
       <w:sdtContent>
@@ -3990,7 +3990,7 @@
     </w:sdt>
     <w:sdt>
       <w:sdtPr>
-        <w:tag w:val="ox:f832ebff-5d3a-53f8-9f56-418797d00f80"/>
+        <w:tag w:val="mleaf:f832ebff-5d3a-53f8-9f56-418797d00f80"/>
         <w:id w:val="911892991"/>
       </w:sdtPr>
       <w:sdtContent>
@@ -4034,7 +4034,7 @@
     </w:sdt>
     <w:sdt>
       <w:sdtPr>
-        <w:tag w:val="ox:1ea07668-2e26-5ca1-9f38-76b6147727e3"/>
+        <w:tag w:val="mleaf:1ea07668-2e26-5ca1-9f38-76b6147727e3"/>
         <w:id w:val="-1176797797"/>
       </w:sdtPr>
       <w:sdtContent>
@@ -4051,7 +4051,7 @@
     </w:sdt>
     <w:sdt>
       <w:sdtPr>
-        <w:tag w:val="ox:346f06e9-8764-5df1-b656-1d1532fd1d5f"/>
+        <w:tag w:val="mleaf:346f06e9-8764-5df1-b656-1d1532fd1d5f"/>
         <w:id w:val="-102342493"/>
       </w:sdtPr>
       <w:sdtContent>
@@ -4076,7 +4076,7 @@
     </w:sdt>
     <w:sdt>
       <w:sdtPr>
-        <w:tag w:val="ox:8ed84fbe-de4a-55e6-bb7c-0c5f55bf5d79"/>
+        <w:tag w:val="mleaf:8ed84fbe-de4a-55e6-bb7c-0c5f55bf5d79"/>
         <w:id w:val="-1555074912"/>
       </w:sdtPr>
       <w:sdtContent>
@@ -4089,7 +4089,7 @@
     </w:sdt>
     <w:sdt>
       <w:sdtPr>
-        <w:tag w:val="ox:1701fe85-1c8d-510c-a681-520c712d72f5"/>
+        <w:tag w:val="mleaf:1701fe85-1c8d-510c-a681-520c712d72f5"/>
         <w:id w:val="308294454"/>
       </w:sdtPr>
       <w:sdtContent>
@@ -4131,7 +4131,7 @@
     </w:sdt>
     <w:sdt>
       <w:sdtPr>
-        <w:tag w:val="ox:f73e7bf0-a133-5ea6-a382-a42b690c292b"/>
+        <w:tag w:val="mleaf:f73e7bf0-a133-5ea6-a382-a42b690c292b"/>
         <w:id w:val="-296678293"/>
       </w:sdtPr>
       <w:sdtContent>
@@ -4144,7 +4144,7 @@
     </w:sdt>
     <w:sdt>
       <w:sdtPr>
-        <w:tag w:val="ox:e8a06248-2c31-59cd-bc5f-87fee942ae69"/>
+        <w:tag w:val="mleaf:e8a06248-2c31-59cd-bc5f-87fee942ae69"/>
         <w:id w:val="-1026405969"/>
       </w:sdtPr>
       <w:sdtContent>
@@ -4248,7 +4248,7 @@
     </w:sdt>
     <w:sdt>
       <w:sdtPr>
-        <w:tag w:val="ox:b0856bd0-d1e1-5ae5-b2d7-5ed332f4c6e4"/>
+        <w:tag w:val="mleaf:b0856bd0-d1e1-5ae5-b2d7-5ed332f4c6e4"/>
         <w:id w:val="35018622"/>
       </w:sdtPr>
       <w:sdtContent>
@@ -4261,7 +4261,7 @@
     </w:sdt>
     <w:sdt>
       <w:sdtPr>
-        <w:tag w:val="ox:9a3faab8-db40-58d0-a98b-5b8a00bbd9bd"/>
+        <w:tag w:val="mleaf:9a3faab8-db40-58d0-a98b-5b8a00bbd9bd"/>
         <w:id w:val="-874927932"/>
       </w:sdtPr>
       <w:sdtContent>
@@ -4280,7 +4280,7 @@
     </w:sdt>
     <w:sdt>
       <w:sdtPr>
-        <w:tag w:val="ox:983ca334-2337-59be-92bb-fda19418ce5e"/>
+        <w:tag w:val="mleaf:983ca334-2337-59be-92bb-fda19418ce5e"/>
         <w:id w:val="-741715917"/>
       </w:sdtPr>
       <w:sdtContent>
@@ -5032,7 +5032,7 @@
     </w:sdt>
     <w:sdt>
       <w:sdtPr>
-        <w:tag w:val="ox:844520b0-7feb-5673-a852-f0858ac63dd5"/>
+        <w:tag w:val="mleaf:844520b0-7feb-5673-a852-f0858ac63dd5"/>
         <w:id w:val="276219454"/>
       </w:sdtPr>
       <w:sdtContent>
@@ -5045,7 +5045,7 @@
     </w:sdt>
     <w:sdt>
       <w:sdtPr>
-        <w:tag w:val="ox:f3a016ca-823e-5923-a2aa-7dd66f2e39a9"/>
+        <w:tag w:val="mleaf:f3a016ca-823e-5923-a2aa-7dd66f2e39a9"/>
         <w:id w:val="-1355341148"/>
       </w:sdtPr>
       <w:sdtContent>
@@ -5064,7 +5064,7 @@
     </w:sdt>
     <w:sdt>
       <w:sdtPr>
-        <w:tag w:val="ox:7e2bfc28-98a1-5933-8c9c-7e93a780c01b"/>
+        <w:tag w:val="mleaf:7e2bfc28-98a1-5933-8c9c-7e93a780c01b"/>
         <w:id w:val="1019045395"/>
       </w:sdtPr>
       <w:sdtContent>
@@ -5284,7 +5284,7 @@
     </w:sdt>
     <w:sdt>
       <w:sdtPr>
-        <w:tag w:val="ox:9fb5c90f-54c3-501c-9bda-f70edfc409aa"/>
+        <w:tag w:val="mleaf:9fb5c90f-54c3-501c-9bda-f70edfc409aa"/>
         <w:id w:val="928625834"/>
       </w:sdtPr>
       <w:sdtContent>
@@ -5297,7 +5297,7 @@
     </w:sdt>
     <w:sdt>
       <w:sdtPr>
-        <w:tag w:val="ox:35b72586-1e30-5da9-bd58-111e16b955eb"/>
+        <w:tag w:val="mleaf:35b72586-1e30-5da9-bd58-111e16b955eb"/>
         <w:id w:val="1027208675"/>
       </w:sdtPr>
       <w:sdtContent>
@@ -5314,7 +5314,7 @@
     </w:sdt>
     <w:sdt>
       <w:sdtPr>
-        <w:tag w:val="ox:0a35dec2-3c12-5dad-a061-31afe17f853b"/>
+        <w:tag w:val="mleaf:0a35dec2-3c12-5dad-a061-31afe17f853b"/>
         <w:id w:val="2040476878"/>
       </w:sdtPr>
       <w:sdtContent>
@@ -5350,7 +5350,7 @@
     </w:sdt>
     <w:sdt>
       <w:sdtPr>
-        <w:tag w:val="ox:88e99f37-3457-5314-b7fc-1529e85397a3"/>
+        <w:tag w:val="mleaf:88e99f37-3457-5314-b7fc-1529e85397a3"/>
         <w:id w:val="292025175"/>
       </w:sdtPr>
       <w:sdtContent>
@@ -5363,7 +5363,7 @@
     </w:sdt>
     <w:sdt>
       <w:sdtPr>
-        <w:tag w:val="ox:fb1ead61-f71f-50a6-94bb-deae21a9059f"/>
+        <w:tag w:val="mleaf:fb1ead61-f71f-50a6-94bb-deae21a9059f"/>
         <w:id w:val="-1333219567"/>
       </w:sdtPr>
       <w:sdtContent>
@@ -5397,7 +5397,7 @@
     </w:sdt>
     <w:sdt>
       <w:sdtPr>
-        <w:tag w:val="ox:017a5ffa-e580-5a72-9f61-50a013217d67"/>
+        <w:tag w:val="mleaf:017a5ffa-e580-5a72-9f61-50a013217d67"/>
         <w:id w:val="2051111860"/>
       </w:sdtPr>
       <w:sdtContent>
@@ -5410,7 +5410,7 @@
     </w:sdt>
     <w:sdt>
       <w:sdtPr>
-        <w:tag w:val="ox:54dd02c0-fead-5bce-b566-1d25635220cf"/>
+        <w:tag w:val="mleaf:54dd02c0-fead-5bce-b566-1d25635220cf"/>
         <w:id w:val="-63415190"/>
       </w:sdtPr>
       <w:sdtContent>
@@ -5429,7 +5429,7 @@
     </w:sdt>
     <w:sdt>
       <w:sdtPr>
-        <w:tag w:val="ox:80cc0cef-b32e-5521-ade3-4a7465980a6c"/>
+        <w:tag w:val="mleaf:80cc0cef-b32e-5521-ade3-4a7465980a6c"/>
         <w:id w:val="-1604654377"/>
       </w:sdtPr>
       <w:sdtContent>
@@ -5990,7 +5990,7 @@
     </w:sdt>
     <w:sdt>
       <w:sdtPr>
-        <w:tag w:val="ox:47b04f5d-c99c-542d-ac83-c348d12500fb"/>
+        <w:tag w:val="mleaf:47b04f5d-c99c-542d-ac83-c348d12500fb"/>
         <w:id w:val="-1688288548"/>
       </w:sdtPr>
       <w:sdtContent>
@@ -6007,7 +6007,7 @@
     </w:sdt>
     <w:sdt>
       <w:sdtPr>
-        <w:tag w:val="ox:f052f62f-73fd-5f28-80fe-a64d6d3be515"/>
+        <w:tag w:val="mleaf:f052f62f-73fd-5f28-80fe-a64d6d3be515"/>
         <w:id w:val="-560942891"/>
       </w:sdtPr>
       <w:sdtContent>
@@ -6090,7 +6090,7 @@
     </w:sdt>
     <w:sdt>
       <w:sdtPr>
-        <w:tag w:val="ox:63a6d807-5e0c-5d3f-ad93-6438ba115cc2"/>
+        <w:tag w:val="mleaf:63a6d807-5e0c-5d3f-ad93-6438ba115cc2"/>
         <w:id w:val="763653416"/>
       </w:sdtPr>
       <w:sdtContent>
@@ -6107,7 +6107,7 @@
     </w:sdt>
     <w:sdt>
       <w:sdtPr>
-        <w:tag w:val="ox:27424b71-8d03-55f7-bd09-9c7f1a210bf7"/>
+        <w:tag w:val="mleaf:27424b71-8d03-55f7-bd09-9c7f1a210bf7"/>
         <w:id w:val="-354041352"/>
       </w:sdtPr>
       <w:sdtContent>
@@ -6120,7 +6120,7 @@
     </w:sdt>
     <w:sdt>
       <w:sdtPr>
-        <w:tag w:val="ox:db637388-dc66-5939-ac2c-8579dce5e186"/>
+        <w:tag w:val="mleaf:db637388-dc66-5939-ac2c-8579dce5e186"/>
         <w:id w:val="-1071655720"/>
       </w:sdtPr>
       <w:sdtContent>
@@ -6136,7 +6136,7 @@
     </w:sdt>
     <w:sdt>
       <w:sdtPr>
-        <w:tag w:val="ox:799e5cbb-c65e-5d97-8cdd-77c74b7a5348"/>
+        <w:tag w:val="mleaf:799e5cbb-c65e-5d97-8cdd-77c74b7a5348"/>
         <w:id w:val="-987621617"/>
       </w:sdtPr>
       <w:sdtContent>
@@ -6149,7 +6149,7 @@
     </w:sdt>
     <w:sdt>
       <w:sdtPr>
-        <w:tag w:val="ox:c330ab45-1c10-5a40-8f39-42e2480992c1"/>
+        <w:tag w:val="mleaf:c330ab45-1c10-5a40-8f39-42e2480992c1"/>
         <w:id w:val="-107896154"/>
       </w:sdtPr>
       <w:sdtContent>
@@ -6284,7 +6284,7 @@
     </w:sdt>
     <w:sdt>
       <w:sdtPr>
-        <w:tag w:val="ox:4b2c798e-7381-5987-9976-15f023a5004a"/>
+        <w:tag w:val="mleaf:4b2c798e-7381-5987-9976-15f023a5004a"/>
         <w:id w:val="727034499"/>
       </w:sdtPr>
       <w:sdtContent>
@@ -6297,7 +6297,7 @@
     </w:sdt>
     <w:sdt>
       <w:sdtPr>
-        <w:tag w:val="ox:17eaa7ba-e180-56f3-b47a-16a6bb903242"/>
+        <w:tag w:val="mleaf:17eaa7ba-e180-56f3-b47a-16a6bb903242"/>
         <w:id w:val="-1084067793"/>
       </w:sdtPr>
       <w:sdtContent>
@@ -6330,7 +6330,7 @@
     </w:sdt>
     <w:sdt>
       <w:sdtPr>
-        <w:tag w:val="ox:09bef5dd-585c-5efe-a401-82ea1fcb65f8"/>
+        <w:tag w:val="mleaf:09bef5dd-585c-5efe-a401-82ea1fcb65f8"/>
         <w:id w:val="601222665"/>
       </w:sdtPr>
       <w:sdtContent>
@@ -6343,7 +6343,7 @@
     </w:sdt>
     <w:sdt>
       <w:sdtPr>
-        <w:tag w:val="ox:c3cb70da-37d6-5707-9f21-d4e1560ab9ed"/>
+        <w:tag w:val="mleaf:c3cb70da-37d6-5707-9f21-d4e1560ab9ed"/>
         <w:id w:val="764969326"/>
       </w:sdtPr>
       <w:sdtContent>
@@ -6375,7 +6375,7 @@
     </w:sdt>
     <w:sdt>
       <w:sdtPr>
-        <w:tag w:val="ox:93a2f35b-a78a-58e1-afb2-6614ba2df7b2"/>
+        <w:tag w:val="mleaf:93a2f35b-a78a-58e1-afb2-6614ba2df7b2"/>
         <w:id w:val="-1435904208"/>
       </w:sdtPr>
       <w:sdtContent>
@@ -6392,7 +6392,7 @@
     </w:sdt>
     <w:sdt>
       <w:sdtPr>
-        <w:tag w:val="ox:8a9ba24e-9588-579a-8bf3-34201d8be3e9"/>
+        <w:tag w:val="mleaf:8a9ba24e-9588-579a-8bf3-34201d8be3e9"/>
         <w:id w:val="-1325963381"/>
       </w:sdtPr>
       <w:sdtContent>
@@ -6425,7 +6425,7 @@
     </w:sdt>
     <w:sdt>
       <w:sdtPr>
-        <w:tag w:val="ox:ee85dd88-05e9-5739-b550-fd6941fa038b"/>
+        <w:tag w:val="mleaf:ee85dd88-05e9-5739-b550-fd6941fa038b"/>
         <w:id w:val="-1842548318"/>
       </w:sdtPr>
       <w:sdtContent>
@@ -6438,7 +6438,7 @@
     </w:sdt>
     <w:sdt>
       <w:sdtPr>
-        <w:tag w:val="ox:60d69549-2ec0-5dc7-a150-e971608b0af4"/>
+        <w:tag w:val="mleaf:60d69549-2ec0-5dc7-a150-e971608b0af4"/>
         <w:id w:val="1242065657"/>
       </w:sdtPr>
       <w:sdtContent>
@@ -6458,7 +6458,7 @@
     </w:sdt>
     <w:sdt>
       <w:sdtPr>
-        <w:tag w:val="ox:61cb8d72-cb53-500b-95cc-6a5a13c126dd"/>
+        <w:tag w:val="mleaf:61cb8d72-cb53-500b-95cc-6a5a13c126dd"/>
         <w:id w:val="986901580"/>
       </w:sdtPr>
       <w:sdtContent>
@@ -6798,7 +6798,7 @@
     </w:sdt>
     <w:sdt>
       <w:sdtPr>
-        <w:tag w:val="ox:09367a73-f96e-5ead-9c27-9cc209c79f2c"/>
+        <w:tag w:val="mleaf:09367a73-f96e-5ead-9c27-9cc209c79f2c"/>
         <w:id w:val="-2137097518"/>
       </w:sdtPr>
       <w:sdtContent>
@@ -6811,7 +6811,7 @@
     </w:sdt>
     <w:sdt>
       <w:sdtPr>
-        <w:tag w:val="ox:976cbf53-1874-53c9-94e9-e3209ad5c712"/>
+        <w:tag w:val="mleaf:976cbf53-1874-53c9-94e9-e3209ad5c712"/>
         <w:id w:val="388779975"/>
       </w:sdtPr>
       <w:sdtContent>
@@ -6973,7 +6973,7 @@
     </w:sdt>
     <w:sdt>
       <w:sdtPr>
-        <w:tag w:val="ox:5dad7e82-6d85-52fd-ad70-37809e874d66"/>
+        <w:tag w:val="mleaf:5dad7e82-6d85-52fd-ad70-37809e874d66"/>
         <w:id w:val="-681051811"/>
       </w:sdtPr>
       <w:sdtContent>
@@ -6988,7 +6988,7 @@
     </w:sdt>
     <w:sdt>
       <w:sdtPr>
-        <w:tag w:val="ox:40e5eed9-84ac-5a61-a909-2b3817275059"/>
+        <w:tag w:val="mleaf:40e5eed9-84ac-5a61-a909-2b3817275059"/>
         <w:id w:val="-1032346995"/>
       </w:sdtPr>
       <w:sdtContent>
@@ -7001,7 +7001,7 @@
     </w:sdt>
     <w:sdt>
       <w:sdtPr>
-        <w:tag w:val="ox:97df4e27-7650-55f6-a9d6-ea58e1b6365f"/>
+        <w:tag w:val="mleaf:97df4e27-7650-55f6-a9d6-ea58e1b6365f"/>
         <w:id w:val="1552887834"/>
       </w:sdtPr>
       <w:sdtContent>
@@ -7014,7 +7014,7 @@
     </w:sdt>
     <w:sdt>
       <w:sdtPr>
-        <w:tag w:val="ox:f1596da4-ab0a-55d1-b14d-29d4b3292b2c"/>
+        <w:tag w:val="mleaf:f1596da4-ab0a-55d1-b14d-29d4b3292b2c"/>
         <w:id w:val="-1491947948"/>
       </w:sdtPr>
       <w:sdtContent>
@@ -7028,7 +7028,7 @@
     </w:sdt>
     <w:sdt>
       <w:sdtPr>
-        <w:tag w:val="ox:564a11b9-b467-586c-b360-1e5bb0856dc2"/>
+        <w:tag w:val="mleaf:564a11b9-b467-586c-b360-1e5bb0856dc2"/>
         <w:id w:val="952598184"/>
       </w:sdtPr>
       <w:sdtContent>
@@ -7041,7 +7041,7 @@
     </w:sdt>
     <w:sdt>
       <w:sdtPr>
-        <w:tag w:val="ox:8408f197-4ffc-5515-a752-4757a57bd230"/>
+        <w:tag w:val="mleaf:8408f197-4ffc-5515-a752-4757a57bd230"/>
         <w:id w:val="1455366749"/>
       </w:sdtPr>
       <w:sdtContent>
@@ -7059,7 +7059,7 @@
     </w:sdt>
     <w:sdt>
       <w:sdtPr>
-        <w:tag w:val="ox:1ad1a097-1df5-5ada-a6d1-0f22daf89845"/>
+        <w:tag w:val="mleaf:1ad1a097-1df5-5ada-a6d1-0f22daf89845"/>
         <w:id w:val="-665867998"/>
       </w:sdtPr>
       <w:sdtContent>
@@ -7072,7 +7072,7 @@
     </w:sdt>
     <w:sdt>
       <w:sdtPr>
-        <w:tag w:val="ox:4395c812-8d06-5494-a6c9-9877ef9943a9"/>
+        <w:tag w:val="mleaf:4395c812-8d06-5494-a6c9-9877ef9943a9"/>
         <w:id w:val="-359820439"/>
       </w:sdtPr>
       <w:sdtContent>
@@ -7140,7 +7140,7 @@
     </w:sdt>
     <w:sdt>
       <w:sdtPr>
-        <w:tag w:val="ox:274345cd-aaf1-5065-b46f-ee9a6b9f7cde"/>
+        <w:tag w:val="mleaf:274345cd-aaf1-5065-b46f-ee9a6b9f7cde"/>
         <w:id w:val="2107684729"/>
       </w:sdtPr>
       <w:sdtContent>
@@ -7182,7 +7182,7 @@
     </w:sdt>
     <w:sdt>
       <w:sdtPr>
-        <w:tag w:val="ox:16a3daee-8acd-56c0-af1b-907e64f3465b"/>
+        <w:tag w:val="mleaf:16a3daee-8acd-56c0-af1b-907e64f3465b"/>
         <w:id w:val="321086441"/>
       </w:sdtPr>
       <w:sdtContent>
@@ -7238,7 +7238,7 @@
     </w:sdt>
     <w:sdt>
       <w:sdtPr>
-        <w:tag w:val="ox:cd4c1606-7389-51e9-98d0-59b6f0ce6c0b"/>
+        <w:tag w:val="mleaf:cd4c1606-7389-51e9-98d0-59b6f0ce6c0b"/>
         <w:id w:val="1128435217"/>
       </w:sdtPr>
       <w:sdtContent>
@@ -7278,7 +7278,7 @@
     </w:sdt>
     <w:sdt>
       <w:sdtPr>
-        <w:tag w:val="ox:68ff8bfd-449e-5b90-8f64-6e8e034b3cda"/>
+        <w:tag w:val="mleaf:68ff8bfd-449e-5b90-8f64-6e8e034b3cda"/>
         <w:id w:val="-2132001903"/>
       </w:sdtPr>
       <w:sdtContent>
@@ -7328,7 +7328,7 @@
     </w:sdt>
     <w:sdt>
       <w:sdtPr>
-        <w:tag w:val="ox:565adf43-8fb7-59a1-81a5-009723fe443f"/>
+        <w:tag w:val="mleaf:565adf43-8fb7-59a1-81a5-009723fe443f"/>
         <w:id w:val="-2072262705"/>
       </w:sdtPr>
       <w:sdtContent>
@@ -7428,7 +7428,7 @@
     </w:sdt>
     <w:sdt>
       <w:sdtPr>
-        <w:tag w:val="ox:401933f9-8012-527a-a8b8-ebec7215eec9"/>
+        <w:tag w:val="mleaf:401933f9-8012-527a-a8b8-ebec7215eec9"/>
         <w:id w:val="-974755792"/>
       </w:sdtPr>
       <w:sdtContent>
@@ -7478,7 +7478,7 @@
     </w:sdt>
     <w:sdt>
       <w:sdtPr>
-        <w:tag w:val="ox:8a90ce47-ca25-5607-bd09-5f75d8506ad7"/>
+        <w:tag w:val="mleaf:8a90ce47-ca25-5607-bd09-5f75d8506ad7"/>
         <w:id w:val="1394461793"/>
       </w:sdtPr>
       <w:sdtContent>
@@ -7528,7 +7528,7 @@
     </w:sdt>
     <w:sdt>
       <w:sdtPr>
-        <w:tag w:val="ox:7e51b0fa-b204-5aee-8e96-cce53acef169"/>
+        <w:tag w:val="mleaf:7e51b0fa-b204-5aee-8e96-cce53acef169"/>
         <w:id w:val="390863962"/>
       </w:sdtPr>
       <w:sdtContent>
@@ -7568,7 +7568,7 @@
     </w:sdt>
     <w:sdt>
       <w:sdtPr>
-        <w:tag w:val="ox:2de72588-a952-5d3d-ba86-79d7cdf048ce"/>
+        <w:tag w:val="mleaf:2de72588-a952-5d3d-ba86-79d7cdf048ce"/>
         <w:id w:val="-145129512"/>
       </w:sdtPr>
       <w:sdtContent>
@@ -7640,7 +7640,7 @@
     </w:sdt>
     <w:sdt>
       <w:sdtPr>
-        <w:tag w:val="ox:5b931191-7ed4-5c66-b131-ec798bd6bac3"/>
+        <w:tag w:val="mleaf:5b931191-7ed4-5c66-b131-ec798bd6bac3"/>
         <w:id w:val="-695698620"/>
       </w:sdtPr>
       <w:sdtContent>
@@ -7690,7 +7690,7 @@
     </w:sdt>
     <w:sdt>
       <w:sdtPr>
-        <w:tag w:val="ox:f490a278-8207-5506-9e5f-965795eca8ab"/>
+        <w:tag w:val="mleaf:f490a278-8207-5506-9e5f-965795eca8ab"/>
         <w:id w:val="872970478"/>
       </w:sdtPr>
       <w:sdtContent>
@@ -7732,7 +7732,7 @@
     </w:sdt>
     <w:sdt>
       <w:sdtPr>
-        <w:tag w:val="ox:e1f797b5-cc09-53a5-8fa6-02b7775f9f35"/>
+        <w:tag w:val="mleaf:e1f797b5-cc09-53a5-8fa6-02b7775f9f35"/>
         <w:id w:val="-1951916892"/>
       </w:sdtPr>
       <w:sdtContent>
@@ -7782,7 +7782,7 @@
     </w:sdt>
     <w:sdt>
       <w:sdtPr>
-        <w:tag w:val="ox:349e491a-ec76-5e2c-bdf4-e2bfa76a3c05"/>
+        <w:tag w:val="mleaf:349e491a-ec76-5e2c-bdf4-e2bfa76a3c05"/>
         <w:id w:val="102539510"/>
       </w:sdtPr>
       <w:sdtContent>
@@ -7892,7 +7892,7 @@
     </w:sdt>
     <w:sdt>
       <w:sdtPr>
-        <w:tag w:val="ox:db1aa940-2596-5933-bdd6-37aadfb915c4"/>
+        <w:tag w:val="mleaf:db1aa940-2596-5933-bdd6-37aadfb915c4"/>
         <w:id w:val="1641233070"/>
       </w:sdtPr>
       <w:sdtContent>
@@ -7956,7 +7956,7 @@
     </w:sdt>
     <w:sdt>
       <w:sdtPr>
-        <w:tag w:val="ox:9ffac318-a376-5d0e-9f70-38059003924b"/>
+        <w:tag w:val="mleaf:9ffac318-a376-5d0e-9f70-38059003924b"/>
         <w:id w:val="1968155803"/>
       </w:sdtPr>
       <w:sdtContent>
@@ -8020,7 +8020,7 @@
     </w:sdt>
     <w:sdt>
       <w:sdtPr>
-        <w:tag w:val="ox:f152aa63-b046-53b9-a5ed-e17bd53dbb59"/>
+        <w:tag w:val="mleaf:f152aa63-b046-53b9-a5ed-e17bd53dbb59"/>
         <w:id w:val="695196515"/>
       </w:sdtPr>
       <w:sdtContent>
@@ -8062,7 +8062,7 @@
     </w:sdt>
     <w:sdt>
       <w:sdtPr>
-        <w:tag w:val="ox:c05c4307-cf65-52c4-9028-aac49d04c013"/>
+        <w:tag w:val="mleaf:c05c4307-cf65-52c4-9028-aac49d04c013"/>
         <w:id w:val="-966894459"/>
       </w:sdtPr>
       <w:sdtContent>
@@ -8104,7 +8104,7 @@
     </w:sdt>
     <w:sdt>
       <w:sdtPr>
-        <w:tag w:val="ox:3f85807a-c379-5d9d-860d-76ba0832ac33"/>
+        <w:tag w:val="mleaf:3f85807a-c379-5d9d-860d-76ba0832ac33"/>
         <w:id w:val="-1051065282"/>
       </w:sdtPr>
       <w:sdtContent>
@@ -8162,7 +8162,7 @@
     </w:sdt>
     <w:sdt>
       <w:sdtPr>
-        <w:tag w:val="ox:15360906-1f96-5df7-aea8-11e1fab63a35"/>
+        <w:tag w:val="mleaf:15360906-1f96-5df7-aea8-11e1fab63a35"/>
         <w:id w:val="-144040962"/>
       </w:sdtPr>
       <w:sdtContent>
@@ -8258,7 +8258,7 @@
     </w:sdt>
     <w:sdt>
       <w:sdtPr>
-        <w:tag w:val="ox:b2b77091-ca41-54d0-9719-0f894ea069ee"/>
+        <w:tag w:val="mleaf:b2b77091-ca41-54d0-9719-0f894ea069ee"/>
         <w:id w:val="911122551"/>
       </w:sdtPr>
       <w:sdtContent>

--- a/examples/real/fixtures/paper.msoffice-resaved.docx
+++ b/examples/real/fixtures/paper.msoffice-resaved.docx
@@ -5,7 +5,7 @@
     <w:sdt>
       <w:sdtPr>
         <w:tag w:val="mleaf:931739e9-5c3e-5a94-a161-c6551cbee3ad"/>
-        <w:id w:val="975576980"/>
+        <w:id w:val="2094653418"/>
       </w:sdtPr>
       <w:sdtContent>
         <w:p>
@@ -22,31 +22,15 @@
     <w:sdt>
       <w:sdtPr>
         <w:tag w:val="mleaf:93f104c1-e11b-5c2e-9085-76836fbe157e"/>
-        <w:id w:val="-846331968"/>
-      </w:sdtPr>
-      <w:sdtContent>
-        <w:p>
-          <w:pPr>
-            <w:pStyle w:val="LO-normal"/>
-          </w:pPr>
-          <w:r>
-            <w:t xml:space="preserve">Life science data is evolving to be ever larger, more distributed, and more natively </w:t>
-          </w:r>
-          <w:proofErr w:type="gramStart"/>
-          <w:r>
-            <w:t>web-based</w:t>
-          </w:r>
-          <w:proofErr w:type="gramEnd"/>
-          <w:r>
-            <w:t xml:space="preserve">. However, our collective handling of identifiers has </w:t>
-          </w:r>
-          <w:proofErr w:type="gramStart"/>
-          <w:r>
-            <w:t>lagged behind</w:t>
-          </w:r>
-          <w:proofErr w:type="gramEnd"/>
-          <w:r>
-            <w:t xml:space="preserve"> these advances. Diverse identifier issues (for instance “</w:t>
+        <w:id w:val="-2034405222"/>
+      </w:sdtPr>
+      <w:sdtContent>
+        <w:p>
+          <w:pPr>
+            <w:pStyle w:val="LO-normal"/>
+          </w:pPr>
+          <w:r>
+            <w:t>Life science data is evolving to be ever larger, more distributed, and more natively web-based. However, our collective handling of identifiers has lagged behind these advances. Diverse identifier issues (for instance “</w:t>
           </w:r>
           <w:r>
             <w:rPr>
@@ -64,23 +48,7 @@
             <w:t>content drift</w:t>
           </w:r>
           <w:r>
-            <w:t xml:space="preserve">” [1]) have hampered our ability to integrate data and derive new knowledge from it. Optimizing web-based identifiers is harder than it appears and no single scheme is perfect:  Identifiers are reused in different ways for different reasons, by different consumers. Moreover, digital entities (e.g., files), physical entities (e.g., </w:t>
-          </w:r>
-          <w:proofErr w:type="spellStart"/>
-          <w:r>
-            <w:t>biosamples</w:t>
-          </w:r>
-          <w:proofErr w:type="spellEnd"/>
-          <w:r>
-            <w:t xml:space="preserve">), and descriptive entities (e.g., ‘mitosis’) have different requirements for identifiers. Nevertheless, there is substantial room for improvement throughout the life </w:t>
-          </w:r>
-          <w:proofErr w:type="gramStart"/>
-          <w:r>
-            <w:t>sciences</w:t>
-          </w:r>
-          <w:proofErr w:type="gramEnd"/>
-          <w:r>
-            <w:t xml:space="preserve"> and several other groups have been converging on identifier standards that are broadly applicable [</w:t>
+            <w:t>” [1]) have hampered our ability to integrate data and derive new knowledge from it. Optimizing web-based identifiers is harder than it appears and no single scheme is perfect:  Identifiers are reused in different ways for different reasons, by different consumers. Moreover, digital entities (e.g., files), physical entities (e.g., biosamples), and descriptive entities (e.g., ‘mitosis’) have different requirements for identifiers. Nevertheless, there is substantial room for improvement throughout the life sciences and several other groups have been converging on identifier standards that are broadly applicable [</w:t>
           </w:r>
           <w:hyperlink r:id="rId7" w:history="1">
             <w:r>
@@ -136,7 +104,7 @@
     <w:sdt>
       <w:sdtPr>
         <w:tag w:val="mleaf:349d1819-808c-56b8-a4d6-30aa5d5e822d"/>
-        <w:id w:val="-947472928"/>
+        <w:id w:val="190197941"/>
       </w:sdtPr>
       <w:sdtContent>
         <w:p>
@@ -149,7 +117,7 @@
     <w:sdt>
       <w:sdtPr>
         <w:tag w:val="mleaf:2515be42-36ee-533e-a225-b68d70df89d0"/>
-        <w:id w:val="-1542506533"/>
+        <w:id w:val="-252043224"/>
       </w:sdtPr>
       <w:sdtContent>
         <w:p>
@@ -213,7 +181,7 @@
     <w:sdt>
       <w:sdtPr>
         <w:tag w:val="mleaf:2e5c33d4-e0b7-56a7-9613-b21b1f1b8c3e"/>
-        <w:id w:val="777920858"/>
+        <w:id w:val="-284510458"/>
       </w:sdtPr>
       <w:sdtContent>
         <w:p>
@@ -226,7 +194,7 @@
     <w:sdt>
       <w:sdtPr>
         <w:tag w:val="mleaf:f371fe31-9ef1-5fe3-8e14-feb5160bcadd"/>
-        <w:id w:val="-1078598555"/>
+        <w:id w:val="-846409748"/>
       </w:sdtPr>
       <w:sdtContent>
         <w:p>
@@ -272,7 +240,7 @@
     <w:sdt>
       <w:sdtPr>
         <w:tag w:val="mleaf:da90334a-88c9-538c-941f-af503b5ebccb"/>
-        <w:id w:val="1741210886"/>
+        <w:id w:val="402227"/>
       </w:sdtPr>
       <w:sdtContent>
         <w:p>
@@ -317,7 +285,7 @@
           <w:sdt>
             <w:sdtPr>
               <w:tag w:val="mleaf:704e5d29-6f94-5203-8011-7287043ae85c"/>
-              <w:id w:val="-889800393"/>
+              <w:id w:val="-1630935276"/>
             </w:sdtPr>
             <w:sdtContent>
               <w:p>
@@ -353,15 +321,7 @@
                   <w:jc w:val="left"/>
                 </w:pPr>
                 <w:r>
-                  <w:t xml:space="preserve">Rule 4.  </w:t>
-                </w:r>
-                <w:proofErr w:type="spellStart"/>
-                <w:r>
-                  <w:t>Opt</w:t>
-                </w:r>
-                <w:proofErr w:type="spellEnd"/>
-                <w:r>
-                  <w:t xml:space="preserve"> for simple durable web resolution </w:t>
+                  <w:t xml:space="preserve">Rule 4.  Opt for simple durable web resolution </w:t>
                 </w:r>
               </w:p>
               <w:p>
@@ -426,7 +386,7 @@
     <w:sdt>
       <w:sdtPr>
         <w:tag w:val="mleaf:178aea1e-b753-551b-9eaa-a2eebe02d0b0"/>
-        <w:id w:val="-611819321"/>
+        <w:id w:val="1639607906"/>
       </w:sdtPr>
       <w:sdtContent>
         <w:p>
@@ -446,7 +406,7 @@
     <w:sdt>
       <w:sdtPr>
         <w:tag w:val="mleaf:f2cf87aa-168c-5629-9901-4f603de7f800"/>
-        <w:id w:val="327718409"/>
+        <w:id w:val="115647709"/>
       </w:sdtPr>
       <w:sdtContent>
         <w:p>
@@ -463,7 +423,7 @@
     <w:sdt>
       <w:sdtPr>
         <w:tag w:val="mleaf:5d997271-76d5-5b8f-bced-8b6a6a47384d"/>
-        <w:id w:val="868425553"/>
+        <w:id w:val="494992354"/>
       </w:sdtPr>
       <w:sdtContent>
         <w:p>
@@ -506,7 +466,7 @@
     <w:sdt>
       <w:sdtPr>
         <w:tag w:val="mleaf:5b310732-ac8a-51ae-8652-1589597533ed"/>
-        <w:id w:val="-1165472923"/>
+        <w:id w:val="2076620070"/>
       </w:sdtPr>
       <w:sdtContent>
         <w:p>
@@ -519,7 +479,7 @@
     <w:sdt>
       <w:sdtPr>
         <w:tag w:val="mleaf:ccfe9b5b-8ee1-51b5-9797-b4130937f0ae"/>
-        <w:id w:val="-1535193548"/>
+        <w:id w:val="-504520273"/>
       </w:sdtPr>
       <w:sdtContent>
         <w:p>
@@ -539,8 +499,6 @@
             <w:t xml:space="preserve">, you must document the relationship between the existing and alternate identifiers using established properties such as </w:t>
           </w:r>
           <w:hyperlink r:id="rId13" w:anchor="derives_from" w:history="1">
-            <w:proofErr w:type="spellStart"/>
-            <w:proofErr w:type="gramStart"/>
             <w:r>
               <w:rPr>
                 <w:color w:val="1155CC"/>
@@ -554,71 +512,43 @@
                 <w:color w:val="1155CC"/>
                 <w:u w:val="single"/>
               </w:rPr>
-              <w:t>derives</w:t>
-            </w:r>
-            <w:proofErr w:type="gramEnd"/>
+              <w:t>derives_from</w:t>
+            </w:r>
+          </w:hyperlink>
+          <w:r>
+            <w:rPr>
+              <w:rFonts w:ascii="Consolas" w:hAnsi="Consolas"/>
+            </w:rPr>
+            <w:t xml:space="preserve">, </w:t>
+          </w:r>
+          <w:hyperlink r:id="rId14" w:history="1">
             <w:r>
               <w:rPr>
                 <w:rFonts w:ascii="Consolas" w:hAnsi="Consolas"/>
                 <w:color w:val="1155CC"/>
                 <w:u w:val="single"/>
               </w:rPr>
-              <w:t>_from</w:t>
-            </w:r>
-            <w:proofErr w:type="spellEnd"/>
+              <w:t>owl:sameAs</w:t>
+            </w:r>
           </w:hyperlink>
           <w:r>
             <w:rPr>
               <w:rFonts w:ascii="Consolas" w:hAnsi="Consolas"/>
             </w:rPr>
-            <w:t xml:space="preserve">, </w:t>
-          </w:r>
-          <w:hyperlink r:id="rId14" w:history="1">
-            <w:proofErr w:type="spellStart"/>
-            <w:proofErr w:type="gramStart"/>
+            <w:t xml:space="preserve">, or </w:t>
+          </w:r>
+          <w:hyperlink r:id="rId15" w:anchor="broader" w:history="1">
             <w:r>
               <w:rPr>
                 <w:rFonts w:ascii="Consolas" w:hAnsi="Consolas"/>
                 <w:color w:val="1155CC"/>
                 <w:u w:val="single"/>
               </w:rPr>
-              <w:t>owl:sameAs</w:t>
-            </w:r>
-            <w:proofErr w:type="spellEnd"/>
-            <w:proofErr w:type="gramEnd"/>
-          </w:hyperlink>
-          <w:r>
-            <w:rPr>
-              <w:rFonts w:ascii="Consolas" w:hAnsi="Consolas"/>
-            </w:rPr>
-            <w:t xml:space="preserve">, or </w:t>
-          </w:r>
-          <w:hyperlink r:id="rId15" w:anchor="broader" w:history="1">
-            <w:proofErr w:type="spellStart"/>
-            <w:proofErr w:type="gramStart"/>
-            <w:r>
-              <w:rPr>
-                <w:rFonts w:ascii="Consolas" w:hAnsi="Consolas"/>
-                <w:color w:val="1155CC"/>
-                <w:u w:val="single"/>
-              </w:rPr>
               <w:t>skos:broader</w:t>
             </w:r>
-            <w:proofErr w:type="spellEnd"/>
-            <w:proofErr w:type="gramEnd"/>
-          </w:hyperlink>
-          <w:r>
-            <w:t xml:space="preserve">. If the motivation to create a new identifier is based upon the need to provide factual corrections of content, it is best to work with the database-of-origin to fix the source record rather than create a new one. Wherever the 1:1 relationship of </w:t>
-          </w:r>
-          <w:proofErr w:type="spellStart"/>
-          <w:proofErr w:type="gramStart"/>
-          <w:r>
-            <w:t>identifier:entity</w:t>
-          </w:r>
-          <w:proofErr w:type="spellEnd"/>
-          <w:proofErr w:type="gramEnd"/>
-          <w:r>
-            <w:t xml:space="preserve"> breaks down, costly mapping problems are created. Wherever possible, reference well-established identifiers (even problematic ones; see Rule 10) rather than creating new ones.  </w:t>
+          </w:hyperlink>
+          <w:r>
+            <w:t xml:space="preserve">. If the motivation to create a new identifier is based upon the need to provide factual corrections of content, it is best to work with the database-of-origin to fix the source record rather than create a new one. Wherever the 1:1 relationship of identifier:entity breaks down, costly mapping problems are created. Wherever possible, reference well-established identifiers (even problematic ones; see Rule 10) rather than creating new ones.  </w:t>
           </w:r>
         </w:p>
       </w:sdtContent>
@@ -626,7 +556,7 @@
     <w:sdt>
       <w:sdtPr>
         <w:tag w:val="mleaf:11329549-e12c-5d20-8610-b5401034358a"/>
-        <w:id w:val="-63492048"/>
+        <w:id w:val="454916338"/>
       </w:sdtPr>
       <w:sdtContent>
         <w:p>
@@ -639,7 +569,7 @@
     <w:sdt>
       <w:sdtPr>
         <w:tag w:val="mleaf:d257e77b-331d-5ca0-b86e-70242b005d59"/>
-        <w:id w:val="-1823908"/>
+        <w:id w:val="858779765"/>
       </w:sdtPr>
       <w:sdtContent>
         <w:p>
@@ -656,7 +586,7 @@
     <w:sdt>
       <w:sdtPr>
         <w:tag w:val="mleaf:ea4e3afb-1f9b-5023-96e7-0dcb92db9c79"/>
-        <w:id w:val="-1365048897"/>
+        <w:id w:val="343517154"/>
       </w:sdtPr>
       <w:sdtContent>
         <w:p>
@@ -681,7 +611,7 @@
     <w:sdt>
       <w:sdtPr>
         <w:tag w:val="mleaf:5e06f096-9dbe-521d-9b73-6c6870c72079"/>
-        <w:id w:val="1282083638"/>
+        <w:id w:val="-188987204"/>
       </w:sdtPr>
       <w:sdtContent>
         <w:p>
@@ -695,59 +625,41 @@
             <w:rPr>
               <w:rFonts w:ascii="Consolas" w:hAnsi="Consolas"/>
             </w:rPr>
-            <w:t xml:space="preserve">Local Resource </w:t>
-          </w:r>
-          <w:proofErr w:type="gramStart"/>
+            <w:t>Local Resource Identifier</w:t>
+          </w:r>
+          <w:r>
+            <w:t>[</w:t>
+          </w:r>
+          <w:hyperlink>
+            <w:r>
+              <w:t>8</w:t>
+            </w:r>
+          </w:hyperlink>
+          <w:r>
+            <w:t>] (</w:t>
+          </w:r>
           <w:r>
             <w:rPr>
               <w:rFonts w:ascii="Consolas" w:hAnsi="Consolas"/>
             </w:rPr>
-            <w:t>Identifier</w:t>
-          </w:r>
-          <w:r>
-            <w:t>[</w:t>
-          </w:r>
-          <w:proofErr w:type="gramEnd"/>
-          <w:r>
-            <w:fldChar w:fldCharType="begin"/>
-          </w:r>
-          <w:r>
-            <w:instrText xml:space="preserve"> HYPERLINK \h </w:instrText>
-          </w:r>
-          <w:r>
-            <w:fldChar w:fldCharType="separate"/>
-          </w:r>
-          <w:r>
-            <w:t>8</w:t>
-          </w:r>
-          <w:r>
-            <w:fldChar w:fldCharType="end"/>
-          </w:r>
-          <w:r>
-            <w:t>] (</w:t>
+            <w:t>LRI</w:t>
+          </w:r>
+          <w:r>
+            <w:t xml:space="preserve">, </w:t>
+          </w:r>
+          <w:r>
+            <w:rPr>
+              <w:b/>
+            </w:rPr>
+            <w:t>Box 2</w:t>
+          </w:r>
+          <w:r>
+            <w:t xml:space="preserve">) to mean a publicly available identifier that is unique within a single dataset. </w:t>
           </w:r>
           <w:r>
             <w:rPr>
               <w:rFonts w:ascii="Consolas" w:hAnsi="Consolas"/>
             </w:rPr>
-            <w:t>LRI</w:t>
-          </w:r>
-          <w:r>
-            <w:t xml:space="preserve">, </w:t>
-          </w:r>
-          <w:r>
-            <w:rPr>
-              <w:b/>
-            </w:rPr>
-            <w:t>Box 2</w:t>
-          </w:r>
-          <w:r>
-            <w:t xml:space="preserve">) to mean a publicly available identifier that is unique within a single dataset. </w:t>
-          </w:r>
-          <w:r>
-            <w:rPr>
-              <w:rFonts w:ascii="Consolas" w:hAnsi="Consolas"/>
-            </w:rPr>
             <w:t>Local Resource Identifiers</w:t>
           </w:r>
           <w:r>
@@ -759,7 +671,7 @@
     <w:sdt>
       <w:sdtPr>
         <w:tag w:val="mleaf:2268ae80-fb1b-5f53-b0d3-0c44477e2ef4"/>
-        <w:id w:val="1543631152"/>
+        <w:id w:val="-1360743678"/>
       </w:sdtPr>
       <w:sdtContent>
         <w:p>
@@ -780,7 +692,7 @@
     <w:sdt>
       <w:sdtPr>
         <w:tag w:val="mleaf:8325cd94-e511-59f0-8a85-00d633b98d2c"/>
-        <w:id w:val="579259472"/>
+        <w:id w:val="-1522937839"/>
       </w:sdtPr>
       <w:sdtContent>
         <w:p>
@@ -801,7 +713,7 @@
     <w:sdt>
       <w:sdtPr>
         <w:tag w:val="mleaf:1b2c3f3f-4856-58c3-a1f5-8e76346aa35c"/>
-        <w:id w:val="2071455443"/>
+        <w:id w:val="1997684945"/>
       </w:sdtPr>
       <w:sdtContent>
         <w:p>
@@ -834,7 +746,7 @@
     <w:sdt>
       <w:sdtPr>
         <w:tag w:val="mleaf:588a7aa8-b3f6-57ec-8c56-7fcb044d3fbb"/>
-        <w:id w:val="-2019683300"/>
+        <w:id w:val="-448001047"/>
       </w:sdtPr>
       <w:sdtContent>
         <w:p>
@@ -855,7 +767,7 @@
     <w:sdt>
       <w:sdtPr>
         <w:tag w:val="mleaf:d33cd6c1-75fe-5524-8cf1-0372ee819a71"/>
-        <w:id w:val="-718821135"/>
+        <w:id w:val="1117876220"/>
       </w:sdtPr>
       <w:sdtContent>
         <w:p>
@@ -876,7 +788,7 @@
     <w:sdt>
       <w:sdtPr>
         <w:tag w:val="mleaf:ddcaa4ad-f5a4-5442-b3b5-f449a4b82461"/>
-        <w:id w:val="-1894958281"/>
+        <w:id w:val="1720396609"/>
       </w:sdtPr>
       <w:sdtContent>
         <w:p>
@@ -906,7 +818,7 @@
     <w:sdt>
       <w:sdtPr>
         <w:tag w:val="mleaf:b08d3b48-21d7-58a6-856e-dec23987132a"/>
-        <w:id w:val="105012473"/>
+        <w:id w:val="-1663999792"/>
       </w:sdtPr>
       <w:sdtContent>
         <w:p>
@@ -921,7 +833,7 @@
     <w:sdt>
       <w:sdtPr>
         <w:tag w:val="mleaf:aefc2724-f8da-506e-98ed-49c5f6a61123"/>
-        <w:id w:val="384459145"/>
+        <w:id w:val="1608078396"/>
       </w:sdtPr>
       <w:sdtContent>
         <w:p>
@@ -937,7 +849,7 @@
     <w:sdt>
       <w:sdtPr>
         <w:tag w:val="mleaf:a7ce6bdb-349f-5927-b0d6-b0a47bebb0c2"/>
-        <w:id w:val="582037002"/>
+        <w:id w:val="-594093402"/>
       </w:sdtPr>
       <w:sdtContent>
         <w:p>
@@ -964,7 +876,7 @@
     <w:sdt>
       <w:sdtPr>
         <w:tag w:val="mleaf:c7c8df30-b699-5312-a9a0-6ff907f2a73f"/>
-        <w:id w:val="-1930185399"/>
+        <w:id w:val="1784841685"/>
       </w:sdtPr>
       <w:sdtContent>
         <w:p>
@@ -994,7 +906,7 @@
     <w:sdt>
       <w:sdtPr>
         <w:tag w:val="mleaf:c804f5f8-a77b-54b6-840b-dc7cca8c6659"/>
-        <w:id w:val="573861815"/>
+        <w:id w:val="-1947302629"/>
       </w:sdtPr>
       <w:sdtContent>
         <w:p>
@@ -1011,23 +923,15 @@
     <w:sdt>
       <w:sdtPr>
         <w:tag w:val="mleaf:1c3677f8-c9ec-568d-b160-9bbaafc770ed"/>
-        <w:id w:val="495543430"/>
-      </w:sdtPr>
-      <w:sdtContent>
-        <w:p>
-          <w:pPr>
-            <w:pStyle w:val="LO-normal"/>
-          </w:pPr>
-          <w:r>
-            <w:t>Data does not live in silos: it is reused, broken into parts and integrated with other data, most notably in database external references (aka “</w:t>
-          </w:r>
-          <w:proofErr w:type="spellStart"/>
-          <w:r>
-            <w:t>XRefs</w:t>
-          </w:r>
-          <w:proofErr w:type="spellEnd"/>
-          <w:r>
-            <w:t>”), in the Semantic Web, and in publications (articles and research datasets). The Local Resource Identifier (</w:t>
+        <w:id w:val="-911848889"/>
+      </w:sdtPr>
+      <w:sdtContent>
+        <w:p>
+          <w:pPr>
+            <w:pStyle w:val="LO-normal"/>
+          </w:pPr>
+          <w:r>
+            <w:t>Data does not live in silos: it is reused, broken into parts and integrated with other data, most notably in database external references (aka “XRefs”), in the Semantic Web, and in publications (articles and research datasets). The Local Resource Identifier (</w:t>
           </w:r>
           <w:r>
             <w:rPr>
@@ -1039,21 +943,12 @@
             <w:t xml:space="preserve">) alone is insufficient for these tasks because it is only guaranteed to be locally unique. For instance, the LRI “9606” corresponds to numerous entities whose local accessions are based on simple digits, including: a </w:t>
           </w:r>
           <w:hyperlink r:id="rId17" w:history="1">
-            <w:proofErr w:type="spellStart"/>
-            <w:r>
-              <w:rPr>
-                <w:color w:val="1155CC"/>
-                <w:u w:val="single"/>
-              </w:rPr>
-              <w:t>Pubmed</w:t>
-            </w:r>
-            <w:proofErr w:type="spellEnd"/>
-            <w:r>
-              <w:rPr>
-                <w:color w:val="1155CC"/>
-                <w:u w:val="single"/>
-              </w:rPr>
-              <w:t xml:space="preserve"> article</w:t>
+            <w:r>
+              <w:rPr>
+                <w:color w:val="1155CC"/>
+                <w:u w:val="single"/>
+              </w:rPr>
+              <w:t>Pubmed article</w:t>
             </w:r>
           </w:hyperlink>
           <w:r>
@@ -1125,7 +1020,7 @@
     <w:sdt>
       <w:sdtPr>
         <w:tag w:val="mleaf:a66d2def-3c39-57e5-8256-f78ac2d48c33"/>
-        <w:id w:val="-1366211847"/>
+        <w:id w:val="-502655882"/>
       </w:sdtPr>
       <w:sdtContent>
         <w:p>
@@ -1138,7 +1033,7 @@
     <w:sdt>
       <w:sdtPr>
         <w:tag w:val="mleaf:0598d535-8c31-5886-84ad-b228d1d63eb3"/>
-        <w:id w:val="-1681183999"/>
+        <w:id w:val="1034467232"/>
       </w:sdtPr>
       <w:sdtContent>
         <w:p>
@@ -1168,15 +1063,7 @@
             </w:r>
           </w:hyperlink>
           <w:r>
-            <w:t xml:space="preserve">). </w:t>
-          </w:r>
-          <w:proofErr w:type="spellStart"/>
-          <w:r>
-            <w:t>Juty</w:t>
-          </w:r>
-          <w:proofErr w:type="spellEnd"/>
-          <w:r>
-            <w:t xml:space="preserve"> et al. [</w:t>
+            <w:t>). Juty et al. [</w:t>
           </w:r>
           <w:hyperlink r:id="rId24" w:history="1">
             <w:r>
@@ -1205,7 +1092,7 @@
     <w:sdt>
       <w:sdtPr>
         <w:tag w:val="mleaf:fb9e9c93-edb9-5299-a238-9eef47bdf9e7"/>
-        <w:id w:val="548109636"/>
+        <w:id w:val="-522785252"/>
       </w:sdtPr>
       <w:sdtContent>
         <w:p>
@@ -1229,7 +1116,7 @@
     <w:sdt>
       <w:sdtPr>
         <w:tag w:val="mleaf:f0c5f4fd-bc25-5ce3-9181-5bc43d70b490"/>
-        <w:id w:val="-146131161"/>
+        <w:id w:val="80795423"/>
       </w:sdtPr>
       <w:sdtContent>
         <w:p>
@@ -1255,36 +1142,13 @@
             <w:t>Box 2</w:t>
           </w:r>
           <w:r>
-            <w:t>) can make them unwieldy for tasks involving human readability, even within structured machine-</w:t>
-          </w:r>
-          <w:proofErr w:type="spellStart"/>
-          <w:r>
-            <w:t>parsable</w:t>
-          </w:r>
-          <w:proofErr w:type="spellEnd"/>
-          <w:r>
-            <w:t xml:space="preserve"> </w:t>
-          </w:r>
-          <w:proofErr w:type="gramStart"/>
-          <w:r>
-            <w:t>documents[</w:t>
-          </w:r>
-          <w:proofErr w:type="gramEnd"/>
-          <w:r>
-            <w:fldChar w:fldCharType="begin"/>
-          </w:r>
-          <w:r>
-            <w:instrText xml:space="preserve"> HYPERLINK \h </w:instrText>
-          </w:r>
-          <w:r>
-            <w:fldChar w:fldCharType="separate"/>
-          </w:r>
-          <w:r>
-            <w:t>11</w:t>
-          </w:r>
-          <w:r>
-            <w:fldChar w:fldCharType="end"/>
-          </w:r>
+            <w:t>) can make them unwieldy for tasks involving human readability, even within structured machine-parsable documents[</w:t>
+          </w:r>
+          <w:hyperlink>
+            <w:r>
+              <w:t>11</w:t>
+            </w:r>
+          </w:hyperlink>
           <w:r>
             <w:t xml:space="preserve">]. </w:t>
           </w:r>
@@ -1292,148 +1156,110 @@
             <w:rPr>
               <w:rFonts w:ascii="Consolas" w:hAnsi="Consolas"/>
             </w:rPr>
-            <w:t>Compact URIs (</w:t>
-          </w:r>
-          <w:proofErr w:type="gramStart"/>
+            <w:t>Compact URIs (CURIEs</w:t>
+          </w:r>
+          <w:r>
+            <w:t>[</w:t>
+          </w:r>
+          <w:hyperlink>
+            <w:r>
+              <w:t>12</w:t>
+            </w:r>
+          </w:hyperlink>
+          <w:r>
+            <w:t xml:space="preserve">], Box 1) are a well established convention in such contexts (e.g. </w:t>
+          </w:r>
           <w:r>
             <w:rPr>
               <w:rFonts w:ascii="Consolas" w:hAnsi="Consolas"/>
             </w:rPr>
+            <w:t>JSON-LD</w:t>
+          </w:r>
+          <w:r>
+            <w:t xml:space="preserve"> and </w:t>
+          </w:r>
+          <w:r>
+            <w:rPr>
+              <w:rFonts w:ascii="Consolas" w:hAnsi="Consolas"/>
+            </w:rPr>
+            <w:t>RDFa</w:t>
+          </w:r>
+          <w:r>
+            <w:t xml:space="preserve">) as they enable </w:t>
+          </w:r>
+          <w:r>
+            <w:rPr>
+              <w:rFonts w:ascii="Consolas" w:hAnsi="Consolas"/>
+            </w:rPr>
+            <w:t>URIs</w:t>
+          </w:r>
+          <w:r>
+            <w:t xml:space="preserve"> to be understood and conveniently accessed. </w:t>
+          </w:r>
+          <w:r>
+            <w:rPr>
+              <w:rFonts w:ascii="Consolas" w:hAnsi="Consolas"/>
+            </w:rPr>
             <w:t>CURIEs</w:t>
           </w:r>
           <w:r>
-            <w:t>[</w:t>
-          </w:r>
-          <w:proofErr w:type="gramEnd"/>
-          <w:r>
-            <w:fldChar w:fldCharType="begin"/>
-          </w:r>
-          <w:r>
-            <w:instrText xml:space="preserve"> HYPERLINK \h </w:instrText>
-          </w:r>
-          <w:r>
-            <w:fldChar w:fldCharType="separate"/>
-          </w:r>
-          <w:r>
-            <w:t>12</w:t>
-          </w:r>
-          <w:r>
-            <w:fldChar w:fldCharType="end"/>
-          </w:r>
-          <w:r>
-            <w:t xml:space="preserve">], Box 1) are a </w:t>
-          </w:r>
-          <w:proofErr w:type="spellStart"/>
-          <w:proofErr w:type="gramStart"/>
-          <w:r>
-            <w:t>well established</w:t>
-          </w:r>
-          <w:proofErr w:type="spellEnd"/>
-          <w:proofErr w:type="gramEnd"/>
-          <w:r>
-            <w:t xml:space="preserve"> convention in such contexts (e.g. </w:t>
+            <w:t xml:space="preserve"> complement URIs, rather than replace them. Therefore document the prefix which others may use to abbreviate your identifiers for human readability, wherever needed. If you are a database provider, it is in your best interests to document a) the </w:t>
           </w:r>
           <w:r>
             <w:rPr>
               <w:rFonts w:ascii="Consolas" w:hAnsi="Consolas"/>
             </w:rPr>
-            <w:t>JSON-LD</w:t>
+            <w:t>prefix</w:t>
+          </w:r>
+          <w:r>
+            <w:t xml:space="preserve"> (</w:t>
+          </w:r>
+          <w:r>
+            <w:rPr>
+              <w:b/>
+            </w:rPr>
+            <w:t>Box 2</w:t>
+          </w:r>
+          <w:r>
+            <w:t xml:space="preserve">) that you would like others to use and b) its binding to a </w:t>
+          </w:r>
+          <w:r>
+            <w:rPr>
+              <w:rFonts w:ascii="Consolas" w:hAnsi="Consolas"/>
+            </w:rPr>
+            <w:t>resolving namespace</w:t>
+          </w:r>
+          <w:r>
+            <w:t xml:space="preserve"> (</w:t>
+          </w:r>
+          <w:r>
+            <w:rPr>
+              <w:b/>
+            </w:rPr>
+            <w:t>Box 2</w:t>
+          </w:r>
+          <w:r>
+            <w:t xml:space="preserve">). Your chosen prefix should be unique, at least among datasets that are likely to be used in the same context. To facilitate this, we strongly recommend that you register your </w:t>
+          </w:r>
+          <w:r>
+            <w:rPr>
+              <w:rFonts w:ascii="Consolas" w:hAnsi="Consolas"/>
+            </w:rPr>
+            <w:t>prefix</w:t>
           </w:r>
           <w:r>
             <w:t xml:space="preserve"> and </w:t>
           </w:r>
-          <w:proofErr w:type="spellStart"/>
           <w:r>
             <w:rPr>
               <w:rFonts w:ascii="Consolas" w:hAnsi="Consolas"/>
             </w:rPr>
-            <w:t>RDFa</w:t>
-          </w:r>
-          <w:proofErr w:type="spellEnd"/>
-          <w:r>
-            <w:t xml:space="preserve">) as they enable </w:t>
-          </w:r>
-          <w:r>
-            <w:rPr>
-              <w:rFonts w:ascii="Consolas" w:hAnsi="Consolas"/>
-            </w:rPr>
-            <w:t>URIs</w:t>
-          </w:r>
-          <w:r>
-            <w:t xml:space="preserve"> to be understood and conveniently accessed. </w:t>
-          </w:r>
-          <w:r>
-            <w:rPr>
-              <w:rFonts w:ascii="Consolas" w:hAnsi="Consolas"/>
-            </w:rPr>
-            <w:t>CURIEs</w:t>
-          </w:r>
-          <w:r>
-            <w:t xml:space="preserve"> complement URIs, rather than replace them. </w:t>
-          </w:r>
-          <w:proofErr w:type="gramStart"/>
-          <w:r>
-            <w:t>Therefore</w:t>
-          </w:r>
-          <w:proofErr w:type="gramEnd"/>
-          <w:r>
-            <w:t xml:space="preserve"> document the prefix which others may use to abbreviate your identifiers for human readability, wherever needed. If you are a database provider, it is in your best interests to document a) the </w:t>
-          </w:r>
-          <w:r>
-            <w:rPr>
-              <w:rFonts w:ascii="Consolas" w:hAnsi="Consolas"/>
-            </w:rPr>
-            <w:t>prefix</w:t>
-          </w:r>
-          <w:r>
-            <w:t xml:space="preserve"> (</w:t>
+            <w:t xml:space="preserve">resolving namespace; </w:t>
           </w:r>
           <w:r>
             <w:rPr>
               <w:b/>
             </w:rPr>
-            <w:t>Box 2</w:t>
-          </w:r>
-          <w:r>
-            <w:t xml:space="preserve">) that you would like others to use and b) its binding to a </w:t>
-          </w:r>
-          <w:r>
-            <w:rPr>
-              <w:rFonts w:ascii="Consolas" w:hAnsi="Consolas"/>
-            </w:rPr>
-            <w:t>resolving namespace</w:t>
-          </w:r>
-          <w:r>
-            <w:t xml:space="preserve"> (</w:t>
-          </w:r>
-          <w:r>
-            <w:rPr>
-              <w:b/>
-            </w:rPr>
-            <w:t>Box 2</w:t>
-          </w:r>
-          <w:r>
-            <w:t xml:space="preserve">). Your chosen prefix should be unique, at least among datasets that are likely to be used in the same context. To facilitate this, we strongly recommend that you register your </w:t>
-          </w:r>
-          <w:r>
-            <w:rPr>
-              <w:rFonts w:ascii="Consolas" w:hAnsi="Consolas"/>
-            </w:rPr>
-            <w:t>prefix</w:t>
-          </w:r>
-          <w:r>
-            <w:t xml:space="preserve"> and </w:t>
-          </w:r>
-          <w:r>
-            <w:rPr>
-              <w:rFonts w:ascii="Consolas" w:hAnsi="Consolas"/>
-            </w:rPr>
-            <w:t xml:space="preserve">resolving namespace; </w:t>
-          </w:r>
-          <w:r>
-            <w:rPr>
-              <w:b/>
-            </w:rPr>
             <w:t>Table S3</w:t>
           </w:r>
           <w:r>
@@ -1445,7 +1271,7 @@
     <w:sdt>
       <w:sdtPr>
         <w:tag w:val="mleaf:b710c870-2018-5df6-883d-2e6f7cdbbfc8"/>
-        <w:id w:val="633611520"/>
+        <w:id w:val="797805358"/>
       </w:sdtPr>
       <w:sdtContent>
         <w:p>
@@ -1458,7 +1284,7 @@
     <w:sdt>
       <w:sdtPr>
         <w:tag w:val="mleaf:06a79659-6cae-5b7e-b61f-107eb4447734"/>
-        <w:id w:val="-1357038035"/>
+        <w:id w:val="-1324896344"/>
       </w:sdtPr>
       <w:sdtContent>
         <w:p/>
@@ -1467,7 +1293,7 @@
     <w:sdt>
       <w:sdtPr>
         <w:tag w:val="mleaf:a794afa1-3712-5ab7-a093-ed765e63f700"/>
-        <w:id w:val="-1645119055"/>
+        <w:id w:val="764578556"/>
       </w:sdtPr>
       <w:sdtContent>
         <w:p>
@@ -1527,7 +1353,7 @@
           <w:sdt>
             <w:sdtPr>
               <w:tag w:val="mleaf:24f67ce6-d3c7-5e23-ad6e-8e366f95100b"/>
-              <w:id w:val="-658540072"/>
+              <w:id w:val="1392152996"/>
             </w:sdtPr>
             <w:sdtContent>
               <w:p>
@@ -1603,23 +1429,7 @@
                     <w:sz w:val="20"/>
                     <w:szCs w:val="20"/>
                   </w:rPr>
-                  <w:t xml:space="preserve">LRI formats vary by provider and may have subparts; </w:t>
-                </w:r>
-                <w:proofErr w:type="gramStart"/>
-                <w:r>
-                  <w:rPr>
-                    <w:sz w:val="20"/>
-                    <w:szCs w:val="20"/>
-                  </w:rPr>
-                  <w:t>however</w:t>
-                </w:r>
-                <w:proofErr w:type="gramEnd"/>
-                <w:r>
-                  <w:rPr>
-                    <w:sz w:val="20"/>
-                    <w:szCs w:val="20"/>
-                  </w:rPr>
-                  <w:t xml:space="preserve"> subparts are non-uniform and therefore not described here. For example, a LRI may be opaque (e.g. A0A022YWF9) or recognizable (e.g. ZDB-GENE-980526-388)</w:t>
+                  <w:t>LRI formats vary by provider and may have subparts; however subparts are non-uniform and therefore not described here. For example, a LRI may be opaque (e.g. A0A022YWF9) or recognizable (e.g. ZDB-GENE-980526-388)</w:t>
                 </w:r>
               </w:p>
               <w:p>
@@ -1659,23 +1469,7 @@
                     <w:sz w:val="20"/>
                     <w:szCs w:val="20"/>
                   </w:rPr>
-                  <w:t xml:space="preserve">Uniform Resource Identifier (URI) is an identifier that is uniform; it is an ASCII string that uniquely identifies a resource. In this paper, by URI we mean only those URIs of type HTTP, HTTPS, FTP, etc. that </w:t>
-                </w:r>
-                <w:proofErr w:type="gramStart"/>
-                <w:r>
-                  <w:rPr>
-                    <w:sz w:val="20"/>
-                    <w:szCs w:val="20"/>
-                  </w:rPr>
-                  <w:t>actually resolve</w:t>
-                </w:r>
-                <w:proofErr w:type="gramEnd"/>
-                <w:r>
-                  <w:rPr>
-                    <w:sz w:val="20"/>
-                    <w:szCs w:val="20"/>
-                  </w:rPr>
-                  <w:t xml:space="preserve"> to (provide or redirect to) a webpage containing information about the identified entity. An example of a URI is http://zfin.org/ZDB-GENE-980526-388. </w:t>
+                  <w:t xml:space="preserve">Uniform Resource Identifier (URI) is an identifier that is uniform; it is an ASCII string that uniquely identifies a resource. In this paper, by URI we mean only those URIs of type HTTP, HTTPS, FTP, etc. that actually resolve to (provide or redirect to) a webpage containing information about the identified entity. An example of a URI is http://zfin.org/ZDB-GENE-980526-388. </w:t>
                 </w:r>
               </w:p>
               <w:p>
@@ -1697,22 +1491,15 @@
                   </w:rPr>
                   <w:t xml:space="preserve">When referring to compact URIs (CURIES), we mean an identifier comprised of &lt;Prefix&gt;:&lt;LRI&gt; wherein prefix is deterministically expandable to a resolving namespace (see below) which alone is the basis for the CURIE’s global uniqueness. An example of a CURIE is </w:t>
                 </w:r>
-                <w:proofErr w:type="gramStart"/>
-                <w:r>
-                  <w:rPr>
-                    <w:sz w:val="20"/>
-                    <w:szCs w:val="20"/>
-                  </w:rPr>
-                  <w:t>ZFIN:ZDB</w:t>
-                </w:r>
-                <w:proofErr w:type="gramEnd"/>
-                <w:r>
-                  <w:rPr>
-                    <w:sz w:val="20"/>
-                    <w:szCs w:val="20"/>
-                  </w:rPr>
-                  <w:t>-GENE-980526-388</w:t>
-                </w:r>
+                <w:hyperlink r:id="rId25" w:history="1">
+                  <w:r>
+                    <w:rPr>
+                      <w:sz w:val="20"/>
+                      <w:szCs w:val="20"/>
+                    </w:rPr>
+                    <w:t>ZFIN:ZDB-GENE-980526-388</w:t>
+                  </w:r>
+                </w:hyperlink>
               </w:p>
               <w:p>
                 <w:pPr>
@@ -1739,8 +1526,17 @@
                     <w:szCs w:val="20"/>
                   </w:rPr>
                   <w:softHyphen/>
-                  <w:t>quence of characters which, when prepended to the LRI, yields the URI. In the ZFIN example above, the prefix is ZFIN and the resolving namespace is http://zfin.org/</w:t>
-                </w:r>
+                  <w:t xml:space="preserve">quence of characters which, when prepended to the LRI, yields the URI. In the ZFIN example above, the prefix is ZFIN and the resolving namespace is </w:t>
+                </w:r>
+                <w:hyperlink r:id="rId26" w:history="1">
+                  <w:r>
+                    <w:rPr>
+                      <w:sz w:val="20"/>
+                      <w:szCs w:val="20"/>
+                    </w:rPr>
+                    <w:t>http://zfin.org/</w:t>
+                  </w:r>
+                </w:hyperlink>
               </w:p>
               <w:p>
                 <w:pPr>
@@ -1766,7 +1562,7 @@
     <w:sdt>
       <w:sdtPr>
         <w:tag w:val="mleaf:a80576a0-cc4d-519f-81db-8812866db805"/>
-        <w:id w:val="-1339997976"/>
+        <w:id w:val="-1482698671"/>
       </w:sdtPr>
       <w:sdtContent>
         <w:p>
@@ -1779,7 +1575,7 @@
     <w:sdt>
       <w:sdtPr>
         <w:tag w:val="mleaf:83619c1e-89e0-504c-8332-95ffd374c462"/>
-        <w:id w:val="1358931039"/>
+        <w:id w:val="746082545"/>
       </w:sdtPr>
       <w:sdtContent>
         <w:p>
@@ -1798,7 +1594,7 @@
     <w:sdt>
       <w:sdtPr>
         <w:tag w:val="mleaf:a666daf6-61df-5fc3-b500-ebc92f012b42"/>
-        <w:id w:val="532998010"/>
+        <w:id w:val="1998924366"/>
       </w:sdtPr>
       <w:sdtContent>
         <w:tbl>
@@ -3179,23 +2975,7 @@
                     <w:sz w:val="20"/>
                     <w:szCs w:val="20"/>
                   </w:rPr>
-                  <w:t xml:space="preserve">Enables integration </w:t>
-                </w:r>
-                <w:proofErr w:type="gramStart"/>
-                <w:r>
-                  <w:rPr>
-                    <w:sz w:val="20"/>
-                    <w:szCs w:val="20"/>
-                  </w:rPr>
-                  <w:t>on the basis of</w:t>
-                </w:r>
-                <w:proofErr w:type="gramEnd"/>
-                <w:r>
-                  <w:rPr>
-                    <w:sz w:val="20"/>
-                    <w:szCs w:val="20"/>
-                  </w:rPr>
-                  <w:t xml:space="preserve"> scientific merit, rather than on the restrictions of the license</w:t>
+                  <w:t>Enables integration on the basis of scientific merit, rather than on the restrictions of the license</w:t>
                 </w:r>
               </w:p>
             </w:tc>
@@ -3309,7 +3089,7 @@
     <w:sdt>
       <w:sdtPr>
         <w:tag w:val="mleaf:a64d6073-9561-5fc0-a304-05c53ac0e0cf"/>
-        <w:id w:val="-1651519949"/>
+        <w:id w:val="807290218"/>
       </w:sdtPr>
       <w:sdtContent>
         <w:p>
@@ -3329,7 +3109,7 @@
             </w:rPr>
             <w:t xml:space="preserve">Berners-Lee T. Cool URIs don’t change. 1998. [Cited 2015 May 15]. [Internet]. Available: </w:t>
           </w:r>
-          <w:hyperlink r:id="rId25" w:history="1">
+          <w:hyperlink r:id="rId27" w:history="1">
             <w:r>
               <w:rPr>
                 <w:rFonts w:ascii="Arial Narrow" w:hAnsi="Arial Narrow"/>
@@ -3345,7 +3125,7 @@
     <w:sdt>
       <w:sdtPr>
         <w:tag w:val="mleaf:d56d2eb3-9cae-52df-b77f-aed3bf591772"/>
-        <w:id w:val="-768240488"/>
+        <w:id w:val="1155347980"/>
       </w:sdtPr>
       <w:sdtContent>
         <w:p>
@@ -3354,15 +3134,7 @@
             <w:contextualSpacing w:val="0"/>
           </w:pPr>
           <w:r>
-            <w:t xml:space="preserve">Rule 4: </w:t>
-          </w:r>
-          <w:proofErr w:type="spellStart"/>
-          <w:r>
-            <w:t>Opt</w:t>
-          </w:r>
-          <w:proofErr w:type="spellEnd"/>
-          <w:r>
-            <w:t xml:space="preserve"> for simple, durable web resolution</w:t>
+            <w:t>Rule 4: Opt for simple, durable web resolution</w:t>
           </w:r>
         </w:p>
       </w:sdtContent>
@@ -3370,7 +3142,7 @@
     <w:sdt>
       <w:sdtPr>
         <w:tag w:val="mleaf:849b6760-ec3c-59ed-8881-f0076d9887e9"/>
-        <w:id w:val="-257138186"/>
+        <w:id w:val="-1183207128"/>
       </w:sdtPr>
       <w:sdtContent>
         <w:p>
@@ -3407,7 +3179,7 @@
           <w:r>
             <w:t xml:space="preserve"> for different encodings of your data [</w:t>
           </w:r>
-          <w:hyperlink r:id="rId26" w:history="1">
+          <w:hyperlink r:id="rId28" w:history="1">
             <w:r>
               <w:rPr>
                 <w:color w:val="1155CC"/>
@@ -3419,7 +3191,7 @@
           <w:r>
             <w:t>], and provide direct access to data, metadata, and persistence statements [</w:t>
           </w:r>
-          <w:hyperlink r:id="rId27" w:history="1">
+          <w:hyperlink r:id="rId29" w:history="1">
             <w:r>
               <w:rPr>
                 <w:color w:val="1155CC"/>
@@ -3431,7 +3203,7 @@
           <w:r>
             <w:t>]. If you choose to outsource to a resolver service, use an approach that is JDDCP approved [</w:t>
           </w:r>
-          <w:hyperlink r:id="rId28" w:history="1">
+          <w:hyperlink r:id="rId30" w:history="1">
             <w:r>
               <w:rPr>
                 <w:color w:val="1155CC"/>
@@ -3443,7 +3215,7 @@
           <w:r>
             <w:t xml:space="preserve">] (e.g. </w:t>
           </w:r>
-          <w:hyperlink r:id="rId29" w:history="1">
+          <w:hyperlink r:id="rId31" w:history="1">
             <w:r>
               <w:rPr>
                 <w:color w:val="1155CC"/>
@@ -3455,7 +3227,7 @@
           <w:r>
             <w:t xml:space="preserve">, </w:t>
           </w:r>
-          <w:hyperlink r:id="rId30" w:history="1">
+          <w:hyperlink r:id="rId32" w:history="1">
             <w:r>
               <w:rPr>
                 <w:color w:val="1155CC"/>
@@ -3467,7 +3239,7 @@
           <w:r>
             <w:t xml:space="preserve">, </w:t>
           </w:r>
-          <w:hyperlink r:id="rId31" w:history="1">
+          <w:hyperlink r:id="rId33" w:history="1">
             <w:r>
               <w:rPr>
                 <w:color w:val="1155CC"/>
@@ -3479,7 +3251,7 @@
           <w:r>
             <w:t xml:space="preserve">, </w:t>
           </w:r>
-          <w:hyperlink r:id="rId32" w:history="1">
+          <w:hyperlink r:id="rId34" w:history="1">
             <w:r>
               <w:rPr>
                 <w:color w:val="1155CC"/>
@@ -3491,7 +3263,7 @@
           <w:r>
             <w:t xml:space="preserve">, </w:t>
           </w:r>
-          <w:hyperlink r:id="rId33" w:history="1">
+          <w:hyperlink r:id="rId35" w:history="1">
             <w:r>
               <w:rPr>
                 <w:color w:val="1155CC"/>
@@ -3503,7 +3275,7 @@
           <w:r>
             <w:t xml:space="preserve">, </w:t>
           </w:r>
-          <w:hyperlink r:id="rId34" w:history="1">
+          <w:hyperlink r:id="rId36" w:history="1">
             <w:r>
               <w:rPr>
                 <w:color w:val="1155CC"/>
@@ -3515,7 +3287,7 @@
           <w:r>
             <w:t xml:space="preserve">, </w:t>
           </w:r>
-          <w:hyperlink r:id="rId35" w:history="1">
+          <w:hyperlink r:id="rId37" w:history="1">
             <w:r>
               <w:rPr>
                 <w:color w:val="1155CC"/>
@@ -3558,41 +3330,33 @@
             <w:rPr>
               <w:rFonts w:ascii="Consolas" w:hAnsi="Consolas"/>
             </w:rPr>
-            <w:t>.</w:t>
-          </w:r>
-          <w:proofErr w:type="spellStart"/>
+            <w:t>.php</w:t>
+          </w:r>
+          <w:r>
+            <w:t xml:space="preserve">’). The compact URI approach can work with any resolver(s): see for instance examples 4 and 5 in </w:t>
+          </w:r>
+          <w:r>
+            <w:rPr>
+              <w:b/>
+            </w:rPr>
+            <w:t>Figure 1</w:t>
+          </w:r>
+          <w:r>
+            <w:t xml:space="preserve">. By choosing a single </w:t>
+          </w:r>
           <w:r>
             <w:rPr>
               <w:rFonts w:ascii="Consolas" w:hAnsi="Consolas"/>
             </w:rPr>
-            <w:t>php</w:t>
-          </w:r>
-          <w:proofErr w:type="spellEnd"/>
-          <w:r>
-            <w:t xml:space="preserve">’). The compact URI approach can work with any resolver(s): see for instance examples 4 and 5 in </w:t>
+            <w:t>namespace</w:t>
+          </w:r>
+          <w:r>
+            <w:t xml:space="preserve"> per database, you make it possible for others to resolve your identifiers simply (</w:t>
           </w:r>
           <w:r>
             <w:rPr>
               <w:b/>
             </w:rPr>
-            <w:t>Figure 1</w:t>
-          </w:r>
-          <w:r>
-            <w:t xml:space="preserve">. By choosing a single </w:t>
-          </w:r>
-          <w:r>
-            <w:rPr>
-              <w:rFonts w:ascii="Consolas" w:hAnsi="Consolas"/>
-            </w:rPr>
-            <w:t>namespace</w:t>
-          </w:r>
-          <w:r>
-            <w:t xml:space="preserve"> per database, you make it possible for others to resolve your identifiers simply (</w:t>
-          </w:r>
-          <w:r>
-            <w:rPr>
-              <w:b/>
-            </w:rPr>
             <w:t>Fig. 1 panel A</w:t>
           </w:r>
           <w:r>
@@ -3604,7 +3368,7 @@
             </w:rPr>
             <w:t xml:space="preserve">KEGG-path: http://www.kegg.jp/dbget-bin/www_bget?path: vs KEGG-ko: </w:t>
           </w:r>
-          <w:hyperlink r:id="rId36" w:history="1">
+          <w:hyperlink r:id="rId38" w:history="1">
             <w:r>
               <w:rPr>
                 <w:rFonts w:ascii="Arial Narrow" w:hAnsi="Arial Narrow"/>
@@ -3633,7 +3397,7 @@
           <w:r>
             <w:t xml:space="preserve">is the same as the homepage (e.g. </w:t>
           </w:r>
-          <w:hyperlink r:id="rId37" w:history="1">
+          <w:hyperlink r:id="rId39" w:history="1">
             <w:r>
               <w:rPr>
                 <w:color w:val="1155CC"/>
@@ -3670,7 +3434,7 @@
     <w:sdt>
       <w:sdtPr>
         <w:tag w:val="mleaf:c6c20878-03a7-54bf-bd4d-706362ddf47c"/>
-        <w:id w:val="2031604507"/>
+        <w:id w:val="-1281179767"/>
       </w:sdtPr>
       <w:sdtContent>
         <w:p>
@@ -3683,7 +3447,7 @@
     <w:sdt>
       <w:sdtPr>
         <w:tag w:val="mleaf:f300f209-6b4d-55b8-9579-f7cb08916471"/>
-        <w:id w:val="376358754"/>
+        <w:id w:val="668060160"/>
       </w:sdtPr>
       <w:sdtContent>
         <w:p>
@@ -3702,7 +3466,7 @@
     <w:sdt>
       <w:sdtPr>
         <w:tag w:val="mleaf:26f002be-b058-5d03-801c-118319ad896f"/>
-        <w:id w:val="1880898556"/>
+        <w:id w:val="-835835654"/>
       </w:sdtPr>
       <w:sdtContent>
         <w:p>
@@ -3713,21 +3477,7 @@
             <w:rPr>
               <w:sz w:val="20"/>
             </w:rPr>
-            <w:t xml:space="preserve">Compact URIs (CURIEs) (Panel A), URIs (Panel B) and Access URLs (Panel C) with in house examples from (ZFIN, </w:t>
-          </w:r>
-          <w:proofErr w:type="spellStart"/>
-          <w:r>
-            <w:rPr>
-              <w:sz w:val="20"/>
-            </w:rPr>
-            <w:t>UniProt</w:t>
-          </w:r>
-          <w:proofErr w:type="spellEnd"/>
-          <w:r>
-            <w:rPr>
-              <w:sz w:val="20"/>
-            </w:rPr>
-            <w:t>, and ENSEMBL and 3rd party resolver examples using identifiers.org and DOI. In each case, the URI can be algorithmically derived from the CURIE, and the LRI itself is included (unmodified) within the URI.</w:t>
+            <w:t>Compact URIs (CURIEs) (Panel A), URIs (Panel B) and Access URLs (Panel C) with in house examples from (ZFIN, UniProt, and ENSEMBL and 3rd party resolver examples using identifiers.org and DOI. In each case, the URI can be algorithmically derived from the CURIE, and the LRI itself is included (unmodified) within the URI.</w:t>
           </w:r>
         </w:p>
       </w:sdtContent>
@@ -3735,7 +3485,7 @@
     <w:sdt>
       <w:sdtPr>
         <w:tag w:val="mleaf:89bcfb96-7aaa-51cb-b362-6b58cb5fdfd5"/>
-        <w:id w:val="1924995089"/>
+        <w:id w:val="1222331189"/>
       </w:sdtPr>
       <w:sdtContent>
         <w:p>
@@ -3749,7 +3499,7 @@
               <w:noProof/>
             </w:rPr>
             <w:drawing>
-              <wp:inline distT="0" distB="0" distL="0" distR="0" wp14:anchorId="60C38D12" wp14:editId="4907D9E6">
+              <wp:inline distT="0" distB="0" distL="0" distR="0" wp14:anchorId="52696EC3" wp14:editId="31CB0037">
                 <wp:extent cx="6333490" cy="2397760"/>
                 <wp:effectExtent l="0" t="0" r="0" b="0"/>
                 <wp:docPr id="1" name="Picture 1"/>
@@ -3764,7 +3514,7 @@
                         </pic:cNvPicPr>
                       </pic:nvPicPr>
                       <pic:blipFill>
-                        <a:blip r:embed="rId38"/>
+                        <a:blip r:embed="rId40"/>
                         <a:stretch>
                           <a:fillRect/>
                         </a:stretch>
@@ -3790,7 +3540,7 @@
     <w:sdt>
       <w:sdtPr>
         <w:tag w:val="mleaf:6719c2b1-3be4-5776-a860-8cc3c3a161e1"/>
-        <w:id w:val="-1727752229"/>
+        <w:id w:val="-1784724727"/>
       </w:sdtPr>
       <w:sdtContent>
         <w:p>
@@ -3805,7 +3555,7 @@
     <w:sdt>
       <w:sdtPr>
         <w:tag w:val="mleaf:875ddead-7c6c-5db9-9672-d19a882a8361"/>
-        <w:id w:val="190268524"/>
+        <w:id w:val="274609231"/>
       </w:sdtPr>
       <w:sdtContent>
         <w:p>
@@ -3823,7 +3573,7 @@
     <w:sdt>
       <w:sdtPr>
         <w:tag w:val="mleaf:2a9b7dcb-47b3-5025-929e-361883ebc5be"/>
-        <w:id w:val="1038560006"/>
+        <w:id w:val="367730135"/>
       </w:sdtPr>
       <w:sdtContent>
         <w:p>
@@ -3848,7 +3598,7 @@
     <w:sdt>
       <w:sdtPr>
         <w:tag w:val="mleaf:22f02065-fac2-582e-b895-18bfd272059b"/>
-        <w:id w:val="-436142618"/>
+        <w:id w:val="255877152"/>
       </w:sdtPr>
       <w:sdtContent>
         <w:p>
@@ -3861,7 +3611,7 @@
     <w:sdt>
       <w:sdtPr>
         <w:tag w:val="mleaf:33fe07fc-2b4b-5630-b3b0-b01e40fd08c1"/>
-        <w:id w:val="-711647800"/>
+        <w:id w:val="325487698"/>
       </w:sdtPr>
       <w:sdtContent>
         <w:p>
@@ -3871,7 +3621,7 @@
           <w:r>
             <w:t>When assigning identifiers, define what kind of entity is being identified. This information must be provided as an available description and encoded where possible, using metadata landing pages [</w:t>
           </w:r>
-          <w:hyperlink r:id="rId39" w:history="1">
+          <w:hyperlink r:id="rId41" w:history="1">
             <w:r>
               <w:rPr>
                 <w:color w:val="1155CC"/>
@@ -3883,7 +3633,7 @@
           <w:r>
             <w:t>][</w:t>
           </w:r>
-          <w:hyperlink r:id="rId40" w:history="1">
+          <w:hyperlink r:id="rId42" w:history="1">
             <w:r>
               <w:rPr>
                 <w:color w:val="1155CC"/>
@@ -3901,7 +3651,7 @@
     <w:sdt>
       <w:sdtPr>
         <w:tag w:val="mleaf:ddd0e620-63ac-51b0-8a2f-67349b712d66"/>
-        <w:id w:val="-637105445"/>
+        <w:id w:val="-1947454701"/>
       </w:sdtPr>
       <w:sdtContent>
         <w:p>
@@ -3918,7 +3668,7 @@
     <w:sdt>
       <w:sdtPr>
         <w:tag w:val="mleaf:be9e0b89-50b9-55c0-bf20-0940c0d1bb5f"/>
-        <w:id w:val="1387221371"/>
+        <w:id w:val="-1175416558"/>
       </w:sdtPr>
       <w:sdtContent>
         <w:p>
@@ -3932,23 +3682,9 @@
             <w:rPr>
               <w:sz w:val="20"/>
             </w:rPr>
-            <w:t xml:space="preserve">E.g. “The permanent link to this page, which will not change with the next release of </w:t>
-          </w:r>
-          <w:proofErr w:type="spellStart"/>
-          <w:r>
-            <w:rPr>
-              <w:sz w:val="20"/>
-            </w:rPr>
-            <w:t>Ensembl</w:t>
-          </w:r>
-          <w:proofErr w:type="spellEnd"/>
-          <w:r>
-            <w:rPr>
-              <w:sz w:val="20"/>
-            </w:rPr>
-            <w:t xml:space="preserve"> is: </w:t>
-          </w:r>
-          <w:hyperlink r:id="rId41" w:history="1">
+            <w:t xml:space="preserve">E.g. “The permanent link to this page, which will not change with the next release of Ensembl is: </w:t>
+          </w:r>
+          <w:hyperlink r:id="rId43" w:history="1">
             <w:r>
               <w:rPr>
                 <w:rFonts w:ascii="Arial Narrow" w:hAnsi="Arial Narrow"/>
@@ -3978,7 +3714,7 @@
     <w:sdt>
       <w:sdtPr>
         <w:tag w:val="mleaf:17bf0031-834a-50f5-bfbb-cb10821dc5e8"/>
-        <w:id w:val="1104070897"/>
+        <w:id w:val="-1018612888"/>
       </w:sdtPr>
       <w:sdtContent>
         <w:p>
@@ -3991,7 +3727,7 @@
     <w:sdt>
       <w:sdtPr>
         <w:tag w:val="mleaf:f832ebff-5d3a-53f8-9f56-418797d00f80"/>
-        <w:id w:val="911892991"/>
+        <w:id w:val="1744842705"/>
       </w:sdtPr>
       <w:sdtContent>
         <w:p>
@@ -4010,7 +3746,7 @@
           <w:r>
             <w:t xml:space="preserve">make this clear to the user and provide a link to the updated version (see </w:t>
           </w:r>
-          <w:hyperlink r:id="rId42" w:history="1">
+          <w:hyperlink r:id="rId44" w:history="1">
             <w:r>
               <w:rPr>
                 <w:color w:val="1155CC"/>
@@ -4035,7 +3771,7 @@
     <w:sdt>
       <w:sdtPr>
         <w:tag w:val="mleaf:1ea07668-2e26-5ca1-9f38-76b6147727e3"/>
-        <w:id w:val="-1176797797"/>
+        <w:id w:val="-1206023653"/>
       </w:sdtPr>
       <w:sdtContent>
         <w:p>
@@ -4052,7 +3788,7 @@
     <w:sdt>
       <w:sdtPr>
         <w:tag w:val="mleaf:346f06e9-8764-5df1-b656-1d1532fd1d5f"/>
-        <w:id w:val="-102342493"/>
+        <w:id w:val="-2059622167"/>
       </w:sdtPr>
       <w:sdtContent>
         <w:p>
@@ -4077,7 +3813,7 @@
     <w:sdt>
       <w:sdtPr>
         <w:tag w:val="mleaf:8ed84fbe-de4a-55e6-bb7c-0c5f55bf5d79"/>
-        <w:id w:val="-1555074912"/>
+        <w:id w:val="1738665844"/>
       </w:sdtPr>
       <w:sdtContent>
         <w:p>
@@ -4090,23 +3826,15 @@
     <w:sdt>
       <w:sdtPr>
         <w:tag w:val="mleaf:1701fe85-1c8d-510c-a681-520c712d72f5"/>
-        <w:id w:val="308294454"/>
-      </w:sdtPr>
-      <w:sdtContent>
-        <w:p>
-          <w:pPr>
-            <w:pStyle w:val="LO-normal"/>
-          </w:pPr>
-          <w:r>
-            <w:t xml:space="preserve">Explicit versioning is recommended if prevailing use of an </w:t>
-          </w:r>
-          <w:proofErr w:type="spellStart"/>
-          <w:r>
-            <w:t>unversioned</w:t>
-          </w:r>
-          <w:proofErr w:type="spellEnd"/>
-          <w:r>
-            <w:t xml:space="preserve"> identifier results in “breaking changes” (e.g., a change in the hypothesized cause of a disease). However, if new information about the entity emerges slowly and the changes are “non-breaking”, it is reasonable to instead maintain a machine-actionable change history wherein the changes are also categorized. Versioning and change history work well together, especially when multiple types of changes overlap. Even when previous records are removed, the URI should continue to resolve, but to a </w:t>
+        <w:id w:val="-1794445062"/>
+      </w:sdtPr>
+      <w:sdtContent>
+        <w:p>
+          <w:pPr>
+            <w:pStyle w:val="LO-normal"/>
+          </w:pPr>
+          <w:r>
+            <w:t xml:space="preserve">Explicit versioning is recommended if prevailing use of an unversioned identifier results in “breaking changes” (e.g., a change in the hypothesized cause of a disease). However, if new information about the entity emerges slowly and the changes are “non-breaking”, it is reasonable to instead maintain a machine-actionable change history wherein the changes are also categorized. Versioning and change history work well together, especially when multiple types of changes overlap. Even when previous records are removed, the URI should continue to resolve, but to a </w:t>
           </w:r>
           <w:r>
             <w:rPr>
@@ -4132,7 +3860,7 @@
     <w:sdt>
       <w:sdtPr>
         <w:tag w:val="mleaf:f73e7bf0-a133-5ea6-a382-a42b690c292b"/>
-        <w:id w:val="-296678293"/>
+        <w:id w:val="309752333"/>
       </w:sdtPr>
       <w:sdtContent>
         <w:p>
@@ -4145,7 +3873,7 @@
     <w:sdt>
       <w:sdtPr>
         <w:tag w:val="mleaf:e8a06248-2c31-59cd-bc5f-87fee942ae69"/>
-        <w:id w:val="-1026405969"/>
+        <w:id w:val="-965968564"/>
       </w:sdtPr>
       <w:sdtContent>
         <w:p>
@@ -4164,7 +3892,7 @@
           <w:r>
             <w:t xml:space="preserve"> below. See Kratz et al. [</w:t>
           </w:r>
-          <w:hyperlink r:id="rId43" w:history="1">
+          <w:hyperlink r:id="rId45" w:history="1">
             <w:r>
               <w:rPr>
                 <w:color w:val="1155CC"/>
@@ -4174,38 +3902,25 @@
             </w:r>
           </w:hyperlink>
           <w:r>
-            <w:t xml:space="preserve">] for a more in-depth discussion of change management considerations. If you version identifiers at the level of the individual record, you must version in the LRI after the dot per </w:t>
-          </w:r>
-          <w:proofErr w:type="spellStart"/>
-          <w:r>
+            <w:t xml:space="preserve">] for a more in-depth discussion of change management considerations. If you version identifiers at the level of the individual record, you must version in the LRI after the dot per UniProt in </w:t>
+          </w:r>
+          <w:r>
+            <w:rPr>
+              <w:b/>
+            </w:rPr>
+            <w:t>Table 2a</w:t>
+          </w:r>
+          <w:r>
+            <w:t xml:space="preserve">; this provides continuity in your site and also enables a single CURIE prefix to be used with any version: </w:t>
+          </w:r>
+          <w:r>
+            <w:rPr>
+              <w:color w:val="0000FF"/>
+            </w:rPr>
             <w:t>UniProt</w:t>
           </w:r>
-          <w:proofErr w:type="spellEnd"/>
-          <w:r>
-            <w:t xml:space="preserve"> in </w:t>
-          </w:r>
-          <w:r>
-            <w:rPr>
-              <w:b/>
-            </w:rPr>
-            <w:t>Table 2a</w:t>
-          </w:r>
-          <w:r>
-            <w:t xml:space="preserve">; this provides continuity in your site and also enables a single CURIE prefix to be used with any version: </w:t>
-          </w:r>
-          <w:proofErr w:type="gramStart"/>
-          <w:r>
-            <w:rPr>
-              <w:color w:val="0000FF"/>
-            </w:rPr>
-            <w:t>UniProt</w:t>
-          </w:r>
-          <w:r>
-            <w:t>:P</w:t>
-          </w:r>
-          <w:proofErr w:type="gramEnd"/>
-          <w:r>
-            <w:t xml:space="preserve">12345.3 </w:t>
+          <w:r>
+            <w:t xml:space="preserve">:P12345.3 </w:t>
           </w:r>
           <w:r>
             <w:rPr>
@@ -4220,7 +3935,7 @@
             </w:rPr>
             <w:t xml:space="preserve"> </w:t>
           </w:r>
-          <w:hyperlink r:id="rId44" w:history="1">
+          <w:hyperlink r:id="rId46" w:history="1">
             <w:r>
               <w:rPr>
                 <w:color w:val="0000FF"/>
@@ -4249,7 +3964,7 @@
     <w:sdt>
       <w:sdtPr>
         <w:tag w:val="mleaf:b0856bd0-d1e1-5ae5-b2d7-5ed332f4c6e4"/>
-        <w:id w:val="35018622"/>
+        <w:id w:val="634833962"/>
       </w:sdtPr>
       <w:sdtContent>
         <w:p>
@@ -4262,7 +3977,7 @@
     <w:sdt>
       <w:sdtPr>
         <w:tag w:val="mleaf:9a3faab8-db40-58d0-a98b-5b8a00bbd9bd"/>
-        <w:id w:val="-874927932"/>
+        <w:id w:val="-1039285865"/>
       </w:sdtPr>
       <w:sdtContent>
         <w:p>
@@ -4281,7 +3996,7 @@
     <w:sdt>
       <w:sdtPr>
         <w:tag w:val="mleaf:983ca334-2337-59be-92bb-fda19418ce5e"/>
-        <w:id w:val="-741715917"/>
+        <w:id w:val="324095728"/>
       </w:sdtPr>
       <w:sdtContent>
         <w:tbl>
@@ -4434,23 +4149,7 @@
                     <w:sz w:val="20"/>
                     <w:szCs w:val="20"/>
                   </w:rPr>
-                  <w:t xml:space="preserve">Version information should </w:t>
-                </w:r>
-                <w:proofErr w:type="gramStart"/>
-                <w:r>
-                  <w:rPr>
-                    <w:sz w:val="20"/>
-                    <w:szCs w:val="20"/>
-                  </w:rPr>
-                  <w:t>follow after</w:t>
-                </w:r>
-                <w:proofErr w:type="gramEnd"/>
-                <w:r>
-                  <w:rPr>
-                    <w:sz w:val="20"/>
-                    <w:szCs w:val="20"/>
-                  </w:rPr>
-                  <w:t xml:space="preserve"> a dot</w:t>
+                  <w:t>Version information should follow after a dot</w:t>
                 </w:r>
               </w:p>
             </w:tc>
@@ -4482,16 +4181,18 @@
                     <w:szCs w:val="20"/>
                   </w:rPr>
                 </w:pPr>
-                <w:r>
-                  <w:rPr>
-                    <w:rStyle w:val="InternetLink"/>
-                    <w:rFonts w:ascii="Consolas" w:eastAsia="Consolas" w:hAnsi="Consolas" w:cs="Consolas"/>
-                    <w:color w:val="1155CC"/>
-                    <w:sz w:val="20"/>
-                    <w:szCs w:val="20"/>
-                  </w:rPr>
-                  <w:t>P12345.3</w:t>
-                </w:r>
+                <w:hyperlink r:id="rId47" w:history="1">
+                  <w:r>
+                    <w:rPr>
+                      <w:rStyle w:val="InternetLink"/>
+                      <w:rFonts w:ascii="Consolas" w:eastAsia="Consolas" w:hAnsi="Consolas" w:cs="Consolas"/>
+                      <w:color w:val="1155CC"/>
+                      <w:sz w:val="20"/>
+                      <w:szCs w:val="20"/>
+                    </w:rPr>
+                    <w:t>P12345.3</w:t>
+                  </w:r>
+                </w:hyperlink>
               </w:p>
             </w:tc>
           </w:tr>
@@ -4558,16 +4259,18 @@
                     <w:szCs w:val="20"/>
                   </w:rPr>
                 </w:pPr>
-                <w:r>
-                  <w:rPr>
-                    <w:rStyle w:val="InternetLink"/>
-                    <w:rFonts w:ascii="Consolas" w:eastAsia="Consolas" w:hAnsi="Consolas" w:cs="Consolas"/>
-                    <w:color w:val="1155CC"/>
-                    <w:sz w:val="20"/>
-                    <w:szCs w:val="20"/>
-                  </w:rPr>
-                  <w:t>P12345</w:t>
-                </w:r>
+                <w:hyperlink r:id="rId48" w:history="1">
+                  <w:r>
+                    <w:rPr>
+                      <w:rStyle w:val="InternetLink"/>
+                      <w:rFonts w:ascii="Consolas" w:eastAsia="Consolas" w:hAnsi="Consolas" w:cs="Consolas"/>
+                      <w:color w:val="1155CC"/>
+                      <w:sz w:val="20"/>
+                      <w:szCs w:val="20"/>
+                    </w:rPr>
+                    <w:t>P12345</w:t>
+                  </w:r>
+                </w:hyperlink>
               </w:p>
             </w:tc>
           </w:tr>
@@ -4634,6 +4337,18 @@
                     <w:szCs w:val="20"/>
                   </w:rPr>
                 </w:pPr>
+                <w:hyperlink r:id="rId49" w:history="1">
+                  <w:r>
+                    <w:rPr>
+                      <w:rStyle w:val="InternetLink"/>
+                      <w:rFonts w:ascii="Consolas" w:eastAsia="Consolas" w:hAnsi="Consolas" w:cs="Consolas"/>
+                      <w:color w:val="1155CC"/>
+                      <w:sz w:val="20"/>
+                      <w:szCs w:val="20"/>
+                    </w:rPr>
+                    <w:t>P12345.1</w:t>
+                  </w:r>
+                </w:hyperlink>
                 <w:r>
                   <w:rPr>
                     <w:rStyle w:val="InternetLink"/>
@@ -4642,8 +4357,20 @@
                     <w:sz w:val="20"/>
                     <w:szCs w:val="20"/>
                   </w:rPr>
-                  <w:t>P12345.1 to P12345</w:t>
-                </w:r>
+                  <w:t xml:space="preserve"> to </w:t>
+                </w:r>
+                <w:hyperlink r:id="rId50" w:history="1">
+                  <w:r>
+                    <w:rPr>
+                      <w:rStyle w:val="InternetLink"/>
+                      <w:rFonts w:ascii="Consolas" w:eastAsia="Consolas" w:hAnsi="Consolas" w:cs="Consolas"/>
+                      <w:color w:val="1155CC"/>
+                      <w:sz w:val="20"/>
+                      <w:szCs w:val="20"/>
+                    </w:rPr>
+                    <w:t>P12345</w:t>
+                  </w:r>
+                </w:hyperlink>
               </w:p>
             </w:tc>
           </w:tr>
@@ -4710,16 +4437,18 @@
                     <w:szCs w:val="20"/>
                   </w:rPr>
                 </w:pPr>
-                <w:r>
-                  <w:rPr>
-                    <w:rStyle w:val="InternetLink"/>
-                    <w:rFonts w:ascii="Consolas" w:eastAsia="Consolas" w:hAnsi="Consolas" w:cs="Consolas"/>
-                    <w:color w:val="1155CC"/>
-                    <w:sz w:val="20"/>
-                    <w:szCs w:val="20"/>
-                  </w:rPr>
-                  <w:t>P12345.1</w:t>
-                </w:r>
+                <w:hyperlink r:id="rId51" w:history="1">
+                  <w:r>
+                    <w:rPr>
+                      <w:rStyle w:val="InternetLink"/>
+                      <w:rFonts w:ascii="Consolas" w:eastAsia="Consolas" w:hAnsi="Consolas" w:cs="Consolas"/>
+                      <w:color w:val="1155CC"/>
+                      <w:sz w:val="20"/>
+                      <w:szCs w:val="20"/>
+                    </w:rPr>
+                    <w:t>P12345.1</w:t>
+                  </w:r>
+                </w:hyperlink>
               </w:p>
             </w:tc>
           </w:tr>
@@ -4786,16 +4515,18 @@
                     <w:szCs w:val="20"/>
                   </w:rPr>
                 </w:pPr>
-                <w:r>
-                  <w:rPr>
-                    <w:rStyle w:val="InternetLink"/>
-                    <w:rFonts w:ascii="Consolas" w:eastAsia="Consolas" w:hAnsi="Consolas" w:cs="Consolas"/>
-                    <w:color w:val="1155CC"/>
-                    <w:sz w:val="20"/>
-                    <w:szCs w:val="20"/>
-                  </w:rPr>
-                  <w:t>P12345.302</w:t>
-                </w:r>
+                <w:hyperlink r:id="rId52" w:history="1">
+                  <w:r>
+                    <w:rPr>
+                      <w:rStyle w:val="InternetLink"/>
+                      <w:rFonts w:ascii="Consolas" w:eastAsia="Consolas" w:hAnsi="Consolas" w:cs="Consolas"/>
+                      <w:color w:val="1155CC"/>
+                      <w:sz w:val="20"/>
+                      <w:szCs w:val="20"/>
+                    </w:rPr>
+                    <w:t>P12345.302</w:t>
+                  </w:r>
+                </w:hyperlink>
               </w:p>
             </w:tc>
           </w:tr>
@@ -4862,16 +4593,18 @@
                     <w:szCs w:val="20"/>
                   </w:rPr>
                 </w:pPr>
-                <w:r>
-                  <w:rPr>
-                    <w:rStyle w:val="InternetLink"/>
-                    <w:rFonts w:ascii="Consolas" w:eastAsia="Consolas" w:hAnsi="Consolas" w:cs="Consolas"/>
-                    <w:color w:val="1155CC"/>
-                    <w:sz w:val="20"/>
-                    <w:szCs w:val="20"/>
-                  </w:rPr>
-                  <w:t>P12345.3</w:t>
-                </w:r>
+                <w:hyperlink r:id="rId53" w:history="1">
+                  <w:r>
+                    <w:rPr>
+                      <w:rStyle w:val="InternetLink"/>
+                      <w:rFonts w:ascii="Consolas" w:eastAsia="Consolas" w:hAnsi="Consolas" w:cs="Consolas"/>
+                      <w:color w:val="1155CC"/>
+                      <w:sz w:val="20"/>
+                      <w:szCs w:val="20"/>
+                    </w:rPr>
+                    <w:t>P12345.3</w:t>
+                  </w:r>
+                </w:hyperlink>
               </w:p>
             </w:tc>
           </w:tr>
@@ -4938,6 +4671,18 @@
                     <w:szCs w:val="20"/>
                   </w:rPr>
                 </w:pPr>
+                <w:hyperlink r:id="rId54" w:history="1">
+                  <w:r>
+                    <w:rPr>
+                      <w:rStyle w:val="InternetLink"/>
+                      <w:rFonts w:ascii="Consolas" w:eastAsia="Consolas" w:hAnsi="Consolas" w:cs="Consolas"/>
+                      <w:color w:val="1155CC"/>
+                      <w:sz w:val="20"/>
+                      <w:szCs w:val="20"/>
+                    </w:rPr>
+                    <w:t>P12345</w:t>
+                  </w:r>
+                </w:hyperlink>
                 <w:r>
                   <w:rPr>
                     <w:rStyle w:val="InternetLink"/>
@@ -4946,7 +4691,7 @@
                     <w:sz w:val="20"/>
                     <w:szCs w:val="20"/>
                   </w:rPr>
-                  <w:t>P12345 (see ‘history’ tab in user interface)</w:t>
+                  <w:t xml:space="preserve"> (see ‘history’ tab in user interface)</w:t>
                 </w:r>
               </w:p>
             </w:tc>
@@ -5014,6 +4759,18 @@
                     <w:szCs w:val="20"/>
                   </w:rPr>
                 </w:pPr>
+                <w:hyperlink r:id="rId55" w:history="1">
+                  <w:r>
+                    <w:rPr>
+                      <w:rStyle w:val="InternetLink"/>
+                      <w:rFonts w:ascii="Arial Narrow" w:eastAsia="Arial Narrow" w:hAnsi="Arial Narrow" w:cs="Arial Narrow"/>
+                      <w:color w:val="1155CC"/>
+                      <w:sz w:val="20"/>
+                      <w:szCs w:val="20"/>
+                    </w:rPr>
+                    <w:t>http://www.uniprot.org/uniprot/P12345?version=*</w:t>
+                  </w:r>
+                </w:hyperlink>
                 <w:r>
                   <w:rPr>
                     <w:rStyle w:val="InternetLink"/>
@@ -5022,7 +4779,7 @@
                     <w:sz w:val="20"/>
                     <w:szCs w:val="20"/>
                   </w:rPr>
-                  <w:t xml:space="preserve">http://www.uniprot.org/uniprot/P12345?version=* </w:t>
+                  <w:t xml:space="preserve"> </w:t>
                 </w:r>
               </w:p>
             </w:tc>
@@ -5033,7 +4790,7 @@
     <w:sdt>
       <w:sdtPr>
         <w:tag w:val="mleaf:844520b0-7feb-5673-a852-f0858ac63dd5"/>
-        <w:id w:val="276219454"/>
+        <w:id w:val="-1424954763"/>
       </w:sdtPr>
       <w:sdtContent>
         <w:p>
@@ -5046,7 +4803,7 @@
     <w:sdt>
       <w:sdtPr>
         <w:tag w:val="mleaf:f3a016ca-823e-5923-a2aa-7dd66f2e39a9"/>
-        <w:id w:val="-1355341148"/>
+        <w:id w:val="-257674681"/>
       </w:sdtPr>
       <w:sdtContent>
         <w:p>
@@ -5065,7 +4822,7 @@
     <w:sdt>
       <w:sdtPr>
         <w:tag w:val="mleaf:7e2bfc28-98a1-5933-8c9c-7e93a780c01b"/>
-        <w:id w:val="1019045395"/>
+        <w:id w:val="621967321"/>
       </w:sdtPr>
       <w:sdtContent>
         <w:tbl>
@@ -5181,6 +4938,20 @@
                     <w:u w:val="none"/>
                   </w:rPr>
                 </w:pPr>
+                <w:hyperlink r:id="rId56" w:history="1">
+                  <w:r>
+                    <w:rPr>
+                      <w:rStyle w:val="InternetLink"/>
+                      <w:bCs/>
+                      <w:color w:val="auto"/>
+                      <w:spacing w:val="-8"/>
+                      <w:sz w:val="20"/>
+                      <w:szCs w:val="20"/>
+                      <w:u w:val="none"/>
+                    </w:rPr>
+                    <w:t>http://Jul2015.archive</w:t>
+                  </w:r>
+                </w:hyperlink>
                 <w:r>
                   <w:rPr>
                     <w:rStyle w:val="InternetLink"/>
@@ -5191,7 +4962,7 @@
                     <w:szCs w:val="20"/>
                     <w:u w:val="none"/>
                   </w:rPr>
-                  <w:t>http://Jul2015.archive.ensembl.org/Mus_musculus/Gene/Summary?g=ENSMUSG00000033577</w:t>
+                  <w:t>.ensembl.org/Mus_musculus/Gene/Summary?g=ENSMUSG00000033577</w:t>
                 </w:r>
               </w:p>
             </w:tc>
@@ -5241,41 +5012,19 @@
                     <w:szCs w:val="20"/>
                   </w:rPr>
                 </w:pPr>
-                <w:r>
-                  <w:rPr>
-                    <w:rStyle w:val="Hyperlink"/>
-                    <w:rFonts w:ascii="Consolas" w:hAnsi="Consolas"/>
-                    <w:color w:val="auto"/>
-                    <w:spacing w:val="-4"/>
-                    <w:sz w:val="20"/>
-                    <w:szCs w:val="20"/>
-                  </w:rPr>
-                  <w:t>ENSEMBL-2015-07-</w:t>
-                </w:r>
-                <w:proofErr w:type="gramStart"/>
-                <w:r>
-                  <w:rPr>
-                    <w:rStyle w:val="Hyperlink"/>
-                    <w:rFonts w:ascii="Consolas" w:hAnsi="Consolas"/>
-                    <w:color w:val="auto"/>
-                    <w:spacing w:val="-4"/>
-                    <w:sz w:val="20"/>
-                    <w:szCs w:val="20"/>
-                  </w:rPr>
-                  <w:t>MUSG:ENSMUSG</w:t>
-                </w:r>
-                <w:proofErr w:type="gramEnd"/>
-                <w:r>
-                  <w:rPr>
-                    <w:rStyle w:val="Hyperlink"/>
-                    <w:rFonts w:ascii="Consolas" w:hAnsi="Consolas"/>
-                    <w:color w:val="auto"/>
-                    <w:spacing w:val="-4"/>
-                    <w:sz w:val="20"/>
-                    <w:szCs w:val="20"/>
-                  </w:rPr>
-                  <w:t>00000033577</w:t>
-                </w:r>
+                <w:hyperlink r:id="rId57" w:history="1">
+                  <w:r>
+                    <w:rPr>
+                      <w:rStyle w:val="Hyperlink"/>
+                      <w:rFonts w:ascii="Consolas" w:hAnsi="Consolas"/>
+                      <w:color w:val="auto"/>
+                      <w:spacing w:val="-4"/>
+                      <w:sz w:val="20"/>
+                      <w:szCs w:val="20"/>
+                    </w:rPr>
+                    <w:t>ENSEMBL-2015-07-MUSG:ENSMUSG00000033577</w:t>
+                  </w:r>
+                </w:hyperlink>
               </w:p>
             </w:tc>
           </w:tr>
@@ -5285,7 +5034,7 @@
     <w:sdt>
       <w:sdtPr>
         <w:tag w:val="mleaf:9fb5c90f-54c3-501c-9bda-f70edfc409aa"/>
-        <w:id w:val="928625834"/>
+        <w:id w:val="467247819"/>
       </w:sdtPr>
       <w:sdtContent>
         <w:p>
@@ -5298,7 +5047,7 @@
     <w:sdt>
       <w:sdtPr>
         <w:tag w:val="mleaf:35b72586-1e30-5da9-bd58-111e16b955eb"/>
-        <w:id w:val="1027208675"/>
+        <w:id w:val="-1511368532"/>
       </w:sdtPr>
       <w:sdtContent>
         <w:p>
@@ -5315,31 +5064,15 @@
     <w:sdt>
       <w:sdtPr>
         <w:tag w:val="mleaf:0a35dec2-3c12-5dad-a061-31afe17f853b"/>
-        <w:id w:val="2040476878"/>
-      </w:sdtPr>
-      <w:sdtContent>
-        <w:p>
-          <w:pPr>
-            <w:pStyle w:val="LO-normal"/>
-          </w:pPr>
-          <w:r>
-            <w:t>Identifiers generated and publicly advertised must never be reassigned to a different record or deleted. If you issue identifiers, consider their full lifecycle: there is a fundamental difference between identifiers which point to experimental datasets (GenBank/ENA/DDBJ, PRIDE, etc.) and identifiers which point to a current understanding of a biological concept (</w:t>
-          </w:r>
-          <w:proofErr w:type="spellStart"/>
-          <w:r>
-            <w:t>Ensembl</w:t>
-          </w:r>
-          <w:proofErr w:type="spellEnd"/>
-          <w:r>
-            <w:t xml:space="preserve"> Gene, </w:t>
-          </w:r>
-          <w:proofErr w:type="spellStart"/>
-          <w:r>
-            <w:t>UniProt</w:t>
-          </w:r>
-          <w:proofErr w:type="spellEnd"/>
-          <w:r>
-            <w:t xml:space="preserve"> record, etc.). While experimental records are less likely to change, concept descriptions may evolve rapidly; even the nature </w:t>
+        <w:id w:val="141322153"/>
+      </w:sdtPr>
+      <w:sdtContent>
+        <w:p>
+          <w:pPr>
+            <w:pStyle w:val="LO-normal"/>
+          </w:pPr>
+          <w:r>
+            <w:t xml:space="preserve">Identifiers generated and publicly advertised must never be reassigned to a different record or deleted. If you issue identifiers, consider their full lifecycle: there is a fundamental difference between identifiers which point to experimental datasets (GenBank/ENA/DDBJ, PRIDE, etc.) and identifiers which point to a current understanding of a biological concept (Ensembl Gene, UniProt record, etc.). While experimental records are less likely to change, concept descriptions may evolve rapidly; even the nature </w:t>
           </w:r>
           <w:r>
             <w:lastRenderedPageBreak/>
@@ -5351,7 +5084,7 @@
     <w:sdt>
       <w:sdtPr>
         <w:tag w:val="mleaf:88e99f37-3457-5314-b7fc-1529e85397a3"/>
-        <w:id w:val="292025175"/>
+        <w:id w:val="410123969"/>
       </w:sdtPr>
       <w:sdtContent>
         <w:p>
@@ -5364,7 +5097,7 @@
     <w:sdt>
       <w:sdtPr>
         <w:tag w:val="mleaf:fb1ead61-f71f-50a6-94bb-deae21a9059f"/>
-        <w:id w:val="-1333219567"/>
+        <w:id w:val="-1835439767"/>
       </w:sdtPr>
       <w:sdtContent>
         <w:p>
@@ -5398,7 +5131,7 @@
     <w:sdt>
       <w:sdtPr>
         <w:tag w:val="mleaf:017a5ffa-e580-5a72-9f61-50a013217d67"/>
-        <w:id w:val="2051111860"/>
+        <w:id w:val="1027135615"/>
       </w:sdtPr>
       <w:sdtContent>
         <w:p>
@@ -5411,7 +5144,7 @@
     <w:sdt>
       <w:sdtPr>
         <w:tag w:val="mleaf:54dd02c0-fead-5bce-b566-1d25635220cf"/>
-        <w:id w:val="-63415190"/>
+        <w:id w:val="-189767311"/>
       </w:sdtPr>
       <w:sdtContent>
         <w:p>
@@ -5430,7 +5163,7 @@
     <w:sdt>
       <w:sdtPr>
         <w:tag w:val="mleaf:80cc0cef-b32e-5521-ade3-4a7465980a6c"/>
-        <w:id w:val="-1604654377"/>
+        <w:id w:val="-1865818324"/>
       </w:sdtPr>
       <w:sdtContent>
         <w:tbl>
@@ -5561,66 +5294,36 @@
                     <w:sz w:val="20"/>
                     <w:szCs w:val="20"/>
                   </w:rPr>
-                  <w:t xml:space="preserve">Obsoletion: If an entry has been removed or deprecated, the original identifier must still resolve to a ‘tombstone page’. Reasons for obsolescence should be indicated. If the obsoleted ID is replaced by another ID, the replacement must be present </w:t>
-                </w:r>
-                <w:proofErr w:type="gramStart"/>
+                  <w:t xml:space="preserve">Obsoletion: If an entry has been removed or deprecated, the original identifier must still resolve to a ‘tombstone page’. Reasons for obsolescence should be indicated. If the obsoleted ID is replaced by another ID, the replacement must be present and also described as automatic or suggested, preferably using the ontology properties </w:t>
+                </w:r>
+                <w:hyperlink r:id="rId58" w:history="1">
+                  <w:r>
+                    <w:rPr>
+                      <w:b/>
+                      <w:sz w:val="20"/>
+                      <w:szCs w:val="20"/>
+                    </w:rPr>
+                    <w:t>iao:replaced_by</w:t>
+                  </w:r>
+                </w:hyperlink>
                 <w:r>
                   <w:rPr>
                     <w:b/>
                     <w:sz w:val="20"/>
                     <w:szCs w:val="20"/>
                   </w:rPr>
-                  <w:t>and also</w:t>
-                </w:r>
-                <w:proofErr w:type="gramEnd"/>
-                <w:r>
-                  <w:rPr>
-                    <w:b/>
-                    <w:sz w:val="20"/>
-                    <w:szCs w:val="20"/>
-                  </w:rPr>
-                  <w:t xml:space="preserve"> described as automatic or suggested, preferably using the ontology properties </w:t>
-                </w:r>
-                <w:proofErr w:type="spellStart"/>
-                <w:proofErr w:type="gramStart"/>
-                <w:r>
-                  <w:rPr>
-                    <w:b/>
-                    <w:sz w:val="20"/>
-                    <w:szCs w:val="20"/>
-                  </w:rPr>
-                  <w:t>iao:replaced</w:t>
-                </w:r>
-                <w:proofErr w:type="gramEnd"/>
-                <w:r>
-                  <w:rPr>
-                    <w:b/>
-                    <w:sz w:val="20"/>
-                    <w:szCs w:val="20"/>
-                  </w:rPr>
-                  <w:t>_by</w:t>
-                </w:r>
-                <w:proofErr w:type="spellEnd"/>
-                <w:r>
-                  <w:rPr>
-                    <w:b/>
-                    <w:sz w:val="20"/>
-                    <w:szCs w:val="20"/>
-                  </w:rPr>
                   <w:t xml:space="preserve"> and </w:t>
                 </w:r>
-                <w:proofErr w:type="spellStart"/>
-                <w:proofErr w:type="gramStart"/>
-                <w:r>
-                  <w:rPr>
-                    <w:b/>
-                    <w:sz w:val="20"/>
-                    <w:szCs w:val="20"/>
-                  </w:rPr>
-                  <w:t>obo:consider</w:t>
-                </w:r>
-                <w:proofErr w:type="spellEnd"/>
-                <w:proofErr w:type="gramEnd"/>
+                <w:hyperlink r:id="rId59" w:anchor="consider" w:history="1">
+                  <w:r>
+                    <w:rPr>
+                      <w:b/>
+                      <w:sz w:val="20"/>
+                      <w:szCs w:val="20"/>
+                    </w:rPr>
+                    <w:t>obo:consider</w:t>
+                  </w:r>
+                </w:hyperlink>
                 <w:r>
                   <w:rPr>
                     <w:b/>
@@ -5703,12 +5406,21 @@
                     <w:szCs w:val="20"/>
                   </w:rPr>
                 </w:pPr>
-                <w:r>
-                  <w:rPr>
-                    <w:sz w:val="20"/>
-                    <w:szCs w:val="20"/>
-                  </w:rPr>
-                  <w:t xml:space="preserve">http://www.uniprot.org/uniprot/A0AV18 </w:t>
+                <w:hyperlink r:id="rId60" w:history="1">
+                  <w:r>
+                    <w:rPr>
+                      <w:sz w:val="20"/>
+                      <w:szCs w:val="20"/>
+                    </w:rPr>
+                    <w:t>http://www.uniprot.org/uniprot/A0AV18</w:t>
+                  </w:r>
+                </w:hyperlink>
+                <w:r>
+                  <w:rPr>
+                    <w:sz w:val="20"/>
+                    <w:szCs w:val="20"/>
+                  </w:rPr>
+                  <w:t xml:space="preserve"> </w:t>
                 </w:r>
               </w:p>
               <w:p>
@@ -5787,22 +5499,15 @@
                     <w:szCs w:val="20"/>
                   </w:rPr>
                 </w:pPr>
-                <w:r>
-                  <w:rPr>
-                    <w:sz w:val="20"/>
-                    <w:szCs w:val="20"/>
-                  </w:rPr>
-                  <w:t>uniprot.org/help/</w:t>
-                </w:r>
-                <w:proofErr w:type="spellStart"/>
-                <w:r>
-                  <w:rPr>
-                    <w:sz w:val="20"/>
-                    <w:szCs w:val="20"/>
-                  </w:rPr>
-                  <w:t>deleted_accessions</w:t>
-                </w:r>
-                <w:proofErr w:type="spellEnd"/>
+                <w:hyperlink r:id="rId61" w:history="1">
+                  <w:r>
+                    <w:rPr>
+                      <w:sz w:val="20"/>
+                      <w:szCs w:val="20"/>
+                    </w:rPr>
+                    <w:t>uniprot.org/help/deleted_accessions</w:t>
+                  </w:r>
+                </w:hyperlink>
               </w:p>
             </w:tc>
           </w:tr>
@@ -5868,21 +5573,12 @@
                     <w:szCs w:val="20"/>
                   </w:rPr>
                 </w:pPr>
-                <w:proofErr w:type="spellStart"/>
-                <w:r>
-                  <w:rPr>
-                    <w:sz w:val="20"/>
-                    <w:szCs w:val="20"/>
-                  </w:rPr>
-                  <w:t>UniProt</w:t>
-                </w:r>
-                <w:proofErr w:type="spellEnd"/>
-                <w:r>
-                  <w:rPr>
-                    <w:sz w:val="20"/>
-                    <w:szCs w:val="20"/>
-                  </w:rPr>
-                  <w:t xml:space="preserve"> entries Q57339 and O08022 have been merged into Q00626. Q57339 and O08022 are redirected to Q00626.</w:t>
+                <w:r>
+                  <w:rPr>
+                    <w:sz w:val="20"/>
+                    <w:szCs w:val="20"/>
+                  </w:rPr>
+                  <w:t>UniProt entries Q57339 and O08022 have been merged into Q00626. Q57339 and O08022 are redirected to Q00626.</w:t>
                 </w:r>
               </w:p>
             </w:tc>
@@ -5949,21 +5645,12 @@
                     <w:szCs w:val="20"/>
                   </w:rPr>
                 </w:pPr>
-                <w:proofErr w:type="spellStart"/>
-                <w:r>
-                  <w:rPr>
-                    <w:sz w:val="20"/>
-                    <w:szCs w:val="20"/>
-                  </w:rPr>
-                  <w:t>UniProt</w:t>
-                </w:r>
-                <w:proofErr w:type="spellEnd"/>
-                <w:r>
-                  <w:rPr>
-                    <w:sz w:val="20"/>
-                    <w:szCs w:val="20"/>
-                  </w:rPr>
-                  <w:t xml:space="preserve"> entry P29358 has been split into P68250 and P68251. P29358 displays a warning and links to the demerged entries:</w:t>
+                <w:r>
+                  <w:rPr>
+                    <w:sz w:val="20"/>
+                    <w:szCs w:val="20"/>
+                  </w:rPr>
+                  <w:t>UniProt entry P29358 has been split into P68250 and P68251. P29358 displays a warning and links to the demerged entries:</w:t>
                 </w:r>
               </w:p>
               <w:p>
@@ -5975,12 +5662,21 @@
                     <w:szCs w:val="20"/>
                   </w:rPr>
                 </w:pPr>
-                <w:r>
-                  <w:rPr>
-                    <w:sz w:val="20"/>
-                    <w:szCs w:val="20"/>
-                  </w:rPr>
-                  <w:t xml:space="preserve">http://www.uniprot.org/uniprot/P29358 </w:t>
+                <w:hyperlink r:id="rId62" w:history="1">
+                  <w:r>
+                    <w:rPr>
+                      <w:sz w:val="20"/>
+                      <w:szCs w:val="20"/>
+                    </w:rPr>
+                    <w:t>http://www.uniprot.org/uniprot/P29358</w:t>
+                  </w:r>
+                </w:hyperlink>
+                <w:r>
+                  <w:rPr>
+                    <w:sz w:val="20"/>
+                    <w:szCs w:val="20"/>
+                  </w:rPr>
+                  <w:t xml:space="preserve"> </w:t>
                 </w:r>
               </w:p>
             </w:tc>
@@ -5991,7 +5687,7 @@
     <w:sdt>
       <w:sdtPr>
         <w:tag w:val="mleaf:47b04f5d-c99c-542d-ac83-c348d12500fb"/>
-        <w:id w:val="-1688288548"/>
+        <w:id w:val="-26564544"/>
       </w:sdtPr>
       <w:sdtContent>
         <w:p>
@@ -6008,7 +5704,7 @@
     <w:sdt>
       <w:sdtPr>
         <w:tag w:val="mleaf:f052f62f-73fd-5f28-80fe-a64d6d3be515"/>
-        <w:id w:val="-560942891"/>
+        <w:id w:val="226341785"/>
       </w:sdtPr>
       <w:sdtContent>
         <w:p>
@@ -6027,7 +5723,7 @@
           <w:r>
             <w:t>provides a set of questions that data providers and re-distributors can use to develop such documentation. Documentation should be published alongside and/or included together in a dataset description, as outlined in the recommendations for Dataset Descriptions developed by the W3C Semantic Web in the Health Care and Life Sciences Interest Group [</w:t>
           </w:r>
-          <w:hyperlink r:id="rId45" w:anchor="s6_3" w:history="1">
+          <w:hyperlink r:id="rId63" w:anchor="s6_3" w:history="1">
             <w:r>
               <w:rPr>
                 <w:color w:val="1155CC"/>
@@ -6039,8 +5735,7 @@
           <w:r>
             <w:t xml:space="preserve">]. For examples of such documentation see </w:t>
           </w:r>
-          <w:hyperlink r:id="rId46" w:anchor="appendix_1" w:history="1">
-            <w:proofErr w:type="spellStart"/>
+          <w:hyperlink r:id="rId64" w:anchor="appendix_1" w:history="1">
             <w:r>
               <w:rPr>
                 <w:color w:val="1155CC"/>
@@ -6048,12 +5743,11 @@
               </w:rPr>
               <w:t>ChEMBL</w:t>
             </w:r>
-            <w:proofErr w:type="spellEnd"/>
           </w:hyperlink>
           <w:r>
             <w:t>[</w:t>
           </w:r>
-          <w:hyperlink r:id="rId47" w:anchor="appendix_1" w:history="1">
+          <w:hyperlink r:id="rId65" w:anchor="appendix_1" w:history="1">
             <w:r>
               <w:rPr>
                 <w:color w:val="1155CC"/>
@@ -6065,7 +5759,7 @@
           <w:r>
             <w:t xml:space="preserve">] and </w:t>
           </w:r>
-          <w:hyperlink r:id="rId48" w:anchor="identifiers" w:history="1">
+          <w:hyperlink r:id="rId66" w:anchor="identifiers" w:history="1">
             <w:r>
               <w:rPr>
                 <w:color w:val="1155CC"/>
@@ -6075,15 +5769,7 @@
             </w:r>
           </w:hyperlink>
           <w:r>
-            <w:t>[18</w:t>
-          </w:r>
-          <w:proofErr w:type="gramStart"/>
-          <w:r>
-            <w:t>] ;</w:t>
-          </w:r>
-          <w:proofErr w:type="gramEnd"/>
-          <w:r>
-            <w:t xml:space="preserve"> the format may vary. </w:t>
+            <w:t xml:space="preserve">[18] ; the format may vary. </w:t>
           </w:r>
         </w:p>
       </w:sdtContent>
@@ -6091,7 +5777,7 @@
     <w:sdt>
       <w:sdtPr>
         <w:tag w:val="mleaf:63a6d807-5e0c-5d3f-ad93-6438ba115cc2"/>
-        <w:id w:val="763653416"/>
+        <w:id w:val="1705987333"/>
       </w:sdtPr>
       <w:sdtContent>
         <w:p>
@@ -6108,7 +5794,7 @@
     <w:sdt>
       <w:sdtPr>
         <w:tag w:val="mleaf:27424b71-8d03-55f7-bd09-9c7f1a210bf7"/>
-        <w:id w:val="-354041352"/>
+        <w:id w:val="548346061"/>
       </w:sdtPr>
       <w:sdtContent>
         <w:p>
@@ -6121,7 +5807,7 @@
     <w:sdt>
       <w:sdtPr>
         <w:tag w:val="mleaf:db637388-dc66-5939-ac2c-8579dce5e186"/>
-        <w:id w:val="-1071655720"/>
+        <w:id w:val="-1091776089"/>
       </w:sdtPr>
       <w:sdtContent>
         <w:p>
@@ -6137,7 +5823,7 @@
     <w:sdt>
       <w:sdtPr>
         <w:tag w:val="mleaf:799e5cbb-c65e-5d97-8cdd-77c74b7a5348"/>
-        <w:id w:val="-987621617"/>
+        <w:id w:val="1399475514"/>
       </w:sdtPr>
       <w:sdtContent>
         <w:p>
@@ -6150,7 +5836,7 @@
     <w:sdt>
       <w:sdtPr>
         <w:tag w:val="mleaf:c330ab45-1c10-5a40-8f39-42e2480992c1"/>
-        <w:id w:val="-107896154"/>
+        <w:id w:val="-33971710"/>
       </w:sdtPr>
       <w:sdtContent>
         <w:p>
@@ -6160,7 +5846,7 @@
           <w:r>
             <w:t xml:space="preserve">When database identifiers are referenced in narrative online text, they should always be hyperlinked to their URIs or to metadata containing their URIs [e.g. </w:t>
           </w:r>
-          <w:hyperlink r:id="rId49" w:history="1">
+          <w:hyperlink r:id="rId67" w:history="1">
             <w:r>
               <w:rPr>
                 <w:color w:val="1155CC"/>
@@ -6172,7 +5858,7 @@
           <w:r>
             <w:t xml:space="preserve">, </w:t>
           </w:r>
-          <w:hyperlink r:id="rId50" w:history="1">
+          <w:hyperlink r:id="rId68" w:history="1">
             <w:r>
               <w:rPr>
                 <w:color w:val="1155CC"/>
@@ -6184,7 +5870,7 @@
           <w:r>
             <w:t xml:space="preserve">]. Where cross-references are displayed to humans (e.g. as in </w:t>
           </w:r>
-          <w:hyperlink r:id="rId51" w:anchor="overview" w:history="1">
+          <w:hyperlink r:id="rId69" w:anchor="overview" w:history="1">
             <w:r>
               <w:rPr>
                 <w:color w:val="1155CC"/>
@@ -6214,7 +5900,7 @@
           <w:r>
             <w:t xml:space="preserve">) is as assigned by the data provider. Where machine parsing is intended (e.g. </w:t>
           </w:r>
-          <w:hyperlink r:id="rId52" w:history="1">
+          <w:hyperlink r:id="rId70" w:history="1">
             <w:r>
               <w:rPr>
                 <w:color w:val="1155CC"/>
@@ -6224,17 +5910,9 @@
             </w:r>
           </w:hyperlink>
           <w:r>
-            <w:t>), any CURIEs must be given together with a machine-</w:t>
-          </w:r>
-          <w:proofErr w:type="spellStart"/>
-          <w:r>
-            <w:t>parsable</w:t>
-          </w:r>
-          <w:proofErr w:type="spellEnd"/>
-          <w:r>
-            <w:t xml:space="preserve"> definition of the prefix-to-source mapping e.g. </w:t>
-          </w:r>
-          <w:hyperlink r:id="rId53" w:history="1">
+            <w:t xml:space="preserve">), any CURIEs must be given together with a machine-parsable definition of the prefix-to-source mapping e.g. </w:t>
+          </w:r>
+          <w:hyperlink r:id="rId71" w:history="1">
             <w:r>
               <w:rPr>
                 <w:color w:val="1155CC"/>
@@ -6255,7 +5933,7 @@
           <w:r>
             <w:t xml:space="preserve"> are volatile (see Rule 4) and must not be used for referencing. This is especially relevant for bundled and transitive references to identifiers, such as those found in published bioinformatics pipelines (for example, </w:t>
           </w:r>
-          <w:hyperlink r:id="rId54" w:history="1">
+          <w:hyperlink r:id="rId72" w:history="1">
             <w:r>
               <w:rPr>
                 <w:color w:val="1155CC"/>
@@ -6267,7 +5945,7 @@
           <w:r>
             <w:t xml:space="preserve"> or </w:t>
           </w:r>
-          <w:hyperlink r:id="rId55" w:history="1">
+          <w:hyperlink r:id="rId73" w:history="1">
             <w:r>
               <w:rPr>
                 <w:color w:val="1155CC"/>
@@ -6285,7 +5963,7 @@
     <w:sdt>
       <w:sdtPr>
         <w:tag w:val="mleaf:4b2c798e-7381-5987-9976-15f023a5004a"/>
-        <w:id w:val="727034499"/>
+        <w:id w:val="2096442111"/>
       </w:sdtPr>
       <w:sdtContent>
         <w:p>
@@ -6298,23 +5976,15 @@
     <w:sdt>
       <w:sdtPr>
         <w:tag w:val="mleaf:17eaa7ba-e180-56f3-b47a-16a6bb903242"/>
-        <w:id w:val="-1084067793"/>
-      </w:sdtPr>
-      <w:sdtContent>
-        <w:p>
-          <w:pPr>
-            <w:pStyle w:val="LO-normal"/>
-          </w:pPr>
-          <w:r>
-            <w:t xml:space="preserve">Where there exists no provider-issued or </w:t>
-          </w:r>
-          <w:proofErr w:type="gramStart"/>
-          <w:r>
-            <w:t>commonly-used</w:t>
-          </w:r>
-          <w:proofErr w:type="gramEnd"/>
-          <w:r>
-            <w:t xml:space="preserve"> prefix for a dataset, the data distributor should select one, preferably after discussion with the data provider. Similar documentation best practices apply to data providers and redistributors (</w:t>
+        <w:id w:val="-932433878"/>
+      </w:sdtPr>
+      <w:sdtContent>
+        <w:p>
+          <w:pPr>
+            <w:pStyle w:val="LO-normal"/>
+          </w:pPr>
+          <w:r>
+            <w:t>Where there exists no provider-issued or commonly-used prefix for a dataset, the data distributor should select one, preferably after discussion with the data provider. Similar documentation best practices apply to data providers and redistributors (</w:t>
           </w:r>
           <w:r>
             <w:rPr>
@@ -6331,7 +6001,7 @@
     <w:sdt>
       <w:sdtPr>
         <w:tag w:val="mleaf:09bef5dd-585c-5efe-a401-82ea1fcb65f8"/>
-        <w:id w:val="601222665"/>
+        <w:id w:val="230353532"/>
       </w:sdtPr>
       <w:sdtContent>
         <w:p>
@@ -6344,31 +6014,15 @@
     <w:sdt>
       <w:sdtPr>
         <w:tag w:val="mleaf:c3cb70da-37d6-5707-9f21-d4e1560ab9ed"/>
-        <w:id w:val="764969326"/>
-      </w:sdtPr>
-      <w:sdtContent>
-        <w:p>
-          <w:pPr>
-            <w:pStyle w:val="LO-normal"/>
-          </w:pPr>
-          <w:r>
-            <w:t xml:space="preserve">Redistributors of data should monitor their references to other </w:t>
-          </w:r>
-          <w:proofErr w:type="gramStart"/>
-          <w:r>
-            <w:t>sources;  any</w:t>
-          </w:r>
-          <w:proofErr w:type="gramEnd"/>
-          <w:r>
-            <w:t xml:space="preserve"> ‘dead’ links </w:t>
-          </w:r>
-          <w:proofErr w:type="gramStart"/>
-          <w:r>
-            <w:t>should  be</w:t>
-          </w:r>
-          <w:proofErr w:type="gramEnd"/>
-          <w:r>
-            <w:t xml:space="preserve"> reported to the original data provider. If the original provider does not fix the broken link, the reference to it should be marked obsolete both visibly (for user interaction/interpretation), and within any accompanying metadata (for computational interaction/propagation).  </w:t>
+        <w:id w:val="302965828"/>
+      </w:sdtPr>
+      <w:sdtContent>
+        <w:p>
+          <w:pPr>
+            <w:pStyle w:val="LO-normal"/>
+          </w:pPr>
+          <w:r>
+            <w:t xml:space="preserve">Redistributors of data should monitor their references to other sources;  any ‘dead’ links should  be reported to the original data provider. If the original provider does not fix the broken link, the reference to it should be marked obsolete both visibly (for user interaction/interpretation), and within any accompanying metadata (for computational interaction/propagation).  </w:t>
           </w:r>
         </w:p>
       </w:sdtContent>
@@ -6376,7 +6030,7 @@
     <w:sdt>
       <w:sdtPr>
         <w:tag w:val="mleaf:93a2f35b-a78a-58e1-afb2-6614ba2df7b2"/>
-        <w:id w:val="-1435904208"/>
+        <w:id w:val="2061591331"/>
       </w:sdtPr>
       <w:sdtContent>
         <w:p>
@@ -6393,7 +6047,7 @@
     <w:sdt>
       <w:sdtPr>
         <w:tag w:val="mleaf:8a9ba24e-9588-579a-8bf3-34201d8be3e9"/>
-        <w:id w:val="-1325963381"/>
+        <w:id w:val="-1915552132"/>
       </w:sdtPr>
       <w:sdtContent>
         <w:p>
@@ -6410,15 +6064,7 @@
             <w:t>Text S1</w:t>
           </w:r>
           <w:r>
-            <w:t xml:space="preserve">). We also recognize the need for formal software-engineering specifications of identifier formats and/or alignment between existing specifications and hope that this paper can </w:t>
-          </w:r>
-          <w:proofErr w:type="spellStart"/>
-          <w:r>
-            <w:t>catalyze</w:t>
-          </w:r>
-          <w:proofErr w:type="spellEnd"/>
-          <w:r>
-            <w:t xml:space="preserve"> such efforts. </w:t>
+            <w:t xml:space="preserve">). We also recognize the need for formal software-engineering specifications of identifier formats and/or alignment between existing specifications and hope that this paper can catalyze such efforts. </w:t>
           </w:r>
         </w:p>
       </w:sdtContent>
@@ -6426,7 +6072,7 @@
     <w:sdt>
       <w:sdtPr>
         <w:tag w:val="mleaf:ee85dd88-05e9-5739-b550-fd6941fa038b"/>
-        <w:id w:val="-1842548318"/>
+        <w:id w:val="1347907156"/>
       </w:sdtPr>
       <w:sdtContent>
         <w:p>
@@ -6439,7 +6085,7 @@
     <w:sdt>
       <w:sdtPr>
         <w:tag w:val="mleaf:60d69549-2ec0-5dc7-a150-e971608b0af4"/>
-        <w:id w:val="1242065657"/>
+        <w:id w:val="-275724131"/>
       </w:sdtPr>
       <w:sdtContent>
         <w:p>
@@ -6459,41 +6105,17 @@
     <w:sdt>
       <w:sdtPr>
         <w:tag w:val="mleaf:61cb8d72-cb53-500b-95cc-6a5a13c126dd"/>
-        <w:id w:val="986901580"/>
-      </w:sdtPr>
-      <w:sdtContent>
-        <w:p>
-          <w:pPr>
-            <w:pStyle w:val="LO-normal"/>
-          </w:pPr>
-          <w:r>
-            <w:t xml:space="preserve">J McMurry, T </w:t>
-          </w:r>
-          <w:proofErr w:type="gramStart"/>
-          <w:r>
-            <w:t>Burdett,  N</w:t>
-          </w:r>
-          <w:proofErr w:type="gramEnd"/>
-          <w:r>
-            <w:t xml:space="preserve"> </w:t>
-          </w:r>
-          <w:proofErr w:type="spellStart"/>
-          <w:r>
-            <w:t>Juty</w:t>
-          </w:r>
-          <w:proofErr w:type="spellEnd"/>
-          <w:r>
-            <w:t xml:space="preserve">, and S Jupp were supported in part by the </w:t>
-          </w:r>
-          <w:proofErr w:type="spellStart"/>
-          <w:r>
-            <w:t>BioMedBridges</w:t>
-          </w:r>
-          <w:proofErr w:type="spellEnd"/>
-          <w:r>
-            <w:t xml:space="preserve"> project, which is funded by the European Union Seventh Framework Programme within Research Infrastructures of the FP7 Capacities Specific Programme, grant agreement number </w:t>
-          </w:r>
-          <w:hyperlink r:id="rId56" w:history="1">
+        <w:id w:val="-1806615287"/>
+      </w:sdtPr>
+      <w:sdtContent>
+        <w:p>
+          <w:pPr>
+            <w:pStyle w:val="LO-normal"/>
+          </w:pPr>
+          <w:r>
+            <w:t xml:space="preserve">J McMurry, T Burdett,  N Juty, and S Jupp were supported in part by the BioMedBridges project, which is funded by the European Union Seventh Framework Programme within Research Infrastructures of the FP7 Capacities Specific Programme, grant agreement number </w:t>
+          </w:r>
+          <w:hyperlink r:id="rId74" w:history="1">
             <w:r>
               <w:rPr>
                 <w:color w:val="1155CC"/>
@@ -6505,7 +6127,7 @@
           <w:r>
             <w:t xml:space="preserve">.  </w:t>
           </w:r>
-          <w:hyperlink r:id="rId57" w:history="1">
+          <w:hyperlink r:id="rId75" w:history="1">
             <w:r>
               <w:rPr>
                 <w:color w:val="1155CC"/>
@@ -6515,17 +6137,9 @@
             </w:r>
           </w:hyperlink>
           <w:r>
-            <w:t xml:space="preserve"> supported H Parkinson, MJ Martin, J McEntyre, H </w:t>
-          </w:r>
-          <w:proofErr w:type="spellStart"/>
-          <w:r>
-            <w:t>Hermjakob</w:t>
-          </w:r>
-          <w:proofErr w:type="spellEnd"/>
-          <w:r>
-            <w:t xml:space="preserve">. J Malone.  </w:t>
-          </w:r>
-          <w:hyperlink r:id="rId58" w:history="1">
+            <w:t xml:space="preserve"> supported H Parkinson, MJ Martin, J McEntyre, H Hermjakob. J Malone.  </w:t>
+          </w:r>
+          <w:hyperlink r:id="rId76" w:history="1">
             <w:r>
               <w:rPr>
                 <w:color w:val="1155CC"/>
@@ -6537,7 +6151,7 @@
           <w:r>
             <w:t xml:space="preserve"> supported N Blomberg, R Jimenez. The European Commission provided additional support for Simon Jupp under grant number </w:t>
           </w:r>
-          <w:hyperlink r:id="rId59" w:history="1">
+          <w:hyperlink r:id="rId77" w:history="1">
             <w:r>
               <w:rPr>
                 <w:color w:val="1155CC"/>
@@ -6547,25 +6161,9 @@
             </w:r>
           </w:hyperlink>
           <w:r>
-            <w:t xml:space="preserve"> (“DIACHRON”) and for N </w:t>
-          </w:r>
-          <w:proofErr w:type="spellStart"/>
-          <w:r>
-            <w:t>Juty</w:t>
-          </w:r>
-          <w:proofErr w:type="spellEnd"/>
-          <w:r>
-            <w:t xml:space="preserve"> and H </w:t>
-          </w:r>
-          <w:proofErr w:type="spellStart"/>
-          <w:r>
-            <w:t>Hermjakob</w:t>
-          </w:r>
-          <w:proofErr w:type="spellEnd"/>
-          <w:r>
-            <w:t xml:space="preserve"> under grant number </w:t>
-          </w:r>
-          <w:hyperlink r:id="rId60" w:history="1">
+            <w:t xml:space="preserve"> (“DIACHRON”) and for N Juty and H Hermjakob under grant number </w:t>
+          </w:r>
+          <w:hyperlink r:id="rId78" w:history="1">
             <w:r>
               <w:rPr>
                 <w:color w:val="1155CC"/>
@@ -6575,17 +6173,9 @@
             </w:r>
           </w:hyperlink>
           <w:r>
-            <w:t xml:space="preserve"> (“Infrastructure for Systems Biology - Europe (ISBE)”). The Drug Disease Model Resources grant number </w:t>
-          </w:r>
-          <w:proofErr w:type="spellStart"/>
-          <w:r>
-            <w:t>DDMoRe</w:t>
-          </w:r>
-          <w:proofErr w:type="spellEnd"/>
-          <w:r>
-            <w:t xml:space="preserve"> </w:t>
-          </w:r>
-          <w:hyperlink r:id="rId61" w:history="1">
+            <w:t xml:space="preserve"> (“Infrastructure for Systems Biology - Europe (ISBE)”). The Drug Disease Model Resources grant number DDMoRe </w:t>
+          </w:r>
+          <w:hyperlink r:id="rId79" w:history="1">
             <w:r>
               <w:rPr>
                 <w:color w:val="1155CC"/>
@@ -6597,7 +6187,7 @@
           <w:r>
             <w:t xml:space="preserve"> (“Innovative Medicines Initiative”) supported C. Laibe. Support was also received from the following BBSRC grants: </w:t>
           </w:r>
-          <w:hyperlink r:id="rId62" w:history="1">
+          <w:hyperlink r:id="rId80" w:history="1">
             <w:r>
               <w:rPr>
                 <w:color w:val="1155CC"/>
@@ -6609,7 +6199,7 @@
           <w:r>
             <w:t xml:space="preserve"> (“ELIXIR-UK, Manchester”) for SA Sansone, A Gonzalez-Beltran and C Goble; </w:t>
           </w:r>
-          <w:hyperlink r:id="rId63" w:history="1">
+          <w:hyperlink r:id="rId81" w:history="1">
             <w:r>
               <w:rPr>
                 <w:color w:val="1155CC"/>
@@ -6619,17 +6209,9 @@
             </w:r>
           </w:hyperlink>
           <w:r>
-            <w:t xml:space="preserve"> (“</w:t>
-          </w:r>
-          <w:proofErr w:type="spellStart"/>
-          <w:r>
-            <w:t>DMMCore</w:t>
-          </w:r>
-          <w:proofErr w:type="spellEnd"/>
-          <w:r>
-            <w:t xml:space="preserve">”) for C Goble, J Snoep, and N Stanford; </w:t>
-          </w:r>
-          <w:hyperlink r:id="rId64" w:history="1">
+            <w:t xml:space="preserve"> (“DMMCore”) for C Goble, J Snoep, and N Stanford; </w:t>
+          </w:r>
+          <w:hyperlink r:id="rId82" w:history="1">
             <w:r>
               <w:rPr>
                 <w:color w:val="1155CC"/>
@@ -6639,17 +6221,9 @@
             </w:r>
           </w:hyperlink>
           <w:r>
-            <w:t xml:space="preserve"> (“Continued development of </w:t>
-          </w:r>
-          <w:proofErr w:type="spellStart"/>
-          <w:r>
-            <w:t>ChEBI</w:t>
-          </w:r>
-          <w:proofErr w:type="spellEnd"/>
-          <w:r>
-            <w:t xml:space="preserve">”) and </w:t>
-          </w:r>
-          <w:hyperlink r:id="rId65" w:history="1">
+            <w:t xml:space="preserve"> (“Continued development of ChEBI”) and </w:t>
+          </w:r>
+          <w:hyperlink r:id="rId83" w:history="1">
             <w:r>
               <w:rPr>
                 <w:color w:val="1155CC"/>
@@ -6661,7 +6235,7 @@
           <w:r>
             <w:t xml:space="preserve"> (“EMPATHY”) for N Swainson; </w:t>
           </w:r>
-          <w:hyperlink r:id="rId66" w:history="1">
+          <w:hyperlink r:id="rId84" w:history="1">
             <w:r>
               <w:rPr>
                 <w:color w:val="1155CC"/>
@@ -6673,7 +6247,7 @@
           <w:r>
             <w:t xml:space="preserve"> (“SYNBIOCHEM”) for N Swainson and D Fellows; </w:t>
           </w:r>
-          <w:hyperlink r:id="rId67" w:history="1">
+          <w:hyperlink r:id="rId85" w:history="1">
             <w:r>
               <w:rPr>
                 <w:color w:val="1155CC"/>
@@ -6683,17 +6257,9 @@
             </w:r>
           </w:hyperlink>
           <w:r>
-            <w:t xml:space="preserve"> (“A systems approach to understanding lipid, Ca2+ and MAPK signalling networks”) for N Le </w:t>
-          </w:r>
-          <w:proofErr w:type="spellStart"/>
-          <w:r>
-            <w:t>Novère</w:t>
-          </w:r>
-          <w:proofErr w:type="spellEnd"/>
-          <w:r>
-            <w:t xml:space="preserve">; </w:t>
-          </w:r>
-          <w:hyperlink r:id="rId68" w:history="1">
+            <w:t xml:space="preserve"> (“A systems approach to understanding lipid, Ca2+ and MAPK signalling networks”) for N Le Novère; </w:t>
+          </w:r>
+          <w:hyperlink r:id="rId86" w:history="1">
             <w:r>
               <w:rPr>
                 <w:color w:val="1155CC"/>
@@ -6705,7 +6271,7 @@
           <w:r>
             <w:t xml:space="preserve"> (“ELIXIR-UK, Oxford”) for SA Sansone, A Gonzalez-Beltran and P Rocca-Serra. NIH support was provided from the following grants: </w:t>
           </w:r>
-          <w:hyperlink r:id="rId69" w:history="1">
+          <w:hyperlink r:id="rId87" w:history="1">
             <w:r>
               <w:rPr>
                 <w:color w:val="1155CC"/>
@@ -6715,17 +6281,9 @@
             </w:r>
           </w:hyperlink>
           <w:r>
-            <w:t xml:space="preserve"> (“</w:t>
-          </w:r>
-          <w:proofErr w:type="spellStart"/>
-          <w:r>
-            <w:t>UniProt</w:t>
-          </w:r>
-          <w:proofErr w:type="spellEnd"/>
-          <w:r>
-            <w:t xml:space="preserve">”) for MJ Martin; </w:t>
-          </w:r>
-          <w:hyperlink r:id="rId70" w:history="1">
+            <w:t xml:space="preserve"> (“UniProt”) for MJ Martin; </w:t>
+          </w:r>
+          <w:hyperlink r:id="rId88" w:history="1">
             <w:r>
               <w:rPr>
                 <w:color w:val="1155CC"/>
@@ -6735,17 +6293,9 @@
             </w:r>
           </w:hyperlink>
           <w:r>
-            <w:t xml:space="preserve"> (“</w:t>
-          </w:r>
-          <w:proofErr w:type="spellStart"/>
-          <w:r>
-            <w:t>bioCADDIE</w:t>
-          </w:r>
-          <w:proofErr w:type="spellEnd"/>
-          <w:r>
-            <w:t xml:space="preserve">”) for SA Sansone, A Gonzalez-Beltran and P Rocca-Serra; </w:t>
-          </w:r>
-          <w:hyperlink r:id="rId71" w:history="1">
+            <w:t xml:space="preserve"> (“bioCADDIE”) for SA Sansone, A Gonzalez-Beltran and P Rocca-Serra; </w:t>
+          </w:r>
+          <w:hyperlink r:id="rId89" w:history="1">
             <w:r>
               <w:rPr>
                 <w:color w:val="1155CC"/>
@@ -6757,7 +6307,7 @@
           <w:r>
             <w:t xml:space="preserve"> (“CEDAR”) for SA Sansone, A Gonzalez-Beltran and P Rocca-Serra; </w:t>
           </w:r>
-          <w:hyperlink r:id="rId72" w:history="1">
+          <w:hyperlink r:id="rId90" w:history="1">
             <w:r>
               <w:rPr>
                 <w:color w:val="1155CC"/>
@@ -6769,7 +6319,7 @@
           <w:r>
             <w:t xml:space="preserve"> (“Semantic LAMHDI”) for CJ Mungall, MA Haendel, JA McMurry and NL Washington; </w:t>
           </w:r>
-          <w:hyperlink r:id="rId73" w:history="1">
+          <w:hyperlink r:id="rId91" w:history="1">
             <w:r>
               <w:rPr>
                 <w:color w:val="1155CC"/>
@@ -6781,7 +6331,7 @@
           <w:r>
             <w:t xml:space="preserve"> (“Gene Ontology Consortium”) for CJ Mungall. Additional support for CJ Mungall and NL Washington was received from the Director, Office of Science, Office of Basic Energy Sciences, of the U.S. Department of Energy under [Contract No. </w:t>
           </w:r>
-          <w:hyperlink r:id="rId74" w:history="1">
+          <w:hyperlink r:id="rId92" w:history="1">
             <w:r>
               <w:rPr>
                 <w:color w:val="1155CC"/>
@@ -6799,7 +6349,7 @@
     <w:sdt>
       <w:sdtPr>
         <w:tag w:val="mleaf:09367a73-f96e-5ead-9c27-9cc209c79f2c"/>
-        <w:id w:val="-2137097518"/>
+        <w:id w:val="-727680441"/>
       </w:sdtPr>
       <w:sdtContent>
         <w:p>
@@ -6812,7 +6362,7 @@
     <w:sdt>
       <w:sdtPr>
         <w:tag w:val="mleaf:976cbf53-1874-53c9-94e9-e3209ad5c712"/>
-        <w:id w:val="388779975"/>
+        <w:id w:val="1347754125"/>
       </w:sdtPr>
       <w:sdtContent>
         <w:p>
@@ -6822,7 +6372,7 @@
           <w:r>
             <w:t xml:space="preserve">The authors wish to thank </w:t>
           </w:r>
-          <w:hyperlink r:id="rId75" w:history="1">
+          <w:hyperlink r:id="rId93" w:history="1">
             <w:r>
               <w:rPr>
                 <w:color w:val="1155CC"/>
@@ -6834,7 +6384,7 @@
           <w:r>
             <w:t xml:space="preserve">, </w:t>
           </w:r>
-          <w:hyperlink r:id="rId76" w:history="1">
+          <w:hyperlink r:id="rId94" w:history="1">
             <w:r>
               <w:rPr>
                 <w:color w:val="1155CC"/>
@@ -6846,7 +6396,7 @@
           <w:r>
             <w:t xml:space="preserve">, </w:t>
           </w:r>
-          <w:hyperlink r:id="rId77" w:history="1">
+          <w:hyperlink r:id="rId95" w:history="1">
             <w:r>
               <w:rPr>
                 <w:color w:val="1155CC"/>
@@ -6858,7 +6408,7 @@
           <w:r>
             <w:t xml:space="preserve">, </w:t>
           </w:r>
-          <w:hyperlink r:id="rId78" w:history="1">
+          <w:hyperlink r:id="rId96" w:history="1">
             <w:r>
               <w:rPr>
                 <w:color w:val="1155CC"/>
@@ -6870,7 +6420,7 @@
           <w:r>
             <w:t xml:space="preserve">, </w:t>
           </w:r>
-          <w:hyperlink r:id="rId79" w:history="1">
+          <w:hyperlink r:id="rId97" w:history="1">
             <w:r>
               <w:rPr>
                 <w:color w:val="1155CC"/>
@@ -6882,7 +6432,7 @@
           <w:r>
             <w:t xml:space="preserve">, </w:t>
           </w:r>
-          <w:hyperlink r:id="rId80" w:history="1">
+          <w:hyperlink r:id="rId98" w:history="1">
             <w:r>
               <w:rPr>
                 <w:color w:val="1155CC"/>
@@ -6894,37 +6444,19 @@
           <w:r>
             <w:t xml:space="preserve">, </w:t>
           </w:r>
-          <w:hyperlink r:id="rId81" w:history="1">
-            <w:proofErr w:type="spellStart"/>
-            <w:r>
-              <w:rPr>
-                <w:color w:val="1155CC"/>
-                <w:u w:val="single"/>
-              </w:rPr>
-              <w:t>Sirarat</w:t>
-            </w:r>
-            <w:proofErr w:type="spellEnd"/>
-            <w:r>
-              <w:rPr>
-                <w:color w:val="1155CC"/>
-                <w:u w:val="single"/>
-              </w:rPr>
-              <w:t xml:space="preserve"> </w:t>
-            </w:r>
-            <w:proofErr w:type="spellStart"/>
-            <w:r>
-              <w:rPr>
-                <w:color w:val="1155CC"/>
-                <w:u w:val="single"/>
-              </w:rPr>
-              <w:t>Sarntivijai</w:t>
-            </w:r>
-            <w:proofErr w:type="spellEnd"/>
+          <w:hyperlink r:id="rId99" w:history="1">
+            <w:r>
+              <w:rPr>
+                <w:color w:val="1155CC"/>
+                <w:u w:val="single"/>
+              </w:rPr>
+              <w:t>Sirarat Sarntivijai</w:t>
+            </w:r>
           </w:hyperlink>
           <w:r>
             <w:t xml:space="preserve">, </w:t>
           </w:r>
-          <w:hyperlink r:id="rId82" w:history="1">
+          <w:hyperlink r:id="rId100" w:history="1">
             <w:r>
               <w:rPr>
                 <w:color w:val="1155CC"/>
@@ -6936,7 +6468,7 @@
           <w:r>
             <w:t xml:space="preserve">, </w:t>
           </w:r>
-          <w:hyperlink r:id="rId83" w:history="1">
+          <w:hyperlink r:id="rId101" w:history="1">
             <w:r>
               <w:rPr>
                 <w:color w:val="1155CC"/>
@@ -6948,7 +6480,7 @@
           <w:r>
             <w:t xml:space="preserve">, and </w:t>
           </w:r>
-          <w:hyperlink r:id="rId84" w:history="1">
+          <w:hyperlink r:id="rId102" w:history="1">
             <w:r>
               <w:rPr>
                 <w:color w:val="1155CC"/>
@@ -6958,15 +6490,7 @@
             </w:r>
           </w:hyperlink>
           <w:r>
-            <w:t xml:space="preserve"> for their valuable feedback and suggestions. We also wish to thank the </w:t>
-          </w:r>
-          <w:proofErr w:type="spellStart"/>
-          <w:r>
-            <w:t>BioMedBridges</w:t>
-          </w:r>
-          <w:proofErr w:type="spellEnd"/>
-          <w:r>
-            <w:t xml:space="preserve"> Scientific Advisory Board for the suggestion to address this important issue and the reviewers for their constructive comments.</w:t>
+            <w:t xml:space="preserve"> for their valuable feedback and suggestions. We also wish to thank the BioMedBridges Scientific Advisory Board for the suggestion to address this important issue and the reviewers for their constructive comments.</w:t>
           </w:r>
         </w:p>
       </w:sdtContent>
@@ -6974,7 +6498,7 @@
     <w:sdt>
       <w:sdtPr>
         <w:tag w:val="mleaf:5dad7e82-6d85-52fd-ad70-37809e874d66"/>
-        <w:id w:val="-681051811"/>
+        <w:id w:val="688880637"/>
       </w:sdtPr>
       <w:sdtContent>
         <w:p>
@@ -6989,7 +6513,7 @@
     <w:sdt>
       <w:sdtPr>
         <w:tag w:val="mleaf:40e5eed9-84ac-5a61-a909-2b3817275059"/>
-        <w:id w:val="-1032346995"/>
+        <w:id w:val="-265773873"/>
       </w:sdtPr>
       <w:sdtContent>
         <w:p>
@@ -7002,7 +6526,7 @@
     <w:sdt>
       <w:sdtPr>
         <w:tag w:val="mleaf:97df4e27-7650-55f6-a9d6-ea58e1b6365f"/>
-        <w:id w:val="1552887834"/>
+        <w:id w:val="311604210"/>
       </w:sdtPr>
       <w:sdtContent>
         <w:p>
@@ -7015,7 +6539,7 @@
     <w:sdt>
       <w:sdtPr>
         <w:tag w:val="mleaf:f1596da4-ab0a-55d1-b14d-29d4b3292b2c"/>
-        <w:id w:val="-1491947948"/>
+        <w:id w:val="-1146126082"/>
       </w:sdtPr>
       <w:sdtContent>
         <w:p>
@@ -7029,7 +6553,7 @@
     <w:sdt>
       <w:sdtPr>
         <w:tag w:val="mleaf:564a11b9-b467-586c-b360-1e5bb0856dc2"/>
-        <w:id w:val="952598184"/>
+        <w:id w:val="-28490985"/>
       </w:sdtPr>
       <w:sdtContent>
         <w:p>
@@ -7042,7 +6566,7 @@
     <w:sdt>
       <w:sdtPr>
         <w:tag w:val="mleaf:8408f197-4ffc-5515-a752-4757a57bd230"/>
-        <w:id w:val="1455366749"/>
+        <w:id w:val="251944579"/>
       </w:sdtPr>
       <w:sdtContent>
         <w:p>
@@ -7060,7 +6584,7 @@
     <w:sdt>
       <w:sdtPr>
         <w:tag w:val="mleaf:1ad1a097-1df5-5ada-a6d1-0f22daf89845"/>
-        <w:id w:val="-665867998"/>
+        <w:id w:val="494532600"/>
       </w:sdtPr>
       <w:sdtContent>
         <w:p>
@@ -7073,7 +6597,7 @@
     <w:sdt>
       <w:sdtPr>
         <w:tag w:val="mleaf:4395c812-8d06-5494-a6c9-9877ef9943a9"/>
-        <w:id w:val="-359820439"/>
+        <w:id w:val="1419676457"/>
       </w:sdtPr>
       <w:sdtContent>
         <w:p>
@@ -7091,49 +6615,7 @@
             <w:rPr>
               <w:sz w:val="20"/>
             </w:rPr>
-            <w:t xml:space="preserve">Van de </w:t>
-          </w:r>
-          <w:proofErr w:type="spellStart"/>
-          <w:r>
-            <w:rPr>
-              <w:sz w:val="20"/>
-            </w:rPr>
-            <w:t>Sompel</w:t>
-          </w:r>
-          <w:proofErr w:type="spellEnd"/>
-          <w:r>
-            <w:rPr>
-              <w:sz w:val="20"/>
-            </w:rPr>
-            <w:t xml:space="preserve"> H, Sanderson R, Shankar H, Klein M (2014) Persistent Identifiers for Scholarly Assets and the Web: The Need for an Unambiguous Mapping. International Journal of Digital Curation 9: 331-342. </w:t>
-          </w:r>
-          <w:proofErr w:type="spellStart"/>
-          <w:r>
-            <w:rPr>
-              <w:sz w:val="20"/>
-            </w:rPr>
-            <w:t>doi</w:t>
-          </w:r>
-          <w:proofErr w:type="spellEnd"/>
-          <w:r>
-            <w:rPr>
-              <w:sz w:val="20"/>
-            </w:rPr>
-            <w:t>: 10.2218/</w:t>
-          </w:r>
-          <w:proofErr w:type="gramStart"/>
-          <w:r>
-            <w:rPr>
-              <w:sz w:val="20"/>
-            </w:rPr>
-            <w:t>ijdc.v</w:t>
-          </w:r>
-          <w:proofErr w:type="gramEnd"/>
-          <w:r>
-            <w:rPr>
-              <w:sz w:val="20"/>
-            </w:rPr>
-            <w:t>9i1.320</w:t>
+            <w:t>Van de Sompel H, Sanderson R, Shankar H, Klein M (2014) Persistent Identifiers for Scholarly Assets and the Web: The Need for an Unambiguous Mapping. International Journal of Digital Curation 9: 331-342. doi: 10.2218/ijdc.v9i1.320</w:t>
           </w:r>
         </w:p>
       </w:sdtContent>
@@ -7141,7 +6623,7 @@
     <w:sdt>
       <w:sdtPr>
         <w:tag w:val="mleaf:274345cd-aaf1-5065-b46f-ee9a6b9f7cde"/>
-        <w:id w:val="2107684729"/>
+        <w:id w:val="17823"/>
       </w:sdtPr>
       <w:sdtContent>
         <w:p>
@@ -7161,7 +6643,7 @@
             </w:rPr>
             <w:t>Data Citation Synthesis Group (2014) Joint Declaration of Data Citation Principles. Martone M. (ed.) San Diego CA: FORCE11. [Internet] Available: [</w:t>
           </w:r>
-          <w:hyperlink r:id="rId85" w:history="1">
+          <w:hyperlink r:id="rId103" w:history="1">
             <w:r>
               <w:rPr>
                 <w:color w:val="1155CC"/>
@@ -7183,7 +6665,7 @@
     <w:sdt>
       <w:sdtPr>
         <w:tag w:val="mleaf:16a3daee-8acd-56c0-af1b-907e64f3465b"/>
-        <w:id w:val="321086441"/>
+        <w:id w:val="1138685994"/>
       </w:sdtPr>
       <w:sdtContent>
         <w:p>
@@ -7201,36 +6683,22 @@
             <w:rPr>
               <w:sz w:val="20"/>
             </w:rPr>
-            <w:t xml:space="preserve">Altman M, </w:t>
-          </w:r>
-          <w:proofErr w:type="spellStart"/>
+            <w:t xml:space="preserve">Altman M, Crosas M (2013) The Evolution of Data Citation: From Principles to Implementation. IASSIST Quarterly 37. Available: </w:t>
+          </w:r>
+          <w:hyperlink r:id="rId104" w:history="1">
+            <w:r>
+              <w:rPr>
+                <w:color w:val="1155CC"/>
+                <w:sz w:val="20"/>
+                <w:u w:val="single"/>
+              </w:rPr>
+              <w:t>http://www.iassistdata.org/downloads/iqvol371_4_altman.pdf</w:t>
+            </w:r>
+          </w:hyperlink>
           <w:r>
             <w:rPr>
               <w:sz w:val="20"/>
             </w:rPr>
-            <w:t>Crosas</w:t>
-          </w:r>
-          <w:proofErr w:type="spellEnd"/>
-          <w:r>
-            <w:rPr>
-              <w:sz w:val="20"/>
-            </w:rPr>
-            <w:t xml:space="preserve"> M (2013) The Evolution of Data Citation: From Principles to Implementation. IASSIST Quarterly 37. Available: </w:t>
-          </w:r>
-          <w:hyperlink r:id="rId86" w:history="1">
-            <w:r>
-              <w:rPr>
-                <w:color w:val="1155CC"/>
-                <w:sz w:val="20"/>
-                <w:u w:val="single"/>
-              </w:rPr>
-              <w:t>http://www.iassistdata.org/downloads/iqvol371_4_altman.pdf</w:t>
-            </w:r>
-          </w:hyperlink>
-          <w:r>
-            <w:rPr>
-              <w:sz w:val="20"/>
-            </w:rPr>
             <w:t>. Accessed: 23 September 2015.</w:t>
           </w:r>
         </w:p>
@@ -7239,7 +6707,7 @@
     <w:sdt>
       <w:sdtPr>
         <w:tag w:val="mleaf:cd4c1606-7389-51e9-98d0-59b6f0ce6c0b"/>
-        <w:id w:val="1128435217"/>
+        <w:id w:val="-1025551978"/>
       </w:sdtPr>
       <w:sdtContent>
         <w:p>
@@ -7257,21 +6725,7 @@
             <w:rPr>
               <w:sz w:val="20"/>
             </w:rPr>
-            <w:t xml:space="preserve">Bandrowski A, Brush M, Grethe JS, Haendel MA, Kennedy DN, Hill S, et al. (2015) The Resource Identification Initiative: A cultural shift in publishing [version 1; referees: 2 approved] F1000Research 2015, 4:134. </w:t>
-          </w:r>
-          <w:proofErr w:type="spellStart"/>
-          <w:r>
-            <w:rPr>
-              <w:sz w:val="20"/>
-            </w:rPr>
-            <w:t>doi</w:t>
-          </w:r>
-          <w:proofErr w:type="spellEnd"/>
-          <w:r>
-            <w:rPr>
-              <w:sz w:val="20"/>
-            </w:rPr>
-            <w:t>: 10.12688/f1000research.6555.1</w:t>
+            <w:t>Bandrowski A, Brush M, Grethe JS, Haendel MA, Kennedy DN, Hill S, et al. (2015) The Resource Identification Initiative: A cultural shift in publishing [version 1; referees: 2 approved] F1000Research 2015, 4:134. doi: 10.12688/f1000research.6555.1</w:t>
           </w:r>
         </w:p>
       </w:sdtContent>
@@ -7279,7 +6733,7 @@
     <w:sdt>
       <w:sdtPr>
         <w:tag w:val="mleaf:68ff8bfd-449e-5b90-8f64-6e8e034b3cda"/>
-        <w:id w:val="-2132001903"/>
+        <w:id w:val="736368152"/>
       </w:sdtPr>
       <w:sdtContent>
         <w:p>
@@ -7299,7 +6753,7 @@
             </w:rPr>
             <w:t>The FAIR data Guiding Principles [Internet]. Available:</w:t>
           </w:r>
-          <w:hyperlink r:id="rId87" w:history="1">
+          <w:hyperlink r:id="rId105" w:history="1">
             <w:r>
               <w:rPr>
                 <w:color w:val="000080"/>
@@ -7329,7 +6783,7 @@
     <w:sdt>
       <w:sdtPr>
         <w:tag w:val="mleaf:565adf43-8fb7-59a1-81a5-009723fe443f"/>
-        <w:id w:val="-2072262705"/>
+        <w:id w:val="-642656172"/>
       </w:sdtPr>
       <w:sdtContent>
         <w:p>
@@ -7347,65 +6801,9 @@
             <w:rPr>
               <w:sz w:val="20"/>
             </w:rPr>
-            <w:t xml:space="preserve">Starr J, Castro E, </w:t>
-          </w:r>
-          <w:proofErr w:type="spellStart"/>
-          <w:r>
-            <w:rPr>
-              <w:sz w:val="20"/>
-            </w:rPr>
-            <w:t>Crosas</w:t>
-          </w:r>
-          <w:proofErr w:type="spellEnd"/>
-          <w:r>
-            <w:rPr>
-              <w:sz w:val="20"/>
-            </w:rPr>
-            <w:t xml:space="preserve"> M, Dumontier M, Downs RR, Duerr R, et al. (2015) Achieving human and machine accessibility of cited data in scholarly publications. </w:t>
-          </w:r>
-          <w:proofErr w:type="spellStart"/>
-          <w:r>
-            <w:rPr>
-              <w:sz w:val="20"/>
-            </w:rPr>
-            <w:t>PeerJ</w:t>
-          </w:r>
-          <w:proofErr w:type="spellEnd"/>
-          <w:r>
-            <w:rPr>
-              <w:sz w:val="20"/>
-            </w:rPr>
-            <w:t xml:space="preserve"> </w:t>
-          </w:r>
-          <w:proofErr w:type="spellStart"/>
-          <w:r>
-            <w:rPr>
-              <w:sz w:val="20"/>
-            </w:rPr>
-            <w:t>PrePrints</w:t>
-          </w:r>
-          <w:proofErr w:type="spellEnd"/>
-          <w:r>
-            <w:rPr>
-              <w:sz w:val="20"/>
-            </w:rPr>
-            <w:t xml:space="preserve"> </w:t>
-          </w:r>
-          <w:proofErr w:type="gramStart"/>
-          <w:r>
-            <w:rPr>
-              <w:sz w:val="20"/>
-            </w:rPr>
-            <w:t>3:e</w:t>
-          </w:r>
-          <w:proofErr w:type="gramEnd"/>
-          <w:r>
-            <w:rPr>
-              <w:sz w:val="20"/>
-            </w:rPr>
-            <w:t>697v4.</w:t>
-          </w:r>
-          <w:hyperlink r:id="rId88" w:history="1">
+            <w:t>Starr J, Castro E, Crosas M, Dumontier M, Downs RR, Duerr R, et al. (2015) Achieving human and machine accessibility of cited data in scholarly publications. PeerJ PrePrints 3:e697v4.</w:t>
+          </w:r>
+          <w:hyperlink r:id="rId106" w:history="1">
             <w:r>
               <w:rPr>
                 <w:color w:val="000080"/>
@@ -7429,7 +6827,7 @@
     <w:sdt>
       <w:sdtPr>
         <w:tag w:val="mleaf:401933f9-8012-527a-a8b8-ebec7215eec9"/>
-        <w:id w:val="-974755792"/>
+        <w:id w:val="-2094699433"/>
       </w:sdtPr>
       <w:sdtContent>
         <w:p>
@@ -7449,7 +6847,7 @@
             </w:rPr>
             <w:t>Bradner S (1997) Key words for use in RFCs to Indicate Requirement Levels. [Internet]. Available:</w:t>
           </w:r>
-          <w:hyperlink r:id="rId89" w:history="1">
+          <w:hyperlink r:id="rId107" w:history="1">
             <w:r>
               <w:rPr>
                 <w:color w:val="000080"/>
@@ -7479,7 +6877,7 @@
     <w:sdt>
       <w:sdtPr>
         <w:tag w:val="mleaf:8a90ce47-ca25-5607-bd09-5f75d8506ad7"/>
-        <w:id w:val="1394461793"/>
+        <w:id w:val="-1364581683"/>
       </w:sdtPr>
       <w:sdtContent>
         <w:p>
@@ -7499,7 +6897,7 @@
             </w:rPr>
             <w:t>Local Resource Identifier Scheme. [Internet] Available:</w:t>
           </w:r>
-          <w:hyperlink r:id="rId90" w:history="1">
+          <w:hyperlink r:id="rId108" w:history="1">
             <w:r>
               <w:rPr>
                 <w:color w:val="000080"/>
@@ -7529,7 +6927,7 @@
     <w:sdt>
       <w:sdtPr>
         <w:tag w:val="mleaf:7e51b0fa-b204-5aee-8e96-cce53acef169"/>
-        <w:id w:val="390863962"/>
+        <w:id w:val="1941631245"/>
       </w:sdtPr>
       <w:sdtContent>
         <w:p>
@@ -7547,21 +6945,7 @@
             <w:rPr>
               <w:sz w:val="20"/>
             </w:rPr>
-            <w:t xml:space="preserve">Zeeberg BR, Riss J, Kane DW, Bussey KJ, </w:t>
-          </w:r>
-          <w:proofErr w:type="spellStart"/>
-          <w:r>
-            <w:rPr>
-              <w:sz w:val="20"/>
-            </w:rPr>
-            <w:t>Uchio</w:t>
-          </w:r>
-          <w:proofErr w:type="spellEnd"/>
-          <w:r>
-            <w:rPr>
-              <w:sz w:val="20"/>
-            </w:rPr>
-            <w:t xml:space="preserve"> E, Linehan WM, et al. (2004) Mistaken identifiers: gene name errors can be introduced inadvertently when using Excel in bioinformatics. BMC Bioinformatics. 23: 80. </w:t>
+            <w:t xml:space="preserve">Zeeberg BR, Riss J, Kane DW, Bussey KJ, Uchio E, Linehan WM, et al. (2004) Mistaken identifiers: gene name errors can be introduced inadvertently when using Excel in bioinformatics. BMC Bioinformatics. 23: 80. </w:t>
           </w:r>
         </w:p>
       </w:sdtContent>
@@ -7569,7 +6953,7 @@
     <w:sdt>
       <w:sdtPr>
         <w:tag w:val="mleaf:2de72588-a952-5d3d-ba86-79d7cdf048ce"/>
-        <w:id w:val="-145129512"/>
+        <w:id w:val="-608279407"/>
       </w:sdtPr>
       <w:sdtContent>
         <w:p>
@@ -7583,49 +6967,13 @@
             <w:ind w:left="714" w:hanging="357"/>
             <w:contextualSpacing/>
           </w:pPr>
-          <w:proofErr w:type="spellStart"/>
           <w:r>
             <w:rPr>
               <w:sz w:val="20"/>
             </w:rPr>
-            <w:t>Juty</w:t>
-          </w:r>
-          <w:proofErr w:type="spellEnd"/>
-          <w:r>
-            <w:rPr>
-              <w:sz w:val="20"/>
-            </w:rPr>
-            <w:t xml:space="preserve"> N, Le </w:t>
-          </w:r>
-          <w:proofErr w:type="spellStart"/>
-          <w:r>
-            <w:rPr>
-              <w:sz w:val="20"/>
-            </w:rPr>
-            <w:t>Novère</w:t>
-          </w:r>
-          <w:proofErr w:type="spellEnd"/>
-          <w:r>
-            <w:rPr>
-              <w:sz w:val="20"/>
-            </w:rPr>
-            <w:t xml:space="preserve"> N, </w:t>
-          </w:r>
-          <w:proofErr w:type="spellStart"/>
-          <w:r>
-            <w:rPr>
-              <w:sz w:val="20"/>
-            </w:rPr>
-            <w:t>Hermjakob</w:t>
-          </w:r>
-          <w:proofErr w:type="spellEnd"/>
-          <w:r>
-            <w:rPr>
-              <w:sz w:val="20"/>
-            </w:rPr>
-            <w:t xml:space="preserve"> H, and Laibe C. (2012) Delivering Cool URIs that Don’t Change. Proceedings of the Semantic Web Applications and Tools for the Life Sciences (SWAT4LS) 2012. </w:t>
-          </w:r>
-          <w:hyperlink r:id="rId91" w:history="1">
+            <w:t xml:space="preserve">Juty N, Le Novère N, Hermjakob H, and Laibe C. (2012) Delivering Cool URIs that Don’t Change. Proceedings of the Semantic Web Applications and Tools for the Life Sciences (SWAT4LS) 2012. </w:t>
+          </w:r>
+          <w:hyperlink r:id="rId109" w:history="1">
             <w:r>
               <w:rPr>
                 <w:color w:val="1155CC"/>
@@ -7641,7 +6989,7 @@
     <w:sdt>
       <w:sdtPr>
         <w:tag w:val="mleaf:5b931191-7ed4-5c66-b131-ec798bd6bac3"/>
-        <w:id w:val="-695698620"/>
+        <w:id w:val="1481888038"/>
       </w:sdtPr>
       <w:sdtContent>
         <w:p>
@@ -7655,34 +7003,26 @@
             <w:ind w:left="714" w:hanging="357"/>
             <w:contextualSpacing/>
           </w:pPr>
-          <w:proofErr w:type="spellStart"/>
           <w:r>
             <w:rPr>
               <w:sz w:val="20"/>
             </w:rPr>
-            <w:t>Sporny</w:t>
-          </w:r>
-          <w:proofErr w:type="spellEnd"/>
+            <w:t xml:space="preserve">Sporny M (2011) The Case for Curies. [Internet] Available: </w:t>
+          </w:r>
+          <w:hyperlink r:id="rId110" w:history="1">
+            <w:r>
+              <w:rPr>
+                <w:color w:val="1155CC"/>
+                <w:sz w:val="20"/>
+                <w:u w:val="single"/>
+              </w:rPr>
+              <w:t>http://manu.sporny.org/2011/case-for-curies/</w:t>
+            </w:r>
+          </w:hyperlink>
           <w:r>
             <w:rPr>
               <w:sz w:val="20"/>
             </w:rPr>
-            <w:t xml:space="preserve"> M (2011) The Case for Curies. [Internet] Available: </w:t>
-          </w:r>
-          <w:hyperlink r:id="rId92" w:history="1">
-            <w:r>
-              <w:rPr>
-                <w:color w:val="1155CC"/>
-                <w:sz w:val="20"/>
-                <w:u w:val="single"/>
-              </w:rPr>
-              <w:t>http://manu.sporny.org/2011/case-for-curies/</w:t>
-            </w:r>
-          </w:hyperlink>
-          <w:r>
-            <w:rPr>
-              <w:sz w:val="20"/>
-            </w:rPr>
             <w:t>.  Accessed: 23 September 2015.</w:t>
           </w:r>
         </w:p>
@@ -7691,7 +7031,7 @@
     <w:sdt>
       <w:sdtPr>
         <w:tag w:val="mleaf:f490a278-8207-5506-9e5f-965795eca8ab"/>
-        <w:id w:val="872970478"/>
+        <w:id w:val="277990458"/>
       </w:sdtPr>
       <w:sdtContent>
         <w:p>
@@ -7711,7 +7051,7 @@
             </w:rPr>
             <w:t xml:space="preserve">W3C Working Group (2010) CURIE Syntax 1.0. [Internet] Available: </w:t>
           </w:r>
-          <w:hyperlink r:id="rId93" w:history="1">
+          <w:hyperlink r:id="rId111" w:history="1">
             <w:r>
               <w:rPr>
                 <w:color w:val="1155CC"/>
@@ -7733,7 +7073,7 @@
     <w:sdt>
       <w:sdtPr>
         <w:tag w:val="mleaf:e1f797b5-cc09-53a5-8fa6-02b7775f9f35"/>
-        <w:id w:val="-1951916892"/>
+        <w:id w:val="1072630405"/>
       </w:sdtPr>
       <w:sdtContent>
         <w:p>
@@ -7753,7 +7093,7 @@
             </w:rPr>
             <w:t>Kunze J, Rodgers R. ARK Specification [Internet] Available:</w:t>
           </w:r>
-          <w:hyperlink r:id="rId94" w:history="1">
+          <w:hyperlink r:id="rId112" w:history="1">
             <w:r>
               <w:rPr>
                 <w:color w:val="000080"/>
@@ -7783,7 +7123,7 @@
     <w:sdt>
       <w:sdtPr>
         <w:tag w:val="mleaf:349e491a-ec76-5e2c-bdf4-e2bfa76a3c05"/>
-        <w:id w:val="102539510"/>
+        <w:id w:val="-707327054"/>
       </w:sdtPr>
       <w:sdtContent>
         <w:p>
@@ -7801,91 +7141,7 @@
             <w:rPr>
               <w:sz w:val="20"/>
             </w:rPr>
-            <w:t xml:space="preserve">Jain E, </w:t>
-          </w:r>
-          <w:proofErr w:type="spellStart"/>
-          <w:r>
-            <w:rPr>
-              <w:sz w:val="20"/>
-            </w:rPr>
-            <w:t>Bairoch</w:t>
-          </w:r>
-          <w:proofErr w:type="spellEnd"/>
-          <w:r>
-            <w:rPr>
-              <w:sz w:val="20"/>
-            </w:rPr>
-            <w:t xml:space="preserve"> A, </w:t>
-          </w:r>
-          <w:proofErr w:type="spellStart"/>
-          <w:r>
-            <w:rPr>
-              <w:sz w:val="20"/>
-            </w:rPr>
-            <w:t>Duvaud</w:t>
-          </w:r>
-          <w:proofErr w:type="spellEnd"/>
-          <w:r>
-            <w:rPr>
-              <w:sz w:val="20"/>
-            </w:rPr>
-            <w:t xml:space="preserve"> S, Phan I, </w:t>
-          </w:r>
-          <w:proofErr w:type="spellStart"/>
-          <w:r>
-            <w:rPr>
-              <w:sz w:val="20"/>
-            </w:rPr>
-            <w:t>Redaschi</w:t>
-          </w:r>
-          <w:proofErr w:type="spellEnd"/>
-          <w:r>
-            <w:rPr>
-              <w:sz w:val="20"/>
-            </w:rPr>
-            <w:t xml:space="preserve"> N, </w:t>
-          </w:r>
-          <w:proofErr w:type="spellStart"/>
-          <w:r>
-            <w:rPr>
-              <w:sz w:val="20"/>
-            </w:rPr>
-            <w:t>Suzek</w:t>
-          </w:r>
-          <w:proofErr w:type="spellEnd"/>
-          <w:r>
-            <w:rPr>
-              <w:sz w:val="20"/>
-            </w:rPr>
-            <w:t xml:space="preserve"> BE, et al. (2009) Infrastructure for the life sciences: design and implementation of the </w:t>
-          </w:r>
-          <w:proofErr w:type="spellStart"/>
-          <w:r>
-            <w:rPr>
-              <w:sz w:val="20"/>
-            </w:rPr>
-            <w:t>UniProt</w:t>
-          </w:r>
-          <w:proofErr w:type="spellEnd"/>
-          <w:r>
-            <w:rPr>
-              <w:sz w:val="20"/>
-            </w:rPr>
-            <w:t xml:space="preserve"> website. BMC Bioinformatics. 10: 136. </w:t>
-          </w:r>
-          <w:proofErr w:type="spellStart"/>
-          <w:r>
-            <w:rPr>
-              <w:sz w:val="20"/>
-            </w:rPr>
-            <w:t>doi</w:t>
-          </w:r>
-          <w:proofErr w:type="spellEnd"/>
-          <w:r>
-            <w:rPr>
-              <w:sz w:val="20"/>
-            </w:rPr>
-            <w:t>: 10.1186/1471-2105-10-136.</w:t>
+            <w:t>Jain E, Bairoch A, Duvaud S, Phan I, Redaschi N, Suzek BE, et al. (2009) Infrastructure for the life sciences: design and implementation of the UniProt website. BMC Bioinformatics. 10: 136. doi: 10.1186/1471-2105-10-136.</w:t>
           </w:r>
         </w:p>
       </w:sdtContent>
@@ -7893,7 +7149,7 @@
     <w:sdt>
       <w:sdtPr>
         <w:tag w:val="mleaf:db1aa940-2596-5933-bdd6-37aadfb915c4"/>
-        <w:id w:val="1641233070"/>
+        <w:id w:val="-330381462"/>
       </w:sdtPr>
       <w:sdtContent>
         <w:p>
@@ -7913,7 +7169,7 @@
             </w:rPr>
             <w:t>Kratz J, Strasser C. Data publication consensus and controversies [v3; ref status: indexed,</w:t>
           </w:r>
-          <w:hyperlink r:id="rId95" w:history="1">
+          <w:hyperlink r:id="rId113" w:history="1">
             <w:r>
               <w:rPr>
                 <w:color w:val="000080"/>
@@ -7935,21 +7191,7 @@
             <w:rPr>
               <w:sz w:val="20"/>
             </w:rPr>
-            <w:t xml:space="preserve">] F1000Research 2014, 3:94 </w:t>
-          </w:r>
-          <w:proofErr w:type="spellStart"/>
-          <w:r>
-            <w:rPr>
-              <w:sz w:val="20"/>
-            </w:rPr>
-            <w:t>doi</w:t>
-          </w:r>
-          <w:proofErr w:type="spellEnd"/>
-          <w:r>
-            <w:rPr>
-              <w:sz w:val="20"/>
-            </w:rPr>
-            <w:t>: 10.12688/f1000research.3979.3</w:t>
+            <w:t>] F1000Research 2014, 3:94 doi: 10.12688/f1000research.3979.3</w:t>
           </w:r>
         </w:p>
       </w:sdtContent>
@@ -7957,7 +7199,7 @@
     <w:sdt>
       <w:sdtPr>
         <w:tag w:val="mleaf:9ffac318-a376-5d0e-9f70-38059003924b"/>
-        <w:id w:val="1968155803"/>
+        <w:id w:val="-1769999745"/>
       </w:sdtPr>
       <w:sdtContent>
         <w:p>
@@ -7975,23 +7217,9 @@
             <w:rPr>
               <w:sz w:val="20"/>
             </w:rPr>
-            <w:t xml:space="preserve">Gray AJG, Baran J, Marshall MS, Dumontier M. (2014) Identifiers in Dataset Descriptions: HCLS Community Profile. In: HCLS Community Profile [Internet]. W3C 2014 </w:t>
-          </w:r>
-          <w:proofErr w:type="gramStart"/>
-          <w:r>
-            <w:rPr>
-              <w:sz w:val="20"/>
-            </w:rPr>
-            <w:t>- .</w:t>
-          </w:r>
-          <w:proofErr w:type="gramEnd"/>
-          <w:r>
-            <w:rPr>
-              <w:sz w:val="20"/>
-            </w:rPr>
-            <w:t xml:space="preserve"> Available:</w:t>
-          </w:r>
-          <w:hyperlink r:id="rId96" w:anchor="s6_3" w:history="1">
+            <w:t>Gray AJG, Baran J, Marshall MS, Dumontier M. (2014) Identifiers in Dataset Descriptions: HCLS Community Profile. In: HCLS Community Profile [Internet]. W3C 2014 - . Available:</w:t>
+          </w:r>
+          <w:hyperlink r:id="rId114" w:anchor="s6_3" w:history="1">
             <w:r>
               <w:rPr>
                 <w:color w:val="000080"/>
@@ -8021,7 +7249,7 @@
     <w:sdt>
       <w:sdtPr>
         <w:tag w:val="mleaf:f152aa63-b046-53b9-a5ed-e17bd53dbb59"/>
-        <w:id w:val="695196515"/>
+        <w:id w:val="1475410026"/>
       </w:sdtPr>
       <w:sdtContent>
         <w:p>
@@ -8041,7 +7269,7 @@
             </w:rPr>
             <w:t xml:space="preserve">Complete Example of a Dataset Description http://www.w3.org/TR/hcls-dataset/#appendix_1. [Internet] Available:  </w:t>
           </w:r>
-          <w:hyperlink r:id="rId97" w:anchor="appendix_1" w:history="1">
+          <w:hyperlink r:id="rId115" w:anchor="appendix_1" w:history="1">
             <w:r>
               <w:rPr>
                 <w:color w:val="1155CC"/>
@@ -8063,7 +7291,7 @@
     <w:sdt>
       <w:sdtPr>
         <w:tag w:val="mleaf:c05c4307-cf65-52c4-9028-aac49d04c013"/>
-        <w:id w:val="-966894459"/>
+        <w:id w:val="1737277952"/>
       </w:sdtPr>
       <w:sdtContent>
         <w:p>
@@ -8083,7 +7311,7 @@
             </w:rPr>
             <w:t xml:space="preserve">DIPPER: The Monarch Data Ingest Pipeline. [Internet] Available:  </w:t>
           </w:r>
-          <w:hyperlink r:id="rId98" w:anchor="identifiers" w:history="1">
+          <w:hyperlink r:id="rId116" w:anchor="identifiers" w:history="1">
             <w:r>
               <w:rPr>
                 <w:color w:val="1155CC"/>
@@ -8105,7 +7333,7 @@
     <w:sdt>
       <w:sdtPr>
         <w:tag w:val="mleaf:3f85807a-c379-5d9d-860d-76ba0832ac33"/>
-        <w:id w:val="-1051065282"/>
+        <w:id w:val="-783042260"/>
       </w:sdtPr>
       <w:sdtContent>
         <w:p>
@@ -8119,21 +7347,13 @@
             <w:ind w:left="714" w:hanging="357"/>
             <w:contextualSpacing/>
           </w:pPr>
-          <w:proofErr w:type="spellStart"/>
           <w:r>
             <w:rPr>
               <w:sz w:val="20"/>
             </w:rPr>
-            <w:t>Mietchen</w:t>
-          </w:r>
-          <w:proofErr w:type="spellEnd"/>
-          <w:r>
-            <w:rPr>
-              <w:sz w:val="20"/>
-            </w:rPr>
-            <w:t xml:space="preserve"> D, McEntyre J, Beck J, et al. (2015) Force11 Data Citation Implementation Group Adapting JATS to support data citation. In: Journal Article Tag Suite Conference (JATS-Con) Proceedings 2015 [Internet] Available:</w:t>
-          </w:r>
-          <w:hyperlink r:id="rId99" w:history="1">
+            <w:t>Mietchen D, McEntyre J, Beck J, et al. (2015) Force11 Data Citation Implementation Group Adapting JATS to support data citation. In: Journal Article Tag Suite Conference (JATS-Con) Proceedings 2015 [Internet] Available:</w:t>
+          </w:r>
+          <w:hyperlink r:id="rId117" w:history="1">
             <w:r>
               <w:rPr>
                 <w:color w:val="000080"/>
@@ -8163,7 +7383,7 @@
     <w:sdt>
       <w:sdtPr>
         <w:tag w:val="mleaf:15360906-1f96-5df7-aea8-11e1fab63a35"/>
-        <w:id w:val="-144040962"/>
+        <w:id w:val="810906720"/>
       </w:sdtPr>
       <w:sdtContent>
         <w:p>
@@ -8181,77 +7401,7 @@
             <w:rPr>
               <w:sz w:val="20"/>
             </w:rPr>
-            <w:t xml:space="preserve">Klein M, Van de </w:t>
-          </w:r>
-          <w:proofErr w:type="spellStart"/>
-          <w:r>
-            <w:rPr>
-              <w:sz w:val="20"/>
-            </w:rPr>
-            <w:t>Sompel</w:t>
-          </w:r>
-          <w:proofErr w:type="spellEnd"/>
-          <w:r>
-            <w:rPr>
-              <w:sz w:val="20"/>
-            </w:rPr>
-            <w:t xml:space="preserve"> H, Sanderson R, Shankar H, </w:t>
-          </w:r>
-          <w:proofErr w:type="spellStart"/>
-          <w:r>
-            <w:rPr>
-              <w:sz w:val="20"/>
-            </w:rPr>
-            <w:t>Balakireva</w:t>
-          </w:r>
-          <w:proofErr w:type="spellEnd"/>
-          <w:r>
-            <w:rPr>
-              <w:sz w:val="20"/>
-            </w:rPr>
-            <w:t xml:space="preserve"> L, Zhou K, et al. (2014) Scholarly context not found: one in five articles suffers from reference rot. </w:t>
-          </w:r>
-          <w:proofErr w:type="spellStart"/>
-          <w:r>
-            <w:rPr>
-              <w:sz w:val="20"/>
-            </w:rPr>
-            <w:t>PLoS</w:t>
-          </w:r>
-          <w:proofErr w:type="spellEnd"/>
-          <w:r>
-            <w:rPr>
-              <w:sz w:val="20"/>
-            </w:rPr>
-            <w:t xml:space="preserve"> One 9: e115253. </w:t>
-          </w:r>
-          <w:proofErr w:type="spellStart"/>
-          <w:r>
-            <w:rPr>
-              <w:sz w:val="20"/>
-            </w:rPr>
-            <w:t>doi</w:t>
-          </w:r>
-          <w:proofErr w:type="spellEnd"/>
-          <w:r>
-            <w:rPr>
-              <w:sz w:val="20"/>
-            </w:rPr>
-            <w:t xml:space="preserve">: 10.1371/journal.pone.0115253. </w:t>
-          </w:r>
-          <w:proofErr w:type="spellStart"/>
-          <w:r>
-            <w:rPr>
-              <w:sz w:val="20"/>
-            </w:rPr>
-            <w:t>eCollection</w:t>
-          </w:r>
-          <w:proofErr w:type="spellEnd"/>
-          <w:r>
-            <w:rPr>
-              <w:sz w:val="20"/>
-            </w:rPr>
-            <w:t xml:space="preserve"> 2014</w:t>
+            <w:t>Klein M, Van de Sompel H, Sanderson R, Shankar H, Balakireva L, Zhou K, et al. (2014) Scholarly context not found: one in five articles suffers from reference rot. PLoS One 9: e115253. doi: 10.1371/journal.pone.0115253. eCollection 2014</w:t>
           </w:r>
         </w:p>
       </w:sdtContent>
@@ -8259,14 +7409,14 @@
     <w:sdt>
       <w:sdtPr>
         <w:tag w:val="mleaf:b2b77091-ca41-54d0-9719-0f894ea069ee"/>
-        <w:id w:val="911122551"/>
+        <w:id w:val="-487789169"/>
       </w:sdtPr>
       <w:sdtContent>
         <w:p/>
       </w:sdtContent>
     </w:sdt>
     <w:sectPr>
-      <w:headerReference w:type="default" r:id="rId100"/>
+      <w:headerReference w:type="default" r:id="rId118"/>
       <w:pgSz w:w="12240" w:h="15840"/>
       <w:pgMar w:top="777" w:right="1133" w:bottom="566" w:left="1133" w:header="720" w:footer="0" w:gutter="0"/>
       <w:cols w:space="720"/>
@@ -8352,123 +7502,123 @@
 <file path=word/numbering.xml><?xml version="1.0" encoding="utf-8"?>
 <w:numbering xmlns:wpc="http://schemas.microsoft.com/office/word/2010/wordprocessingCanvas" xmlns:cx="http://schemas.microsoft.com/office/drawing/2014/chartex" xmlns:cx1="http://schemas.microsoft.com/office/drawing/2015/9/8/chartex" xmlns:cx2="http://schemas.microsoft.com/office/drawing/2015/10/21/chartex" xmlns:cx3="http://schemas.microsoft.com/office/drawing/2016/5/9/chartex" xmlns:cx4="http://schemas.microsoft.com/office/drawing/2016/5/10/chartex" xmlns:cx5="http://schemas.microsoft.com/office/drawing/2016/5/11/chartex" xmlns:cx6="http://schemas.microsoft.com/office/drawing/2016/5/12/chartex" xmlns:cx7="http://schemas.microsoft.com/office/drawing/2016/5/13/chartex" xmlns:cx8="http://schemas.microsoft.com/office/drawing/2016/5/14/chartex" xmlns:mc="http://schemas.openxmlformats.org/markup-compatibility/2006" xmlns:m="http://schemas.openxmlformats.org/officeDocument/2006/math" xmlns:aink="http://schemas.microsoft.com/office/drawing/2016/ink" xmlns:am3d="http://schemas.microsoft.com/office/drawing/2017/model3d" xmlns:oel="http://schemas.microsoft.com/office/2019/extlst" xmlns:r="http://schemas.openxmlformats.org/officeDocument/2006/relationships" xmlns:wp14="http://schemas.microsoft.com/office/word/2010/wordprocessingDrawing" xmlns:wp="http://schemas.openxmlformats.org/drawingml/2006/wordprocessingDrawing" xmlns:wpg="http://schemas.microsoft.com/office/word/2010/wordprocessingGroup" xmlns:wpi="http://schemas.microsoft.com/office/word/2010/wordprocessingInk" xmlns:wps="http://schemas.microsoft.com/office/word/2010/wordprocessingShape" xmlns:o="urn:schemas-microsoft-com:office:office" xmlns:v="urn:schemas-microsoft-com:vml" xmlns:w10="urn:schemas-microsoft-com:office:word" xmlns:w="http://schemas.openxmlformats.org/wordprocessingml/2006/main" xmlns:w14="http://schemas.microsoft.com/office/word/2010/wordml" xmlns:w15="http://schemas.microsoft.com/office/word/2012/wordml" xmlns:w16cex="http://schemas.microsoft.com/office/word/2018/wordml/cex" xmlns:w16cid="http://schemas.microsoft.com/office/word/2016/wordml/cid" xmlns:w16="http://schemas.microsoft.com/office/word/2018/wordml" xmlns:w16sdtdh="http://schemas.microsoft.com/office/word/2020/wordml/sdtdatahash" xmlns:w16sdtfl="http://schemas.microsoft.com/office/word/2024/wordml/sdtformatlock" xmlns:w16se="http://schemas.microsoft.com/office/word/2015/wordml/symex" xmlns:w16du="http://schemas.microsoft.com/office/word/2023/wordml/word16du" xmlns:wne="http://schemas.microsoft.com/office/word/2006/wordml" mc:Ignorable="w14 w15 w16se w16cid w16 w16cex w16sdtdh w16sdtfl w16du wp14">
   <w:abstractNum w:abstractNumId="0" w15:restartNumberingAfterBreak="0">
-    <w:nsid w:val="18263037"/>
+    <w:nsid w:val="313F7393"/>
     <w:multiLevelType w:val="multilevel"/>
-    <w:tmpl w:val="B0EE1356"/>
-    <w:name w:val="list-6"/>
+    <w:tmpl w:val="23B2EECA"/>
+    <w:name w:val="list-2"/>
     <w:lvl w:ilvl="0">
       <w:start w:val="1"/>
-      <w:numFmt w:val="bullet"/>
-      <w:lvlText w:val=""/>
+      <w:numFmt w:val="decimal"/>
+      <w:lvlText w:val="%1."/>
       <w:lvlJc w:val="left"/>
       <w:pPr>
-        <w:ind w:left="360" w:hanging="360"/>
+        <w:ind w:left="720" w:firstLine="360"/>
       </w:pPr>
       <w:rPr>
-        <w:rFonts w:ascii="Symbol" w:hAnsi="Symbol"/>
+        <w:u w:val="none"/>
       </w:rPr>
     </w:lvl>
     <w:lvl w:ilvl="1">
       <w:start w:val="1"/>
-      <w:numFmt w:val="bullet"/>
-      <w:lvlText w:val="o"/>
+      <w:numFmt w:val="lowerLetter"/>
+      <w:lvlText w:val="%2."/>
       <w:lvlJc w:val="left"/>
       <w:pPr>
-        <w:ind w:left="1080" w:hanging="360"/>
+        <w:ind w:left="1440" w:firstLine="1080"/>
       </w:pPr>
       <w:rPr>
-        <w:rFonts w:ascii="Courier New" w:hAnsi="Courier New"/>
+        <w:u w:val="none"/>
       </w:rPr>
     </w:lvl>
     <w:lvl w:ilvl="2">
       <w:start w:val="1"/>
-      <w:numFmt w:val="bullet"/>
-      <w:lvlText w:val=""/>
-      <w:lvlJc w:val="left"/>
+      <w:numFmt w:val="lowerRoman"/>
+      <w:lvlText w:val="%3."/>
+      <w:lvlJc w:val="right"/>
       <w:pPr>
-        <w:ind w:left="1800" w:hanging="360"/>
+        <w:ind w:left="2160" w:firstLine="1800"/>
       </w:pPr>
       <w:rPr>
-        <w:rFonts w:ascii="Wingdings" w:hAnsi="Wingdings"/>
+        <w:u w:val="none"/>
       </w:rPr>
     </w:lvl>
     <w:lvl w:ilvl="3">
       <w:start w:val="1"/>
-      <w:numFmt w:val="bullet"/>
-      <w:lvlText w:val=""/>
+      <w:numFmt w:val="decimal"/>
+      <w:lvlText w:val="%4."/>
       <w:lvlJc w:val="left"/>
       <w:pPr>
-        <w:ind w:left="2520" w:hanging="360"/>
+        <w:ind w:left="2880" w:firstLine="2520"/>
       </w:pPr>
       <w:rPr>
-        <w:rFonts w:ascii="Symbol" w:hAnsi="Symbol"/>
+        <w:u w:val="none"/>
       </w:rPr>
     </w:lvl>
     <w:lvl w:ilvl="4">
       <w:start w:val="1"/>
-      <w:numFmt w:val="bullet"/>
-      <w:lvlText w:val="o"/>
+      <w:numFmt w:val="lowerLetter"/>
+      <w:lvlText w:val="%5."/>
       <w:lvlJc w:val="left"/>
       <w:pPr>
-        <w:ind w:left="3240" w:hanging="360"/>
+        <w:ind w:left="3600" w:firstLine="3240"/>
       </w:pPr>
       <w:rPr>
-        <w:rFonts w:ascii="Courier New" w:hAnsi="Courier New"/>
+        <w:u w:val="none"/>
       </w:rPr>
     </w:lvl>
     <w:lvl w:ilvl="5">
       <w:start w:val="1"/>
-      <w:numFmt w:val="bullet"/>
-      <w:lvlText w:val=""/>
-      <w:lvlJc w:val="left"/>
+      <w:numFmt w:val="lowerRoman"/>
+      <w:lvlText w:val="%6."/>
+      <w:lvlJc w:val="right"/>
       <w:pPr>
-        <w:ind w:left="3960" w:hanging="360"/>
+        <w:ind w:left="4320" w:firstLine="3960"/>
       </w:pPr>
       <w:rPr>
-        <w:rFonts w:ascii="Wingdings" w:hAnsi="Wingdings"/>
+        <w:u w:val="none"/>
       </w:rPr>
     </w:lvl>
     <w:lvl w:ilvl="6">
       <w:start w:val="1"/>
-      <w:numFmt w:val="bullet"/>
-      <w:lvlText w:val=""/>
+      <w:numFmt w:val="decimal"/>
+      <w:lvlText w:val="%7."/>
       <w:lvlJc w:val="left"/>
       <w:pPr>
-        <w:ind w:left="4680" w:hanging="360"/>
+        <w:ind w:left="5040" w:firstLine="4680"/>
       </w:pPr>
       <w:rPr>
-        <w:rFonts w:ascii="Symbol" w:hAnsi="Symbol"/>
+        <w:u w:val="none"/>
       </w:rPr>
     </w:lvl>
     <w:lvl w:ilvl="7">
       <w:start w:val="1"/>
-      <w:numFmt w:val="bullet"/>
-      <w:lvlText w:val="o"/>
+      <w:numFmt w:val="lowerLetter"/>
+      <w:lvlText w:val="%8."/>
       <w:lvlJc w:val="left"/>
       <w:pPr>
-        <w:ind w:left="5400" w:hanging="360"/>
+        <w:ind w:left="5760" w:firstLine="5400"/>
       </w:pPr>
       <w:rPr>
-        <w:rFonts w:ascii="Courier New" w:hAnsi="Courier New"/>
+        <w:u w:val="none"/>
       </w:rPr>
     </w:lvl>
     <w:lvl w:ilvl="8">
       <w:start w:val="1"/>
-      <w:numFmt w:val="bullet"/>
-      <w:lvlText w:val=""/>
-      <w:lvlJc w:val="left"/>
+      <w:numFmt w:val="lowerRoman"/>
+      <w:lvlText w:val="%9."/>
+      <w:lvlJc w:val="right"/>
       <w:pPr>
-        <w:ind w:left="6120" w:hanging="360"/>
+        <w:ind w:left="6480" w:firstLine="6120"/>
       </w:pPr>
       <w:rPr>
-        <w:rFonts w:ascii="Wingdings" w:hAnsi="Wingdings"/>
+        <w:u w:val="none"/>
       </w:rPr>
     </w:lvl>
   </w:abstractNum>
   <w:abstractNum w:abstractNumId="1" w15:restartNumberingAfterBreak="0">
-    <w:nsid w:val="1BD91390"/>
+    <w:nsid w:val="37C37E1C"/>
     <w:multiLevelType w:val="multilevel"/>
-    <w:tmpl w:val="4B9C01AA"/>
+    <w:tmpl w:val="AC24528C"/>
     <w:name w:val="list-5"/>
     <w:lvl w:ilvl="0">
       <w:start w:val="1"/>
@@ -8580,127 +7730,127 @@
     </w:lvl>
   </w:abstractNum>
   <w:abstractNum w:abstractNumId="2" w15:restartNumberingAfterBreak="0">
-    <w:nsid w:val="323C61F5"/>
+    <w:nsid w:val="619012A0"/>
     <w:multiLevelType w:val="multilevel"/>
-    <w:tmpl w:val="1DAA760C"/>
-    <w:name w:val="list-2"/>
+    <w:tmpl w:val="9188870E"/>
+    <w:name w:val="list-6"/>
     <w:lvl w:ilvl="0">
       <w:start w:val="1"/>
-      <w:numFmt w:val="decimal"/>
-      <w:lvlText w:val="%1."/>
+      <w:numFmt w:val="bullet"/>
+      <w:lvlText w:val=""/>
       <w:lvlJc w:val="left"/>
       <w:pPr>
-        <w:ind w:left="720" w:firstLine="360"/>
+        <w:ind w:left="360" w:hanging="360"/>
       </w:pPr>
       <w:rPr>
-        <w:u w:val="none"/>
+        <w:rFonts w:ascii="Symbol" w:hAnsi="Symbol"/>
       </w:rPr>
     </w:lvl>
     <w:lvl w:ilvl="1">
       <w:start w:val="1"/>
-      <w:numFmt w:val="lowerLetter"/>
-      <w:lvlText w:val="%2."/>
+      <w:numFmt w:val="bullet"/>
+      <w:lvlText w:val="o"/>
       <w:lvlJc w:val="left"/>
       <w:pPr>
-        <w:ind w:left="1440" w:firstLine="1080"/>
+        <w:ind w:left="1080" w:hanging="360"/>
       </w:pPr>
       <w:rPr>
-        <w:u w:val="none"/>
+        <w:rFonts w:ascii="Courier New" w:hAnsi="Courier New"/>
       </w:rPr>
     </w:lvl>
     <w:lvl w:ilvl="2">
       <w:start w:val="1"/>
-      <w:numFmt w:val="lowerRoman"/>
-      <w:lvlText w:val="%3."/>
-      <w:lvlJc w:val="right"/>
+      <w:numFmt w:val="bullet"/>
+      <w:lvlText w:val=""/>
+      <w:lvlJc w:val="left"/>
       <w:pPr>
-        <w:ind w:left="2160" w:firstLine="1800"/>
+        <w:ind w:left="1800" w:hanging="360"/>
       </w:pPr>
       <w:rPr>
-        <w:u w:val="none"/>
+        <w:rFonts w:ascii="Wingdings" w:hAnsi="Wingdings"/>
       </w:rPr>
     </w:lvl>
     <w:lvl w:ilvl="3">
       <w:start w:val="1"/>
-      <w:numFmt w:val="decimal"/>
-      <w:lvlText w:val="%4."/>
+      <w:numFmt w:val="bullet"/>
+      <w:lvlText w:val=""/>
       <w:lvlJc w:val="left"/>
       <w:pPr>
-        <w:ind w:left="2880" w:firstLine="2520"/>
+        <w:ind w:left="2520" w:hanging="360"/>
       </w:pPr>
       <w:rPr>
-        <w:u w:val="none"/>
+        <w:rFonts w:ascii="Symbol" w:hAnsi="Symbol"/>
       </w:rPr>
     </w:lvl>
     <w:lvl w:ilvl="4">
       <w:start w:val="1"/>
-      <w:numFmt w:val="lowerLetter"/>
-      <w:lvlText w:val="%5."/>
+      <w:numFmt w:val="bullet"/>
+      <w:lvlText w:val="o"/>
       <w:lvlJc w:val="left"/>
       <w:pPr>
-        <w:ind w:left="3600" w:firstLine="3240"/>
+        <w:ind w:left="3240" w:hanging="360"/>
       </w:pPr>
       <w:rPr>
-        <w:u w:val="none"/>
+        <w:rFonts w:ascii="Courier New" w:hAnsi="Courier New"/>
       </w:rPr>
     </w:lvl>
     <w:lvl w:ilvl="5">
       <w:start w:val="1"/>
-      <w:numFmt w:val="lowerRoman"/>
-      <w:lvlText w:val="%6."/>
-      <w:lvlJc w:val="right"/>
+      <w:numFmt w:val="bullet"/>
+      <w:lvlText w:val=""/>
+      <w:lvlJc w:val="left"/>
       <w:pPr>
-        <w:ind w:left="4320" w:firstLine="3960"/>
+        <w:ind w:left="3960" w:hanging="360"/>
       </w:pPr>
       <w:rPr>
-        <w:u w:val="none"/>
+        <w:rFonts w:ascii="Wingdings" w:hAnsi="Wingdings"/>
       </w:rPr>
     </w:lvl>
     <w:lvl w:ilvl="6">
       <w:start w:val="1"/>
-      <w:numFmt w:val="decimal"/>
-      <w:lvlText w:val="%7."/>
+      <w:numFmt w:val="bullet"/>
+      <w:lvlText w:val=""/>
       <w:lvlJc w:val="left"/>
       <w:pPr>
-        <w:ind w:left="5040" w:firstLine="4680"/>
+        <w:ind w:left="4680" w:hanging="360"/>
       </w:pPr>
       <w:rPr>
-        <w:u w:val="none"/>
+        <w:rFonts w:ascii="Symbol" w:hAnsi="Symbol"/>
       </w:rPr>
     </w:lvl>
     <w:lvl w:ilvl="7">
       <w:start w:val="1"/>
-      <w:numFmt w:val="lowerLetter"/>
-      <w:lvlText w:val="%8."/>
+      <w:numFmt w:val="bullet"/>
+      <w:lvlText w:val="o"/>
       <w:lvlJc w:val="left"/>
       <w:pPr>
-        <w:ind w:left="5760" w:firstLine="5400"/>
+        <w:ind w:left="5400" w:hanging="360"/>
       </w:pPr>
       <w:rPr>
-        <w:u w:val="none"/>
+        <w:rFonts w:ascii="Courier New" w:hAnsi="Courier New"/>
       </w:rPr>
     </w:lvl>
     <w:lvl w:ilvl="8">
       <w:start w:val="1"/>
-      <w:numFmt w:val="lowerRoman"/>
-      <w:lvlText w:val="%9."/>
-      <w:lvlJc w:val="right"/>
+      <w:numFmt w:val="bullet"/>
+      <w:lvlText w:val=""/>
+      <w:lvlJc w:val="left"/>
       <w:pPr>
-        <w:ind w:left="6480" w:firstLine="6120"/>
+        <w:ind w:left="6120" w:hanging="360"/>
       </w:pPr>
       <w:rPr>
-        <w:u w:val="none"/>
+        <w:rFonts w:ascii="Wingdings" w:hAnsi="Wingdings"/>
       </w:rPr>
     </w:lvl>
   </w:abstractNum>
-  <w:num w:numId="1" w16cid:durableId="971401304">
-    <w:abstractNumId w:val="2"/>
+  <w:num w:numId="1" w16cid:durableId="2099669191">
+    <w:abstractNumId w:val="0"/>
   </w:num>
-  <w:num w:numId="2" w16cid:durableId="1016659997">
+  <w:num w:numId="2" w16cid:durableId="216477230">
     <w:abstractNumId w:val="1"/>
   </w:num>
-  <w:num w:numId="3" w16cid:durableId="1023701418">
-    <w:abstractNumId w:val="0"/>
+  <w:num w:numId="3" w16cid:durableId="1800607164">
+    <w:abstractNumId w:val="2"/>
   </w:num>
 </w:numbering>
 </file>
